--- a/livrables/Etape_1_expression_besoins_L1.docx
+++ b/livrables/Etape_1_expression_besoins_L1.docx
@@ -327,1852 +327,294 @@
       </w:pPr>
       <w:r>
         <w:lastRenderedPageBreak/>
-        <w:t>1. Contexte du projet</w:t>
-      </w:r>
-    </w:p>
-    <w:p>
-      <w:pPr>
-        <w:spacing w:line="240" w:lineRule="auto"/>
-        <w:rPr>
-          <w:rFonts w:ascii="Aptos Narrow" w:hAnsi="Aptos Narrow"/>
-        </w:rPr>
-      </w:pPr>
+        <w:t xml:space="preserve">1. </w:t>
+      </w:r>
       <w:proofErr w:type="spellStart"/>
       <w:r>
-        <w:rPr>
-          <w:rFonts w:ascii="Aptos Narrow" w:hAnsi="Aptos Narrow"/>
-        </w:rPr>
-        <w:t>SportDataPulse</w:t>
+        <w:t>Contexte</w:t>
       </w:r>
       <w:proofErr w:type="spellEnd"/>
       <w:r>
-        <w:rPr>
-          <w:rFonts w:ascii="Aptos Narrow" w:hAnsi="Aptos Narrow"/>
-        </w:rPr>
-        <w:t xml:space="preserve"> </w:t>
+        <w:t xml:space="preserve"> du </w:t>
       </w:r>
       <w:proofErr w:type="spellStart"/>
       <w:r>
-        <w:rPr>
-          <w:rFonts w:ascii="Aptos Narrow" w:hAnsi="Aptos Narrow"/>
-        </w:rPr>
-        <w:t>accompagne</w:t>
-      </w:r>
-      <w:proofErr w:type="spellEnd"/>
-      <w:r>
-        <w:rPr>
-          <w:rFonts w:ascii="Aptos Narrow" w:hAnsi="Aptos Narrow"/>
-        </w:rPr>
-        <w:t xml:space="preserve"> un club </w:t>
-      </w:r>
-      <w:proofErr w:type="spellStart"/>
-      <w:r>
-        <w:rPr>
-          <w:rFonts w:ascii="Aptos Narrow" w:hAnsi="Aptos Narrow"/>
-        </w:rPr>
-        <w:t>professionnel</w:t>
-      </w:r>
-      <w:proofErr w:type="spellEnd"/>
-      <w:r>
-        <w:rPr>
-          <w:rFonts w:ascii="Aptos Narrow" w:hAnsi="Aptos Narrow"/>
-        </w:rPr>
-        <w:t xml:space="preserve"> français dans </w:t>
-      </w:r>
-      <w:proofErr w:type="spellStart"/>
-      <w:r>
-        <w:rPr>
-          <w:rFonts w:ascii="Aptos Narrow" w:hAnsi="Aptos Narrow"/>
-        </w:rPr>
-        <w:t>l’analyse</w:t>
-      </w:r>
-      <w:proofErr w:type="spellEnd"/>
-      <w:r>
-        <w:rPr>
-          <w:rFonts w:ascii="Aptos Narrow" w:hAnsi="Aptos Narrow"/>
-        </w:rPr>
-        <w:t xml:space="preserve"> des performances de Ligue 1 pour la </w:t>
-      </w:r>
-      <w:proofErr w:type="spellStart"/>
-      <w:r>
-        <w:rPr>
-          <w:rFonts w:ascii="Aptos Narrow" w:hAnsi="Aptos Narrow"/>
-        </w:rPr>
-        <w:t>saison</w:t>
-      </w:r>
-      <w:proofErr w:type="spellEnd"/>
-      <w:r>
-        <w:rPr>
-          <w:rFonts w:ascii="Aptos Narrow" w:hAnsi="Aptos Narrow"/>
-        </w:rPr>
-        <w:t xml:space="preserve"> 2025.</w:t>
-      </w:r>
-    </w:p>
-    <w:p>
-      <w:pPr>
-        <w:spacing w:line="240" w:lineRule="auto"/>
-        <w:rPr>
-          <w:rFonts w:ascii="Aptos Narrow" w:hAnsi="Aptos Narrow"/>
-        </w:rPr>
-      </w:pPr>
-      <w:r>
-        <w:rPr>
-          <w:rFonts w:ascii="Aptos Narrow" w:hAnsi="Aptos Narrow"/>
-        </w:rPr>
-        <w:t xml:space="preserve">Dans un </w:t>
-      </w:r>
-      <w:proofErr w:type="spellStart"/>
-      <w:r>
-        <w:rPr>
-          <w:rFonts w:ascii="Aptos Narrow" w:hAnsi="Aptos Narrow"/>
-        </w:rPr>
-        <w:t>championnat</w:t>
-      </w:r>
-      <w:proofErr w:type="spellEnd"/>
-      <w:r>
-        <w:rPr>
-          <w:rFonts w:ascii="Aptos Narrow" w:hAnsi="Aptos Narrow"/>
-        </w:rPr>
-        <w:t xml:space="preserve"> </w:t>
-      </w:r>
-      <w:proofErr w:type="spellStart"/>
-      <w:r>
-        <w:rPr>
-          <w:rFonts w:ascii="Aptos Narrow" w:hAnsi="Aptos Narrow"/>
-        </w:rPr>
-        <w:t>particulièrement</w:t>
-      </w:r>
-      <w:proofErr w:type="spellEnd"/>
-      <w:r>
-        <w:rPr>
-          <w:rFonts w:ascii="Aptos Narrow" w:hAnsi="Aptos Narrow"/>
-        </w:rPr>
-        <w:t xml:space="preserve"> </w:t>
-      </w:r>
-      <w:proofErr w:type="spellStart"/>
-      <w:r>
-        <w:rPr>
-          <w:rFonts w:ascii="Aptos Narrow" w:hAnsi="Aptos Narrow"/>
-        </w:rPr>
-        <w:t>compétitif</w:t>
-      </w:r>
-      <w:proofErr w:type="spellEnd"/>
-      <w:r>
-        <w:rPr>
-          <w:rFonts w:ascii="Aptos Narrow" w:hAnsi="Aptos Narrow"/>
-        </w:rPr>
-        <w:t xml:space="preserve">, le club </w:t>
-      </w:r>
-      <w:proofErr w:type="spellStart"/>
-      <w:r>
-        <w:rPr>
-          <w:rFonts w:ascii="Aptos Narrow" w:hAnsi="Aptos Narrow"/>
-        </w:rPr>
-        <w:t>souhaite</w:t>
-      </w:r>
-      <w:proofErr w:type="spellEnd"/>
-      <w:r>
-        <w:rPr>
-          <w:rFonts w:ascii="Aptos Narrow" w:hAnsi="Aptos Narrow"/>
-        </w:rPr>
-        <w:t xml:space="preserve"> </w:t>
-      </w:r>
-      <w:proofErr w:type="spellStart"/>
-      <w:r>
-        <w:rPr>
-          <w:rFonts w:ascii="Aptos Narrow" w:hAnsi="Aptos Narrow"/>
-        </w:rPr>
-        <w:t>renforcer</w:t>
-      </w:r>
-      <w:proofErr w:type="spellEnd"/>
-      <w:r>
-        <w:rPr>
-          <w:rFonts w:ascii="Aptos Narrow" w:hAnsi="Aptos Narrow"/>
-        </w:rPr>
-        <w:t xml:space="preserve"> son </w:t>
-      </w:r>
-      <w:proofErr w:type="spellStart"/>
-      <w:r>
-        <w:rPr>
-          <w:rFonts w:ascii="Aptos Narrow" w:hAnsi="Aptos Narrow"/>
-        </w:rPr>
-        <w:t>approche</w:t>
-      </w:r>
-      <w:proofErr w:type="spellEnd"/>
-      <w:r>
-        <w:rPr>
-          <w:rFonts w:ascii="Aptos Narrow" w:hAnsi="Aptos Narrow"/>
-        </w:rPr>
-        <w:t xml:space="preserve"> </w:t>
-      </w:r>
-      <w:proofErr w:type="spellStart"/>
-      <w:r>
-        <w:rPr>
-          <w:rFonts w:ascii="Aptos Narrow" w:hAnsi="Aptos Narrow"/>
-        </w:rPr>
-        <w:t>décisionnelle</w:t>
-      </w:r>
-      <w:proofErr w:type="spellEnd"/>
-      <w:r>
-        <w:rPr>
-          <w:rFonts w:ascii="Aptos Narrow" w:hAnsi="Aptos Narrow"/>
-        </w:rPr>
-        <w:t xml:space="preserve"> </w:t>
-      </w:r>
-      <w:proofErr w:type="spellStart"/>
-      <w:r>
-        <w:rPr>
-          <w:rFonts w:ascii="Aptos Narrow" w:hAnsi="Aptos Narrow"/>
-        </w:rPr>
-        <w:t>en</w:t>
-      </w:r>
-      <w:proofErr w:type="spellEnd"/>
-      <w:r>
-        <w:rPr>
-          <w:rFonts w:ascii="Aptos Narrow" w:hAnsi="Aptos Narrow"/>
-        </w:rPr>
-        <w:t xml:space="preserve"> </w:t>
-      </w:r>
-      <w:proofErr w:type="spellStart"/>
-      <w:r>
-        <w:rPr>
-          <w:rFonts w:ascii="Aptos Narrow" w:hAnsi="Aptos Narrow"/>
-        </w:rPr>
-        <w:t>s’appuyant</w:t>
-      </w:r>
-      <w:proofErr w:type="spellEnd"/>
-      <w:r>
-        <w:rPr>
-          <w:rFonts w:ascii="Aptos Narrow" w:hAnsi="Aptos Narrow"/>
-        </w:rPr>
-        <w:t xml:space="preserve"> sur </w:t>
-      </w:r>
-      <w:proofErr w:type="spellStart"/>
-      <w:r>
-        <w:rPr>
-          <w:rFonts w:ascii="Aptos Narrow" w:hAnsi="Aptos Narrow"/>
-        </w:rPr>
-        <w:t>l’exploitation</w:t>
-      </w:r>
-      <w:proofErr w:type="spellEnd"/>
-      <w:r>
-        <w:rPr>
-          <w:rFonts w:ascii="Aptos Narrow" w:hAnsi="Aptos Narrow"/>
-        </w:rPr>
-        <w:t xml:space="preserve"> des données </w:t>
-      </w:r>
-      <w:proofErr w:type="spellStart"/>
-      <w:r>
-        <w:rPr>
-          <w:rFonts w:ascii="Aptos Narrow" w:hAnsi="Aptos Narrow"/>
-        </w:rPr>
-        <w:t>afin</w:t>
-      </w:r>
-      <w:proofErr w:type="spellEnd"/>
-      <w:r>
-        <w:rPr>
-          <w:rFonts w:ascii="Aptos Narrow" w:hAnsi="Aptos Narrow"/>
-        </w:rPr>
-        <w:t xml:space="preserve"> </w:t>
-      </w:r>
-      <w:proofErr w:type="spellStart"/>
-      <w:r>
-        <w:rPr>
-          <w:rFonts w:ascii="Aptos Narrow" w:hAnsi="Aptos Narrow"/>
-        </w:rPr>
-        <w:t>d’objectiver</w:t>
-      </w:r>
-      <w:proofErr w:type="spellEnd"/>
-      <w:r>
-        <w:rPr>
-          <w:rFonts w:ascii="Aptos Narrow" w:hAnsi="Aptos Narrow"/>
-        </w:rPr>
-        <w:t xml:space="preserve"> les choix </w:t>
-      </w:r>
-      <w:proofErr w:type="spellStart"/>
-      <w:r>
-        <w:rPr>
-          <w:rFonts w:ascii="Aptos Narrow" w:hAnsi="Aptos Narrow"/>
-        </w:rPr>
-        <w:t>sportifs</w:t>
-      </w:r>
-      <w:proofErr w:type="spellEnd"/>
-      <w:r>
-        <w:rPr>
-          <w:rFonts w:ascii="Aptos Narrow" w:hAnsi="Aptos Narrow"/>
-        </w:rPr>
-        <w:t xml:space="preserve">, </w:t>
-      </w:r>
-      <w:proofErr w:type="spellStart"/>
-      <w:r>
-        <w:rPr>
-          <w:rFonts w:ascii="Aptos Narrow" w:hAnsi="Aptos Narrow"/>
-        </w:rPr>
-        <w:t>d’améliorer</w:t>
-      </w:r>
-      <w:proofErr w:type="spellEnd"/>
-      <w:r>
-        <w:rPr>
-          <w:rFonts w:ascii="Aptos Narrow" w:hAnsi="Aptos Narrow"/>
-        </w:rPr>
-        <w:t xml:space="preserve"> la </w:t>
-      </w:r>
-      <w:proofErr w:type="spellStart"/>
-      <w:r>
-        <w:rPr>
-          <w:rFonts w:ascii="Aptos Narrow" w:hAnsi="Aptos Narrow"/>
-        </w:rPr>
-        <w:t>préparation</w:t>
-      </w:r>
-      <w:proofErr w:type="spellEnd"/>
-      <w:r>
-        <w:rPr>
-          <w:rFonts w:ascii="Aptos Narrow" w:hAnsi="Aptos Narrow"/>
-        </w:rPr>
-        <w:t xml:space="preserve"> </w:t>
-      </w:r>
-      <w:proofErr w:type="spellStart"/>
-      <w:r>
-        <w:rPr>
-          <w:rFonts w:ascii="Aptos Narrow" w:hAnsi="Aptos Narrow"/>
-        </w:rPr>
-        <w:t>tactique</w:t>
-      </w:r>
-      <w:proofErr w:type="spellEnd"/>
-      <w:r>
-        <w:rPr>
-          <w:rFonts w:ascii="Aptos Narrow" w:hAnsi="Aptos Narrow"/>
-        </w:rPr>
-        <w:t xml:space="preserve"> et </w:t>
-      </w:r>
-      <w:proofErr w:type="spellStart"/>
-      <w:r>
-        <w:rPr>
-          <w:rFonts w:ascii="Aptos Narrow" w:hAnsi="Aptos Narrow"/>
-        </w:rPr>
-        <w:t>d’identifier</w:t>
-      </w:r>
-      <w:proofErr w:type="spellEnd"/>
-      <w:r>
-        <w:rPr>
-          <w:rFonts w:ascii="Aptos Narrow" w:hAnsi="Aptos Narrow"/>
-        </w:rPr>
-        <w:t xml:space="preserve"> les </w:t>
-      </w:r>
-      <w:proofErr w:type="spellStart"/>
-      <w:r>
-        <w:rPr>
-          <w:rFonts w:ascii="Aptos Narrow" w:hAnsi="Aptos Narrow"/>
-        </w:rPr>
-        <w:t>profils</w:t>
-      </w:r>
-      <w:proofErr w:type="spellEnd"/>
-      <w:r>
-        <w:rPr>
-          <w:rFonts w:ascii="Aptos Narrow" w:hAnsi="Aptos Narrow"/>
-        </w:rPr>
-        <w:t xml:space="preserve"> de </w:t>
-      </w:r>
-      <w:proofErr w:type="spellStart"/>
-      <w:r>
-        <w:rPr>
-          <w:rFonts w:ascii="Aptos Narrow" w:hAnsi="Aptos Narrow"/>
-        </w:rPr>
-        <w:t>joueurs</w:t>
-      </w:r>
-      <w:proofErr w:type="spellEnd"/>
-      <w:r>
-        <w:rPr>
-          <w:rFonts w:ascii="Aptos Narrow" w:hAnsi="Aptos Narrow"/>
-        </w:rPr>
-        <w:t xml:space="preserve"> les plus performants.</w:t>
-      </w:r>
-    </w:p>
-    <w:p>
-      <w:pPr>
-        <w:spacing w:line="240" w:lineRule="auto"/>
-        <w:rPr>
-          <w:rFonts w:ascii="Aptos Narrow" w:hAnsi="Aptos Narrow"/>
-        </w:rPr>
-      </w:pPr>
-      <w:proofErr w:type="spellStart"/>
-      <w:r>
-        <w:rPr>
-          <w:rFonts w:ascii="Aptos Narrow" w:hAnsi="Aptos Narrow"/>
-        </w:rPr>
-        <w:t>L’enjeu</w:t>
-      </w:r>
-      <w:proofErr w:type="spellEnd"/>
-      <w:r>
-        <w:rPr>
-          <w:rFonts w:ascii="Aptos Narrow" w:hAnsi="Aptos Narrow"/>
-        </w:rPr>
-        <w:t xml:space="preserve"> principal </w:t>
-      </w:r>
-      <w:proofErr w:type="spellStart"/>
-      <w:r>
-        <w:rPr>
-          <w:rFonts w:ascii="Aptos Narrow" w:hAnsi="Aptos Narrow"/>
-        </w:rPr>
-        <w:t>est</w:t>
-      </w:r>
-      <w:proofErr w:type="spellEnd"/>
-      <w:r>
-        <w:rPr>
-          <w:rFonts w:ascii="Aptos Narrow" w:hAnsi="Aptos Narrow"/>
-        </w:rPr>
-        <w:t xml:space="preserve"> de passer </w:t>
-      </w:r>
-      <w:proofErr w:type="spellStart"/>
-      <w:r>
-        <w:rPr>
-          <w:rFonts w:ascii="Aptos Narrow" w:hAnsi="Aptos Narrow"/>
-        </w:rPr>
-        <w:t>d’une</w:t>
-      </w:r>
-      <w:proofErr w:type="spellEnd"/>
-      <w:r>
-        <w:rPr>
-          <w:rFonts w:ascii="Aptos Narrow" w:hAnsi="Aptos Narrow"/>
-        </w:rPr>
-        <w:t xml:space="preserve"> </w:t>
-      </w:r>
-      <w:proofErr w:type="spellStart"/>
-      <w:r>
-        <w:rPr>
-          <w:rFonts w:ascii="Aptos Narrow" w:hAnsi="Aptos Narrow"/>
-        </w:rPr>
-        <w:t>approche</w:t>
-      </w:r>
-      <w:proofErr w:type="spellEnd"/>
-      <w:r>
-        <w:rPr>
-          <w:rFonts w:ascii="Aptos Narrow" w:hAnsi="Aptos Narrow"/>
-        </w:rPr>
-        <w:t xml:space="preserve"> intuitive à </w:t>
-      </w:r>
-      <w:proofErr w:type="spellStart"/>
-      <w:r>
-        <w:rPr>
-          <w:rFonts w:ascii="Aptos Narrow" w:hAnsi="Aptos Narrow"/>
-        </w:rPr>
-        <w:t>une</w:t>
-      </w:r>
-      <w:proofErr w:type="spellEnd"/>
-      <w:r>
-        <w:rPr>
-          <w:rFonts w:ascii="Aptos Narrow" w:hAnsi="Aptos Narrow"/>
-        </w:rPr>
-        <w:t xml:space="preserve"> </w:t>
-      </w:r>
-      <w:proofErr w:type="spellStart"/>
-      <w:r>
-        <w:rPr>
-          <w:rFonts w:ascii="Aptos Narrow" w:hAnsi="Aptos Narrow"/>
-        </w:rPr>
-        <w:t>approche</w:t>
-      </w:r>
-      <w:proofErr w:type="spellEnd"/>
-      <w:r>
-        <w:rPr>
-          <w:rFonts w:ascii="Aptos Narrow" w:hAnsi="Aptos Narrow"/>
-        </w:rPr>
-        <w:t xml:space="preserve"> data-driven, </w:t>
-      </w:r>
-      <w:proofErr w:type="spellStart"/>
-      <w:r>
-        <w:rPr>
-          <w:rFonts w:ascii="Aptos Narrow" w:hAnsi="Aptos Narrow"/>
-        </w:rPr>
-        <w:t>permettant</w:t>
-      </w:r>
-      <w:proofErr w:type="spellEnd"/>
-      <w:r>
-        <w:rPr>
-          <w:rFonts w:ascii="Aptos Narrow" w:hAnsi="Aptos Narrow"/>
-        </w:rPr>
-        <w:t xml:space="preserve"> </w:t>
-      </w:r>
-      <w:proofErr w:type="spellStart"/>
-      <w:r>
-        <w:rPr>
-          <w:rFonts w:ascii="Aptos Narrow" w:hAnsi="Aptos Narrow"/>
-        </w:rPr>
-        <w:t>d’appuyer</w:t>
-      </w:r>
-      <w:proofErr w:type="spellEnd"/>
-      <w:r>
-        <w:rPr>
-          <w:rFonts w:ascii="Aptos Narrow" w:hAnsi="Aptos Narrow"/>
-        </w:rPr>
-        <w:t xml:space="preserve"> les </w:t>
-      </w:r>
-      <w:proofErr w:type="spellStart"/>
-      <w:r>
-        <w:rPr>
-          <w:rFonts w:ascii="Aptos Narrow" w:hAnsi="Aptos Narrow"/>
-        </w:rPr>
-        <w:t>décisions</w:t>
-      </w:r>
-      <w:proofErr w:type="spellEnd"/>
-      <w:r>
-        <w:rPr>
-          <w:rFonts w:ascii="Aptos Narrow" w:hAnsi="Aptos Narrow"/>
-        </w:rPr>
-        <w:t xml:space="preserve"> du staff sur des </w:t>
-      </w:r>
-      <w:proofErr w:type="spellStart"/>
-      <w:r>
-        <w:rPr>
-          <w:rFonts w:ascii="Aptos Narrow" w:hAnsi="Aptos Narrow"/>
-        </w:rPr>
-        <w:t>indicateurs</w:t>
-      </w:r>
-      <w:proofErr w:type="spellEnd"/>
-      <w:r>
-        <w:rPr>
-          <w:rFonts w:ascii="Aptos Narrow" w:hAnsi="Aptos Narrow"/>
-        </w:rPr>
-        <w:t xml:space="preserve"> </w:t>
-      </w:r>
-      <w:proofErr w:type="spellStart"/>
-      <w:r>
-        <w:rPr>
-          <w:rFonts w:ascii="Aptos Narrow" w:hAnsi="Aptos Narrow"/>
-        </w:rPr>
-        <w:t>fiables</w:t>
-      </w:r>
-      <w:proofErr w:type="spellEnd"/>
-      <w:r>
-        <w:rPr>
-          <w:rFonts w:ascii="Aptos Narrow" w:hAnsi="Aptos Narrow"/>
-        </w:rPr>
-        <w:t xml:space="preserve"> et </w:t>
-      </w:r>
-      <w:proofErr w:type="spellStart"/>
-      <w:r>
-        <w:rPr>
-          <w:rFonts w:ascii="Aptos Narrow" w:hAnsi="Aptos Narrow"/>
-        </w:rPr>
-        <w:t>mesurables</w:t>
-      </w:r>
-      <w:proofErr w:type="spellEnd"/>
-      <w:r>
-        <w:rPr>
-          <w:rFonts w:ascii="Aptos Narrow" w:hAnsi="Aptos Narrow"/>
-        </w:rPr>
-        <w:t>.</w:t>
-      </w:r>
-    </w:p>
-    <w:p>
-      <w:pPr>
-        <w:spacing w:line="240" w:lineRule="auto"/>
-        <w:rPr>
-          <w:rFonts w:ascii="Aptos Narrow" w:hAnsi="Aptos Narrow"/>
-        </w:rPr>
-      </w:pPr>
-      <w:r>
-        <w:rPr>
-          <w:rFonts w:ascii="Aptos Narrow" w:hAnsi="Aptos Narrow"/>
-        </w:rPr>
-        <w:t xml:space="preserve">La </w:t>
-      </w:r>
-      <w:proofErr w:type="spellStart"/>
-      <w:r>
-        <w:rPr>
-          <w:rFonts w:ascii="Aptos Narrow" w:hAnsi="Aptos Narrow"/>
-        </w:rPr>
-        <w:t>demande</w:t>
-      </w:r>
-      <w:proofErr w:type="spellEnd"/>
-      <w:r>
-        <w:rPr>
-          <w:rFonts w:ascii="Aptos Narrow" w:hAnsi="Aptos Narrow"/>
-        </w:rPr>
-        <w:t xml:space="preserve"> </w:t>
-      </w:r>
-      <w:proofErr w:type="spellStart"/>
-      <w:r>
-        <w:rPr>
-          <w:rFonts w:ascii="Aptos Narrow" w:hAnsi="Aptos Narrow"/>
-        </w:rPr>
-        <w:t>formulée</w:t>
-      </w:r>
-      <w:proofErr w:type="spellEnd"/>
-      <w:r>
-        <w:rPr>
-          <w:rFonts w:ascii="Aptos Narrow" w:hAnsi="Aptos Narrow"/>
-        </w:rPr>
-        <w:t xml:space="preserve"> par </w:t>
-      </w:r>
-      <w:proofErr w:type="spellStart"/>
-      <w:r>
-        <w:rPr>
-          <w:rFonts w:ascii="Aptos Narrow" w:hAnsi="Aptos Narrow"/>
-        </w:rPr>
-        <w:t>Jérémy</w:t>
-      </w:r>
-      <w:proofErr w:type="spellEnd"/>
-      <w:r>
-        <w:rPr>
-          <w:rFonts w:ascii="Aptos Narrow" w:hAnsi="Aptos Narrow"/>
-        </w:rPr>
-        <w:t xml:space="preserve">, </w:t>
-      </w:r>
-      <w:proofErr w:type="spellStart"/>
-      <w:r>
-        <w:rPr>
-          <w:rFonts w:ascii="Aptos Narrow" w:hAnsi="Aptos Narrow"/>
-        </w:rPr>
-        <w:t>directeur</w:t>
-      </w:r>
-      <w:proofErr w:type="spellEnd"/>
-      <w:r>
-        <w:rPr>
-          <w:rFonts w:ascii="Aptos Narrow" w:hAnsi="Aptos Narrow"/>
-        </w:rPr>
-        <w:t xml:space="preserve"> sportif, </w:t>
-      </w:r>
-      <w:proofErr w:type="spellStart"/>
-      <w:r>
-        <w:rPr>
-          <w:rFonts w:ascii="Aptos Narrow" w:hAnsi="Aptos Narrow"/>
-        </w:rPr>
-        <w:t>consiste</w:t>
-      </w:r>
-      <w:proofErr w:type="spellEnd"/>
-      <w:r>
-        <w:rPr>
-          <w:rFonts w:ascii="Aptos Narrow" w:hAnsi="Aptos Narrow"/>
-        </w:rPr>
-        <w:t xml:space="preserve"> dans un premier temps à </w:t>
-      </w:r>
-      <w:proofErr w:type="spellStart"/>
-      <w:r>
-        <w:rPr>
-          <w:rFonts w:ascii="Aptos Narrow" w:hAnsi="Aptos Narrow"/>
-        </w:rPr>
-        <w:t>reformuler</w:t>
-      </w:r>
-      <w:proofErr w:type="spellEnd"/>
-      <w:r>
-        <w:rPr>
-          <w:rFonts w:ascii="Aptos Narrow" w:hAnsi="Aptos Narrow"/>
-        </w:rPr>
-        <w:t xml:space="preserve"> </w:t>
-      </w:r>
-      <w:proofErr w:type="spellStart"/>
-      <w:r>
-        <w:rPr>
-          <w:rFonts w:ascii="Aptos Narrow" w:hAnsi="Aptos Narrow"/>
-        </w:rPr>
-        <w:t>clairement</w:t>
-      </w:r>
-      <w:proofErr w:type="spellEnd"/>
-      <w:r>
-        <w:rPr>
-          <w:rFonts w:ascii="Aptos Narrow" w:hAnsi="Aptos Narrow"/>
-        </w:rPr>
-        <w:t xml:space="preserve"> le </w:t>
-      </w:r>
-      <w:proofErr w:type="spellStart"/>
-      <w:r>
-        <w:rPr>
-          <w:rFonts w:ascii="Aptos Narrow" w:hAnsi="Aptos Narrow"/>
-        </w:rPr>
-        <w:t>besoin</w:t>
-      </w:r>
-      <w:proofErr w:type="spellEnd"/>
-      <w:r>
-        <w:rPr>
-          <w:rFonts w:ascii="Aptos Narrow" w:hAnsi="Aptos Narrow"/>
-        </w:rPr>
-        <w:t xml:space="preserve"> </w:t>
-      </w:r>
-      <w:proofErr w:type="spellStart"/>
-      <w:r>
-        <w:rPr>
-          <w:rFonts w:ascii="Aptos Narrow" w:hAnsi="Aptos Narrow"/>
-        </w:rPr>
-        <w:t>afin</w:t>
-      </w:r>
-      <w:proofErr w:type="spellEnd"/>
-      <w:r>
-        <w:rPr>
-          <w:rFonts w:ascii="Aptos Narrow" w:hAnsi="Aptos Narrow"/>
-        </w:rPr>
-        <w:t xml:space="preserve"> de </w:t>
-      </w:r>
-      <w:proofErr w:type="spellStart"/>
-      <w:r>
-        <w:rPr>
-          <w:rFonts w:ascii="Aptos Narrow" w:hAnsi="Aptos Narrow"/>
-        </w:rPr>
-        <w:t>valider</w:t>
-      </w:r>
-      <w:proofErr w:type="spellEnd"/>
-      <w:r>
-        <w:rPr>
-          <w:rFonts w:ascii="Aptos Narrow" w:hAnsi="Aptos Narrow"/>
-        </w:rPr>
-        <w:t xml:space="preserve"> la </w:t>
-      </w:r>
-      <w:proofErr w:type="spellStart"/>
-      <w:r>
-        <w:rPr>
-          <w:rFonts w:ascii="Aptos Narrow" w:hAnsi="Aptos Narrow"/>
-        </w:rPr>
-        <w:t>compréhension</w:t>
-      </w:r>
-      <w:proofErr w:type="spellEnd"/>
-      <w:r>
-        <w:rPr>
-          <w:rFonts w:ascii="Aptos Narrow" w:hAnsi="Aptos Narrow"/>
-        </w:rPr>
-        <w:t xml:space="preserve"> du </w:t>
-      </w:r>
-      <w:proofErr w:type="spellStart"/>
-      <w:r>
-        <w:rPr>
-          <w:rFonts w:ascii="Aptos Narrow" w:hAnsi="Aptos Narrow"/>
-        </w:rPr>
         <w:t>projet</w:t>
-      </w:r>
-      <w:proofErr w:type="spellEnd"/>
-      <w:r>
-        <w:rPr>
-          <w:rFonts w:ascii="Aptos Narrow" w:hAnsi="Aptos Narrow"/>
-        </w:rPr>
-        <w:t xml:space="preserve">. </w:t>
-      </w:r>
-      <w:proofErr w:type="spellStart"/>
-      <w:r>
-        <w:rPr>
-          <w:rFonts w:ascii="Aptos Narrow" w:hAnsi="Aptos Narrow"/>
-        </w:rPr>
-        <w:t>Cette</w:t>
-      </w:r>
-      <w:proofErr w:type="spellEnd"/>
-      <w:r>
-        <w:rPr>
-          <w:rFonts w:ascii="Aptos Narrow" w:hAnsi="Aptos Narrow"/>
-        </w:rPr>
-        <w:t xml:space="preserve"> étape </w:t>
-      </w:r>
-      <w:proofErr w:type="spellStart"/>
-      <w:r>
-        <w:rPr>
-          <w:rFonts w:ascii="Aptos Narrow" w:hAnsi="Aptos Narrow"/>
-        </w:rPr>
-        <w:t>précède</w:t>
-      </w:r>
-      <w:proofErr w:type="spellEnd"/>
-      <w:r>
-        <w:rPr>
-          <w:rFonts w:ascii="Aptos Narrow" w:hAnsi="Aptos Narrow"/>
-        </w:rPr>
-        <w:t xml:space="preserve"> la </w:t>
-      </w:r>
-      <w:proofErr w:type="spellStart"/>
-      <w:r>
-        <w:rPr>
-          <w:rFonts w:ascii="Aptos Narrow" w:hAnsi="Aptos Narrow"/>
-        </w:rPr>
-        <w:t>modélisation</w:t>
-      </w:r>
-      <w:proofErr w:type="spellEnd"/>
-      <w:r>
-        <w:rPr>
-          <w:rFonts w:ascii="Aptos Narrow" w:hAnsi="Aptos Narrow"/>
-        </w:rPr>
-        <w:t xml:space="preserve"> de la base de données, le </w:t>
-      </w:r>
-      <w:proofErr w:type="spellStart"/>
-      <w:r>
-        <w:rPr>
-          <w:rFonts w:ascii="Aptos Narrow" w:hAnsi="Aptos Narrow"/>
-        </w:rPr>
-        <w:t>chargement</w:t>
-      </w:r>
-      <w:proofErr w:type="spellEnd"/>
-      <w:r>
-        <w:rPr>
-          <w:rFonts w:ascii="Aptos Narrow" w:hAnsi="Aptos Narrow"/>
-        </w:rPr>
-        <w:t xml:space="preserve"> des </w:t>
-      </w:r>
-      <w:proofErr w:type="spellStart"/>
-      <w:r>
-        <w:rPr>
-          <w:rFonts w:ascii="Aptos Narrow" w:hAnsi="Aptos Narrow"/>
-        </w:rPr>
-        <w:t>fichiers</w:t>
-      </w:r>
-      <w:proofErr w:type="spellEnd"/>
-      <w:r>
-        <w:rPr>
-          <w:rFonts w:ascii="Aptos Narrow" w:hAnsi="Aptos Narrow"/>
-        </w:rPr>
-        <w:t xml:space="preserve"> et la </w:t>
-      </w:r>
-      <w:proofErr w:type="spellStart"/>
-      <w:r>
-        <w:rPr>
-          <w:rFonts w:ascii="Aptos Narrow" w:hAnsi="Aptos Narrow"/>
-        </w:rPr>
-        <w:t>réalisation</w:t>
-      </w:r>
-      <w:proofErr w:type="spellEnd"/>
-      <w:r>
-        <w:rPr>
-          <w:rFonts w:ascii="Aptos Narrow" w:hAnsi="Aptos Narrow"/>
-        </w:rPr>
-        <w:t xml:space="preserve"> des analyses SQL </w:t>
-      </w:r>
-      <w:proofErr w:type="spellStart"/>
-      <w:r>
-        <w:rPr>
-          <w:rFonts w:ascii="Aptos Narrow" w:hAnsi="Aptos Narrow"/>
-        </w:rPr>
-        <w:t>nécessaires</w:t>
-      </w:r>
-      <w:proofErr w:type="spellEnd"/>
-      <w:r>
-        <w:rPr>
-          <w:rFonts w:ascii="Aptos Narrow" w:hAnsi="Aptos Narrow"/>
-        </w:rPr>
-        <w:t xml:space="preserve"> à la </w:t>
-      </w:r>
-      <w:proofErr w:type="spellStart"/>
-      <w:r>
-        <w:rPr>
-          <w:rFonts w:ascii="Aptos Narrow" w:hAnsi="Aptos Narrow"/>
-        </w:rPr>
-        <w:t>prise</w:t>
-      </w:r>
-      <w:proofErr w:type="spellEnd"/>
-      <w:r>
-        <w:rPr>
-          <w:rFonts w:ascii="Aptos Narrow" w:hAnsi="Aptos Narrow"/>
-        </w:rPr>
-        <w:t xml:space="preserve"> de </w:t>
-      </w:r>
-      <w:proofErr w:type="spellStart"/>
-      <w:r>
-        <w:rPr>
-          <w:rFonts w:ascii="Aptos Narrow" w:hAnsi="Aptos Narrow"/>
-        </w:rPr>
-        <w:t>décision</w:t>
-      </w:r>
-      <w:proofErr w:type="spellEnd"/>
-      <w:r>
-        <w:rPr>
-          <w:rFonts w:ascii="Aptos Narrow" w:hAnsi="Aptos Narrow"/>
-        </w:rPr>
-        <w:t>.</w:t>
-      </w:r>
-    </w:p>
-    <w:p>
-      <w:pPr>
-        <w:pStyle w:val="Titre1"/>
-        <w:spacing w:before="0" w:after="240"/>
-      </w:pPr>
-      <w:r>
-        <w:t xml:space="preserve">2. </w:t>
-      </w:r>
-      <w:proofErr w:type="spellStart"/>
-      <w:r>
-        <w:t>Objectifs</w:t>
-      </w:r>
-      <w:proofErr w:type="spellEnd"/>
-      <w:r>
-        <w:t xml:space="preserve"> </w:t>
-      </w:r>
-      <w:r>
-        <w:t>métier</w:t>
-      </w:r>
-    </w:p>
-    <w:p>
-      <w:pPr>
-        <w:spacing w:before="36" w:after="36" w:line="240" w:lineRule="auto"/>
-        <w:rPr>
-          <w:rFonts w:ascii="Aptos Narrow" w:hAnsi="Aptos Narrow"/>
-        </w:rPr>
-      </w:pPr>
-      <w:proofErr w:type="spellStart"/>
-      <w:r>
-        <w:rPr>
-          <w:rFonts w:ascii="Aptos Narrow" w:hAnsi="Aptos Narrow"/>
-        </w:rPr>
-        <w:t>Objectifs</w:t>
-      </w:r>
-      <w:proofErr w:type="spellEnd"/>
-      <w:r>
-        <w:rPr>
-          <w:rFonts w:ascii="Aptos Narrow" w:hAnsi="Aptos Narrow"/>
-        </w:rPr>
-        <w:t xml:space="preserve"> </w:t>
-      </w:r>
-      <w:proofErr w:type="spellStart"/>
-      <w:r>
-        <w:rPr>
-          <w:rFonts w:ascii="Aptos Narrow" w:hAnsi="Aptos Narrow"/>
-        </w:rPr>
-        <w:t>stratégiques</w:t>
-      </w:r>
-      <w:proofErr w:type="spellEnd"/>
-      <w:r>
-        <w:rPr>
-          <w:rFonts w:ascii="Aptos Narrow" w:hAnsi="Aptos Narrow"/>
-        </w:rPr>
-        <w:t>:</w:t>
-      </w:r>
-      <w:r>
-        <w:rPr>
-          <w:rFonts w:ascii="Aptos Narrow" w:hAnsi="Aptos Narrow"/>
-        </w:rPr>
-        <w:t xml:space="preserve"> </w:t>
-      </w:r>
-    </w:p>
-    <w:p>
-      <w:pPr>
-        <w:pStyle w:val="Paragraphedeliste"/>
-        <w:numPr>
-          <w:ilvl w:val="0"/>
-          <w:numId w:val="11"/>
-        </w:numPr>
-        <w:spacing w:before="36" w:after="36" w:line="240" w:lineRule="auto"/>
-        <w:rPr>
-          <w:rFonts w:ascii="Aptos Narrow" w:eastAsia="Cambria" w:hAnsi="Aptos Narrow" w:cs="Times New Roman"/>
-        </w:rPr>
-      </w:pPr>
-      <w:proofErr w:type="spellStart"/>
-      <w:r>
-        <w:rPr>
-          <w:rFonts w:ascii="Aptos Narrow" w:hAnsi="Aptos Narrow"/>
-        </w:rPr>
-        <w:t>Renforcer</w:t>
-      </w:r>
-      <w:proofErr w:type="spellEnd"/>
-      <w:r>
-        <w:rPr>
-          <w:rFonts w:ascii="Aptos Narrow" w:hAnsi="Aptos Narrow"/>
-        </w:rPr>
-        <w:t xml:space="preserve"> la </w:t>
-      </w:r>
-      <w:proofErr w:type="spellStart"/>
-      <w:r>
-        <w:rPr>
-          <w:rFonts w:ascii="Aptos Narrow" w:hAnsi="Aptos Narrow"/>
-        </w:rPr>
-        <w:t>prise</w:t>
-      </w:r>
-      <w:proofErr w:type="spellEnd"/>
-      <w:r>
-        <w:rPr>
-          <w:rFonts w:ascii="Aptos Narrow" w:hAnsi="Aptos Narrow"/>
-        </w:rPr>
-        <w:t xml:space="preserve"> de </w:t>
-      </w:r>
-      <w:proofErr w:type="spellStart"/>
-      <w:r>
-        <w:rPr>
-          <w:rFonts w:ascii="Aptos Narrow" w:hAnsi="Aptos Narrow"/>
-        </w:rPr>
-        <w:t>décision</w:t>
-      </w:r>
-      <w:proofErr w:type="spellEnd"/>
-      <w:r>
-        <w:rPr>
-          <w:rFonts w:ascii="Aptos Narrow" w:hAnsi="Aptos Narrow"/>
-        </w:rPr>
-        <w:t xml:space="preserve"> sportive </w:t>
-      </w:r>
-      <w:proofErr w:type="spellStart"/>
-      <w:r>
-        <w:rPr>
-          <w:rFonts w:ascii="Aptos Narrow" w:hAnsi="Aptos Narrow"/>
-        </w:rPr>
-        <w:t>en</w:t>
-      </w:r>
-      <w:proofErr w:type="spellEnd"/>
-      <w:r>
-        <w:rPr>
-          <w:rFonts w:ascii="Aptos Narrow" w:hAnsi="Aptos Narrow"/>
-        </w:rPr>
-        <w:t xml:space="preserve"> </w:t>
-      </w:r>
-      <w:proofErr w:type="spellStart"/>
-      <w:r>
-        <w:rPr>
-          <w:rFonts w:ascii="Aptos Narrow" w:hAnsi="Aptos Narrow"/>
-        </w:rPr>
-        <w:t>s’appuyant</w:t>
-      </w:r>
-      <w:proofErr w:type="spellEnd"/>
-      <w:r>
-        <w:rPr>
-          <w:rFonts w:ascii="Aptos Narrow" w:hAnsi="Aptos Narrow"/>
-        </w:rPr>
-        <w:t xml:space="preserve"> sur des </w:t>
-      </w:r>
-      <w:proofErr w:type="spellStart"/>
-      <w:r>
-        <w:rPr>
-          <w:rFonts w:ascii="Aptos Narrow" w:hAnsi="Aptos Narrow"/>
-        </w:rPr>
-        <w:t>indicateurs</w:t>
-      </w:r>
-      <w:proofErr w:type="spellEnd"/>
-      <w:r>
-        <w:rPr>
-          <w:rFonts w:ascii="Aptos Narrow" w:hAnsi="Aptos Narrow"/>
-        </w:rPr>
-        <w:t xml:space="preserve"> </w:t>
-      </w:r>
-      <w:proofErr w:type="spellStart"/>
-      <w:r>
-        <w:rPr>
-          <w:rFonts w:ascii="Aptos Narrow" w:hAnsi="Aptos Narrow"/>
-        </w:rPr>
-        <w:t>fiables</w:t>
-      </w:r>
-      <w:proofErr w:type="spellEnd"/>
-      <w:r>
-        <w:rPr>
-          <w:rFonts w:ascii="Aptos Narrow" w:hAnsi="Aptos Narrow"/>
-        </w:rPr>
-        <w:t xml:space="preserve"> et </w:t>
-      </w:r>
-      <w:proofErr w:type="spellStart"/>
-      <w:r>
-        <w:rPr>
-          <w:rFonts w:ascii="Aptos Narrow" w:hAnsi="Aptos Narrow"/>
-        </w:rPr>
-        <w:t>mesurables</w:t>
-      </w:r>
-      <w:proofErr w:type="spellEnd"/>
-      <w:r>
-        <w:rPr>
-          <w:rFonts w:ascii="Aptos Narrow" w:hAnsi="Aptos Narrow"/>
-        </w:rPr>
-        <w:t>.</w:t>
-      </w:r>
-    </w:p>
-    <w:p>
-      <w:pPr>
-        <w:pStyle w:val="Paragraphedeliste"/>
-        <w:numPr>
-          <w:ilvl w:val="0"/>
-          <w:numId w:val="11"/>
-        </w:numPr>
-        <w:spacing w:before="36" w:after="36" w:line="240" w:lineRule="auto"/>
-        <w:rPr>
-          <w:rFonts w:ascii="Aptos Narrow" w:eastAsia="Cambria" w:hAnsi="Aptos Narrow" w:cs="Times New Roman"/>
-        </w:rPr>
-      </w:pPr>
-      <w:proofErr w:type="spellStart"/>
-      <w:r>
-        <w:rPr>
-          <w:rFonts w:ascii="Aptos Narrow" w:hAnsi="Aptos Narrow"/>
-        </w:rPr>
-        <w:t>Améliorer</w:t>
-      </w:r>
-      <w:proofErr w:type="spellEnd"/>
-      <w:r>
-        <w:rPr>
-          <w:rFonts w:ascii="Aptos Narrow" w:hAnsi="Aptos Narrow"/>
-        </w:rPr>
-        <w:t xml:space="preserve"> les performances collectives et </w:t>
-      </w:r>
-      <w:proofErr w:type="spellStart"/>
-      <w:r>
-        <w:rPr>
-          <w:rFonts w:ascii="Aptos Narrow" w:hAnsi="Aptos Narrow"/>
-        </w:rPr>
-        <w:t>individuelles</w:t>
-      </w:r>
-      <w:proofErr w:type="spellEnd"/>
-      <w:r>
-        <w:rPr>
-          <w:rFonts w:ascii="Aptos Narrow" w:hAnsi="Aptos Narrow"/>
-        </w:rPr>
-        <w:t xml:space="preserve"> grâce à </w:t>
-      </w:r>
-      <w:proofErr w:type="spellStart"/>
-      <w:r>
-        <w:rPr>
-          <w:rFonts w:ascii="Aptos Narrow" w:hAnsi="Aptos Narrow"/>
-        </w:rPr>
-        <w:t>l’analyse</w:t>
-      </w:r>
-      <w:proofErr w:type="spellEnd"/>
-      <w:r>
-        <w:rPr>
-          <w:rFonts w:ascii="Aptos Narrow" w:hAnsi="Aptos Narrow"/>
-        </w:rPr>
-        <w:t xml:space="preserve"> des données.</w:t>
-      </w:r>
-    </w:p>
-    <w:p>
-      <w:pPr>
-        <w:pStyle w:val="Paragraphedeliste"/>
-        <w:numPr>
-          <w:ilvl w:val="0"/>
-          <w:numId w:val="11"/>
-        </w:numPr>
-        <w:spacing w:before="36" w:after="36" w:line="240" w:lineRule="auto"/>
-        <w:rPr>
-          <w:rFonts w:ascii="Aptos Narrow" w:eastAsia="Cambria" w:hAnsi="Aptos Narrow" w:cs="Times New Roman"/>
-        </w:rPr>
-      </w:pPr>
-      <w:proofErr w:type="spellStart"/>
-      <w:r>
-        <w:rPr>
-          <w:rFonts w:ascii="Aptos Narrow" w:hAnsi="Aptos Narrow"/>
-        </w:rPr>
-        <w:t>Optimiser</w:t>
-      </w:r>
-      <w:proofErr w:type="spellEnd"/>
-      <w:r>
-        <w:rPr>
-          <w:rFonts w:ascii="Aptos Narrow" w:hAnsi="Aptos Narrow"/>
-        </w:rPr>
-        <w:t xml:space="preserve"> la </w:t>
-      </w:r>
-      <w:proofErr w:type="spellStart"/>
-      <w:r>
-        <w:rPr>
-          <w:rFonts w:ascii="Aptos Narrow" w:hAnsi="Aptos Narrow"/>
-        </w:rPr>
-        <w:t>stratégie</w:t>
-      </w:r>
-      <w:proofErr w:type="spellEnd"/>
-      <w:r>
-        <w:rPr>
-          <w:rFonts w:ascii="Aptos Narrow" w:hAnsi="Aptos Narrow"/>
-        </w:rPr>
-        <w:t xml:space="preserve"> de </w:t>
-      </w:r>
-      <w:proofErr w:type="spellStart"/>
-      <w:r>
-        <w:rPr>
-          <w:rFonts w:ascii="Aptos Narrow" w:hAnsi="Aptos Narrow"/>
-        </w:rPr>
-        <w:t>recrutement</w:t>
-      </w:r>
-      <w:proofErr w:type="spellEnd"/>
-      <w:r>
-        <w:rPr>
-          <w:rFonts w:ascii="Aptos Narrow" w:hAnsi="Aptos Narrow"/>
-        </w:rPr>
-        <w:t xml:space="preserve"> </w:t>
-      </w:r>
-      <w:proofErr w:type="spellStart"/>
-      <w:r>
-        <w:rPr>
-          <w:rFonts w:ascii="Aptos Narrow" w:hAnsi="Aptos Narrow"/>
-        </w:rPr>
-        <w:t>en</w:t>
-      </w:r>
-      <w:proofErr w:type="spellEnd"/>
-      <w:r>
-        <w:rPr>
-          <w:rFonts w:ascii="Aptos Narrow" w:hAnsi="Aptos Narrow"/>
-        </w:rPr>
-        <w:t xml:space="preserve"> </w:t>
-      </w:r>
-      <w:proofErr w:type="spellStart"/>
-      <w:r>
-        <w:rPr>
-          <w:rFonts w:ascii="Aptos Narrow" w:hAnsi="Aptos Narrow"/>
-        </w:rPr>
-        <w:t>identifiant</w:t>
-      </w:r>
-      <w:proofErr w:type="spellEnd"/>
-      <w:r>
-        <w:rPr>
-          <w:rFonts w:ascii="Aptos Narrow" w:hAnsi="Aptos Narrow"/>
-        </w:rPr>
-        <w:t xml:space="preserve"> des </w:t>
-      </w:r>
-      <w:proofErr w:type="spellStart"/>
-      <w:r>
-        <w:rPr>
-          <w:rFonts w:ascii="Aptos Narrow" w:hAnsi="Aptos Narrow"/>
-        </w:rPr>
-        <w:t>profils</w:t>
-      </w:r>
-      <w:proofErr w:type="spellEnd"/>
-      <w:r>
-        <w:rPr>
-          <w:rFonts w:ascii="Aptos Narrow" w:hAnsi="Aptos Narrow"/>
-        </w:rPr>
-        <w:t xml:space="preserve"> de </w:t>
-      </w:r>
-      <w:proofErr w:type="spellStart"/>
-      <w:r>
-        <w:rPr>
-          <w:rFonts w:ascii="Aptos Narrow" w:hAnsi="Aptos Narrow"/>
-        </w:rPr>
-        <w:t>joueurs</w:t>
-      </w:r>
-      <w:proofErr w:type="spellEnd"/>
-      <w:r>
-        <w:rPr>
-          <w:rFonts w:ascii="Aptos Narrow" w:hAnsi="Aptos Narrow"/>
-        </w:rPr>
-        <w:t xml:space="preserve"> performants et </w:t>
-      </w:r>
-      <w:proofErr w:type="spellStart"/>
-      <w:r>
-        <w:rPr>
-          <w:rFonts w:ascii="Aptos Narrow" w:hAnsi="Aptos Narrow"/>
-        </w:rPr>
-        <w:t>adaptés</w:t>
-      </w:r>
-      <w:proofErr w:type="spellEnd"/>
-      <w:r>
-        <w:rPr>
-          <w:rFonts w:ascii="Aptos Narrow" w:hAnsi="Aptos Narrow"/>
-        </w:rPr>
-        <w:t xml:space="preserve"> aux </w:t>
-      </w:r>
-      <w:proofErr w:type="spellStart"/>
-      <w:r>
-        <w:rPr>
-          <w:rFonts w:ascii="Aptos Narrow" w:hAnsi="Aptos Narrow"/>
-        </w:rPr>
-        <w:t>contraintes</w:t>
-      </w:r>
-      <w:proofErr w:type="spellEnd"/>
-      <w:r>
-        <w:rPr>
-          <w:rFonts w:ascii="Aptos Narrow" w:hAnsi="Aptos Narrow"/>
-        </w:rPr>
-        <w:t xml:space="preserve"> </w:t>
-      </w:r>
-      <w:proofErr w:type="spellStart"/>
-      <w:r>
-        <w:rPr>
-          <w:rFonts w:ascii="Aptos Narrow" w:hAnsi="Aptos Narrow"/>
-        </w:rPr>
-        <w:t>budgétaires</w:t>
-      </w:r>
-      <w:proofErr w:type="spellEnd"/>
-      <w:r>
-        <w:rPr>
-          <w:rFonts w:ascii="Aptos Narrow" w:hAnsi="Aptos Narrow"/>
-        </w:rPr>
-        <w:t>.</w:t>
-      </w:r>
-      <w:r>
-        <w:rPr>
-          <w:rFonts w:ascii="Aptos Narrow" w:hAnsi="Aptos Narrow"/>
-        </w:rPr>
-        <w:br/>
-      </w:r>
-    </w:p>
-    <w:p>
-      <w:pPr>
-        <w:spacing w:before="36" w:after="36" w:line="240" w:lineRule="auto"/>
-        <w:rPr>
-          <w:rFonts w:ascii="Aptos Narrow" w:hAnsi="Aptos Narrow"/>
-        </w:rPr>
-      </w:pPr>
-      <w:proofErr w:type="spellStart"/>
-      <w:r>
-        <w:rPr>
-          <w:rFonts w:ascii="Aptos Narrow" w:hAnsi="Aptos Narrow"/>
-        </w:rPr>
-        <w:t>Objectifs</w:t>
-      </w:r>
-      <w:proofErr w:type="spellEnd"/>
-      <w:r>
-        <w:rPr>
-          <w:rFonts w:ascii="Aptos Narrow" w:hAnsi="Aptos Narrow"/>
-        </w:rPr>
-        <w:t xml:space="preserve"> </w:t>
-      </w:r>
-      <w:proofErr w:type="spellStart"/>
-      <w:r>
-        <w:rPr>
-          <w:rFonts w:ascii="Aptos Narrow" w:hAnsi="Aptos Narrow"/>
-        </w:rPr>
-        <w:t>opérationnels</w:t>
-      </w:r>
-      <w:proofErr w:type="spellEnd"/>
-      <w:r>
-        <w:rPr>
-          <w:rFonts w:ascii="Aptos Narrow" w:hAnsi="Aptos Narrow"/>
-        </w:rPr>
-        <w:t xml:space="preserve"> : </w:t>
-      </w:r>
-    </w:p>
-    <w:p>
-      <w:pPr>
-        <w:pStyle w:val="Paragraphedeliste"/>
-        <w:numPr>
-          <w:ilvl w:val="0"/>
-          <w:numId w:val="13"/>
-        </w:numPr>
-        <w:spacing w:before="36" w:after="36" w:line="240" w:lineRule="auto"/>
-        <w:rPr>
-          <w:rFonts w:ascii="Aptos Narrow" w:eastAsia="Cambria" w:hAnsi="Aptos Narrow" w:cs="Times New Roman"/>
-        </w:rPr>
-      </w:pPr>
-      <w:proofErr w:type="spellStart"/>
-      <w:r>
-        <w:rPr>
-          <w:rFonts w:ascii="Aptos Narrow" w:hAnsi="Aptos Narrow"/>
-        </w:rPr>
-        <w:t>Centraliser</w:t>
-      </w:r>
-      <w:proofErr w:type="spellEnd"/>
-      <w:r>
-        <w:rPr>
-          <w:rFonts w:ascii="Aptos Narrow" w:hAnsi="Aptos Narrow"/>
-        </w:rPr>
-        <w:t xml:space="preserve"> les données relatives aux </w:t>
-      </w:r>
-      <w:proofErr w:type="spellStart"/>
-      <w:r>
-        <w:rPr>
-          <w:rFonts w:ascii="Aptos Narrow" w:hAnsi="Aptos Narrow"/>
-        </w:rPr>
-        <w:t>joueurs</w:t>
-      </w:r>
-      <w:proofErr w:type="spellEnd"/>
-      <w:r>
-        <w:rPr>
-          <w:rFonts w:ascii="Aptos Narrow" w:hAnsi="Aptos Narrow"/>
-        </w:rPr>
-        <w:t xml:space="preserve">, équipes, temps de jeu, performances, </w:t>
-      </w:r>
-      <w:proofErr w:type="spellStart"/>
-      <w:r>
-        <w:rPr>
-          <w:rFonts w:ascii="Aptos Narrow" w:hAnsi="Aptos Narrow"/>
-        </w:rPr>
-        <w:t>statistiques</w:t>
-      </w:r>
-      <w:proofErr w:type="spellEnd"/>
-      <w:r>
-        <w:rPr>
-          <w:rFonts w:ascii="Aptos Narrow" w:hAnsi="Aptos Narrow"/>
-        </w:rPr>
-        <w:t xml:space="preserve"> </w:t>
-      </w:r>
-      <w:proofErr w:type="spellStart"/>
-      <w:r>
-        <w:rPr>
-          <w:rFonts w:ascii="Aptos Narrow" w:hAnsi="Aptos Narrow"/>
-        </w:rPr>
-        <w:t>attendues</w:t>
-      </w:r>
-      <w:proofErr w:type="spellEnd"/>
-      <w:r>
-        <w:rPr>
-          <w:rFonts w:ascii="Aptos Narrow" w:hAnsi="Aptos Narrow"/>
-        </w:rPr>
-        <w:t xml:space="preserve">, progression et </w:t>
-      </w:r>
-      <w:proofErr w:type="spellStart"/>
-      <w:r>
-        <w:rPr>
-          <w:rFonts w:ascii="Aptos Narrow" w:hAnsi="Aptos Narrow"/>
-        </w:rPr>
-        <w:t>salaires</w:t>
-      </w:r>
-      <w:proofErr w:type="spellEnd"/>
-      <w:r>
-        <w:rPr>
-          <w:rFonts w:ascii="Aptos Narrow" w:hAnsi="Aptos Narrow"/>
-        </w:rPr>
-        <w:t xml:space="preserve"> au sein </w:t>
-      </w:r>
-      <w:proofErr w:type="spellStart"/>
-      <w:r>
-        <w:rPr>
-          <w:rFonts w:ascii="Aptos Narrow" w:hAnsi="Aptos Narrow"/>
-        </w:rPr>
-        <w:t>d’une</w:t>
-      </w:r>
-      <w:proofErr w:type="spellEnd"/>
-      <w:r>
-        <w:rPr>
-          <w:rFonts w:ascii="Aptos Narrow" w:hAnsi="Aptos Narrow"/>
-        </w:rPr>
-        <w:t xml:space="preserve"> base unique.</w:t>
-      </w:r>
-    </w:p>
-    <w:p>
-      <w:pPr>
-        <w:pStyle w:val="Paragraphedeliste"/>
-        <w:numPr>
-          <w:ilvl w:val="0"/>
-          <w:numId w:val="13"/>
-        </w:numPr>
-        <w:spacing w:before="36" w:after="36" w:line="240" w:lineRule="auto"/>
-        <w:rPr>
-          <w:rFonts w:ascii="Aptos Narrow" w:eastAsia="Cambria" w:hAnsi="Aptos Narrow" w:cs="Times New Roman"/>
-        </w:rPr>
-      </w:pPr>
-      <w:proofErr w:type="spellStart"/>
-      <w:r>
-        <w:rPr>
-          <w:rFonts w:ascii="Aptos Narrow" w:hAnsi="Aptos Narrow"/>
-        </w:rPr>
-        <w:t>Concevoir</w:t>
-      </w:r>
-      <w:proofErr w:type="spellEnd"/>
-      <w:r>
-        <w:rPr>
-          <w:rFonts w:ascii="Aptos Narrow" w:hAnsi="Aptos Narrow"/>
-        </w:rPr>
-        <w:t xml:space="preserve"> </w:t>
-      </w:r>
-      <w:proofErr w:type="spellStart"/>
-      <w:r>
-        <w:rPr>
-          <w:rFonts w:ascii="Aptos Narrow" w:hAnsi="Aptos Narrow"/>
-        </w:rPr>
-        <w:t>une</w:t>
-      </w:r>
-      <w:proofErr w:type="spellEnd"/>
-      <w:r>
-        <w:rPr>
-          <w:rFonts w:ascii="Aptos Narrow" w:hAnsi="Aptos Narrow"/>
-        </w:rPr>
-        <w:t xml:space="preserve"> base de données </w:t>
-      </w:r>
-      <w:proofErr w:type="spellStart"/>
-      <w:r>
-        <w:rPr>
-          <w:rFonts w:ascii="Aptos Narrow" w:hAnsi="Aptos Narrow"/>
-        </w:rPr>
-        <w:t>relationnelle</w:t>
-      </w:r>
-      <w:proofErr w:type="spellEnd"/>
-      <w:r>
-        <w:rPr>
-          <w:rFonts w:ascii="Aptos Narrow" w:hAnsi="Aptos Narrow"/>
-        </w:rPr>
-        <w:t xml:space="preserve"> </w:t>
-      </w:r>
-      <w:proofErr w:type="spellStart"/>
-      <w:r>
-        <w:rPr>
-          <w:rFonts w:ascii="Aptos Narrow" w:hAnsi="Aptos Narrow"/>
-        </w:rPr>
-        <w:t>fiable</w:t>
-      </w:r>
-      <w:proofErr w:type="spellEnd"/>
-      <w:r>
-        <w:rPr>
-          <w:rFonts w:ascii="Aptos Narrow" w:hAnsi="Aptos Narrow"/>
-        </w:rPr>
-        <w:t xml:space="preserve">, </w:t>
-      </w:r>
-      <w:proofErr w:type="spellStart"/>
-      <w:r>
-        <w:rPr>
-          <w:rFonts w:ascii="Aptos Narrow" w:hAnsi="Aptos Narrow"/>
-        </w:rPr>
-        <w:t>structurée</w:t>
-      </w:r>
-      <w:proofErr w:type="spellEnd"/>
-      <w:r>
-        <w:rPr>
-          <w:rFonts w:ascii="Aptos Narrow" w:hAnsi="Aptos Narrow"/>
-        </w:rPr>
-        <w:t xml:space="preserve"> et exploitable pour les analyses </w:t>
-      </w:r>
-      <w:proofErr w:type="spellStart"/>
-      <w:r>
-        <w:rPr>
-          <w:rFonts w:ascii="Aptos Narrow" w:hAnsi="Aptos Narrow"/>
-        </w:rPr>
-        <w:t>sportives</w:t>
-      </w:r>
-      <w:proofErr w:type="spellEnd"/>
-      <w:r>
-        <w:rPr>
-          <w:rFonts w:ascii="Aptos Narrow" w:hAnsi="Aptos Narrow"/>
-        </w:rPr>
-        <w:t>.</w:t>
-      </w:r>
-    </w:p>
-    <w:p>
-      <w:pPr>
-        <w:pStyle w:val="Paragraphedeliste"/>
-        <w:numPr>
-          <w:ilvl w:val="0"/>
-          <w:numId w:val="13"/>
-        </w:numPr>
-        <w:spacing w:before="36" w:after="36" w:line="240" w:lineRule="auto"/>
-        <w:rPr>
-          <w:rFonts w:ascii="Aptos Narrow" w:eastAsia="Cambria" w:hAnsi="Aptos Narrow" w:cs="Times New Roman"/>
-        </w:rPr>
-      </w:pPr>
-      <w:proofErr w:type="spellStart"/>
-      <w:r>
-        <w:rPr>
-          <w:rFonts w:ascii="Aptos Narrow" w:hAnsi="Aptos Narrow"/>
-        </w:rPr>
-        <w:t>Produire</w:t>
-      </w:r>
-      <w:proofErr w:type="spellEnd"/>
-      <w:r>
-        <w:rPr>
-          <w:rFonts w:ascii="Aptos Narrow" w:hAnsi="Aptos Narrow"/>
-        </w:rPr>
-        <w:t xml:space="preserve"> des </w:t>
-      </w:r>
-      <w:proofErr w:type="spellStart"/>
-      <w:r>
-        <w:rPr>
-          <w:rFonts w:ascii="Aptos Narrow" w:hAnsi="Aptos Narrow"/>
-        </w:rPr>
-        <w:t>indicateurs</w:t>
-      </w:r>
-      <w:proofErr w:type="spellEnd"/>
-      <w:r>
-        <w:rPr>
-          <w:rFonts w:ascii="Aptos Narrow" w:hAnsi="Aptos Narrow"/>
-        </w:rPr>
-        <w:t xml:space="preserve"> </w:t>
-      </w:r>
-      <w:proofErr w:type="spellStart"/>
-      <w:r>
-        <w:rPr>
-          <w:rFonts w:ascii="Aptos Narrow" w:hAnsi="Aptos Narrow"/>
-        </w:rPr>
-        <w:t>clés</w:t>
-      </w:r>
-      <w:proofErr w:type="spellEnd"/>
-      <w:r>
-        <w:rPr>
-          <w:rFonts w:ascii="Aptos Narrow" w:hAnsi="Aptos Narrow"/>
-        </w:rPr>
-        <w:t xml:space="preserve"> </w:t>
-      </w:r>
-      <w:proofErr w:type="spellStart"/>
-      <w:r>
-        <w:rPr>
-          <w:rFonts w:ascii="Aptos Narrow" w:hAnsi="Aptos Narrow"/>
-        </w:rPr>
-        <w:t>permettant</w:t>
-      </w:r>
-      <w:proofErr w:type="spellEnd"/>
-      <w:r>
-        <w:rPr>
-          <w:rFonts w:ascii="Aptos Narrow" w:hAnsi="Aptos Narrow"/>
-        </w:rPr>
-        <w:t xml:space="preserve"> </w:t>
-      </w:r>
-      <w:proofErr w:type="spellStart"/>
-      <w:r>
-        <w:rPr>
-          <w:rFonts w:ascii="Aptos Narrow" w:hAnsi="Aptos Narrow"/>
-        </w:rPr>
-        <w:t>d’identifier</w:t>
-      </w:r>
-      <w:proofErr w:type="spellEnd"/>
-      <w:r>
-        <w:rPr>
-          <w:rFonts w:ascii="Aptos Narrow" w:hAnsi="Aptos Narrow"/>
-        </w:rPr>
-        <w:t xml:space="preserve"> les </w:t>
-      </w:r>
-      <w:proofErr w:type="spellStart"/>
-      <w:r>
-        <w:rPr>
-          <w:rFonts w:ascii="Aptos Narrow" w:hAnsi="Aptos Narrow"/>
-        </w:rPr>
-        <w:t>joueurs</w:t>
-      </w:r>
-      <w:proofErr w:type="spellEnd"/>
-      <w:r>
-        <w:rPr>
-          <w:rFonts w:ascii="Aptos Narrow" w:hAnsi="Aptos Narrow"/>
-        </w:rPr>
-        <w:t xml:space="preserve"> et équipes les plus performants.</w:t>
-      </w:r>
-    </w:p>
-    <w:p>
-      <w:pPr>
-        <w:pStyle w:val="Paragraphedeliste"/>
-        <w:numPr>
-          <w:ilvl w:val="0"/>
-          <w:numId w:val="13"/>
-        </w:numPr>
-        <w:spacing w:before="36" w:after="36" w:line="240" w:lineRule="auto"/>
-        <w:rPr>
-          <w:rFonts w:ascii="Aptos Narrow" w:eastAsia="Cambria" w:hAnsi="Aptos Narrow" w:cs="Times New Roman"/>
-        </w:rPr>
-      </w:pPr>
-      <w:proofErr w:type="spellStart"/>
-      <w:r>
-        <w:rPr>
-          <w:rFonts w:ascii="Aptos Narrow" w:hAnsi="Aptos Narrow"/>
-        </w:rPr>
-        <w:t>Fournir</w:t>
-      </w:r>
-      <w:proofErr w:type="spellEnd"/>
-      <w:r>
-        <w:rPr>
-          <w:rFonts w:ascii="Aptos Narrow" w:hAnsi="Aptos Narrow"/>
-        </w:rPr>
-        <w:t xml:space="preserve"> au staff technique et à la direction sportive des </w:t>
-      </w:r>
-      <w:proofErr w:type="spellStart"/>
-      <w:r>
-        <w:rPr>
-          <w:rFonts w:ascii="Aptos Narrow" w:hAnsi="Aptos Narrow"/>
-        </w:rPr>
-        <w:t>résultats</w:t>
-      </w:r>
-      <w:proofErr w:type="spellEnd"/>
-      <w:r>
-        <w:rPr>
-          <w:rFonts w:ascii="Aptos Narrow" w:hAnsi="Aptos Narrow"/>
-        </w:rPr>
-        <w:t xml:space="preserve"> </w:t>
-      </w:r>
-      <w:proofErr w:type="spellStart"/>
-      <w:r>
-        <w:rPr>
-          <w:rFonts w:ascii="Aptos Narrow" w:hAnsi="Aptos Narrow"/>
-        </w:rPr>
-        <w:t>lisibles</w:t>
-      </w:r>
-      <w:proofErr w:type="spellEnd"/>
-      <w:r>
-        <w:rPr>
-          <w:rFonts w:ascii="Aptos Narrow" w:hAnsi="Aptos Narrow"/>
-        </w:rPr>
-        <w:t xml:space="preserve">, </w:t>
-      </w:r>
-      <w:proofErr w:type="spellStart"/>
-      <w:r>
-        <w:rPr>
-          <w:rFonts w:ascii="Aptos Narrow" w:hAnsi="Aptos Narrow"/>
-        </w:rPr>
-        <w:t>exploitables</w:t>
-      </w:r>
-      <w:proofErr w:type="spellEnd"/>
-      <w:r>
-        <w:rPr>
-          <w:rFonts w:ascii="Aptos Narrow" w:hAnsi="Aptos Narrow"/>
-        </w:rPr>
-        <w:t xml:space="preserve"> et </w:t>
-      </w:r>
-      <w:proofErr w:type="spellStart"/>
-      <w:r>
-        <w:rPr>
-          <w:rFonts w:ascii="Aptos Narrow" w:hAnsi="Aptos Narrow"/>
-        </w:rPr>
-        <w:t>directement</w:t>
-      </w:r>
-      <w:proofErr w:type="spellEnd"/>
-      <w:r>
-        <w:rPr>
-          <w:rFonts w:ascii="Aptos Narrow" w:hAnsi="Aptos Narrow"/>
-        </w:rPr>
-        <w:t xml:space="preserve"> </w:t>
-      </w:r>
-      <w:proofErr w:type="spellStart"/>
-      <w:r>
-        <w:rPr>
-          <w:rFonts w:ascii="Aptos Narrow" w:hAnsi="Aptos Narrow"/>
-        </w:rPr>
-        <w:t>actionnables</w:t>
-      </w:r>
-      <w:proofErr w:type="spellEnd"/>
-      <w:r>
-        <w:rPr>
-          <w:rFonts w:ascii="Aptos Narrow" w:hAnsi="Aptos Narrow"/>
-        </w:rPr>
-        <w:t>.</w:t>
-      </w:r>
-    </w:p>
-    <w:p>
-      <w:pPr>
-        <w:pStyle w:val="Paragraphedeliste"/>
-        <w:numPr>
-          <w:ilvl w:val="0"/>
-          <w:numId w:val="13"/>
-        </w:numPr>
-        <w:spacing w:before="36" w:after="36" w:line="240" w:lineRule="auto"/>
-        <w:rPr>
-          <w:rFonts w:ascii="Aptos Narrow" w:eastAsia="Cambria" w:hAnsi="Aptos Narrow" w:cs="Times New Roman"/>
-        </w:rPr>
-      </w:pPr>
-      <w:proofErr w:type="spellStart"/>
-      <w:r>
-        <w:rPr>
-          <w:rFonts w:ascii="Aptos Narrow" w:hAnsi="Aptos Narrow"/>
-        </w:rPr>
-        <w:t>Élaborer</w:t>
-      </w:r>
-      <w:proofErr w:type="spellEnd"/>
-      <w:r>
-        <w:rPr>
-          <w:rFonts w:ascii="Aptos Narrow" w:hAnsi="Aptos Narrow"/>
-        </w:rPr>
-        <w:t xml:space="preserve"> </w:t>
-      </w:r>
-      <w:proofErr w:type="spellStart"/>
-      <w:r>
-        <w:rPr>
-          <w:rFonts w:ascii="Aptos Narrow" w:hAnsi="Aptos Narrow"/>
-        </w:rPr>
-        <w:t>une</w:t>
-      </w:r>
-      <w:proofErr w:type="spellEnd"/>
-      <w:r>
-        <w:rPr>
-          <w:rFonts w:ascii="Aptos Narrow" w:hAnsi="Aptos Narrow"/>
-        </w:rPr>
-        <w:t xml:space="preserve"> </w:t>
-      </w:r>
-      <w:proofErr w:type="spellStart"/>
-      <w:r>
-        <w:rPr>
-          <w:rFonts w:ascii="Aptos Narrow" w:hAnsi="Aptos Narrow"/>
-        </w:rPr>
-        <w:t>recommandation</w:t>
-      </w:r>
-      <w:proofErr w:type="spellEnd"/>
-      <w:r>
-        <w:rPr>
-          <w:rFonts w:ascii="Aptos Narrow" w:hAnsi="Aptos Narrow"/>
-        </w:rPr>
-        <w:t xml:space="preserve"> de </w:t>
-      </w:r>
-      <w:proofErr w:type="spellStart"/>
-      <w:r>
-        <w:rPr>
-          <w:rFonts w:ascii="Aptos Narrow" w:hAnsi="Aptos Narrow"/>
-        </w:rPr>
-        <w:t>recrutement</w:t>
-      </w:r>
-      <w:proofErr w:type="spellEnd"/>
-      <w:r>
-        <w:rPr>
-          <w:rFonts w:ascii="Aptos Narrow" w:hAnsi="Aptos Narrow"/>
-        </w:rPr>
-        <w:t xml:space="preserve"> </w:t>
-      </w:r>
-      <w:proofErr w:type="spellStart"/>
-      <w:r>
-        <w:rPr>
-          <w:rFonts w:ascii="Aptos Narrow" w:hAnsi="Aptos Narrow"/>
-        </w:rPr>
-        <w:t>ciblée</w:t>
-      </w:r>
-      <w:proofErr w:type="spellEnd"/>
-      <w:r>
-        <w:rPr>
-          <w:rFonts w:ascii="Aptos Narrow" w:hAnsi="Aptos Narrow"/>
-        </w:rPr>
-        <w:t xml:space="preserve"> sur des </w:t>
-      </w:r>
-      <w:proofErr w:type="spellStart"/>
-      <w:r>
-        <w:rPr>
-          <w:rFonts w:ascii="Aptos Narrow" w:hAnsi="Aptos Narrow"/>
-        </w:rPr>
-        <w:t>attaquants</w:t>
-      </w:r>
-      <w:proofErr w:type="spellEnd"/>
-      <w:r>
-        <w:rPr>
-          <w:rFonts w:ascii="Aptos Narrow" w:hAnsi="Aptos Narrow"/>
-        </w:rPr>
-        <w:t xml:space="preserve"> </w:t>
-      </w:r>
-      <w:proofErr w:type="spellStart"/>
-      <w:r>
-        <w:rPr>
-          <w:rFonts w:ascii="Aptos Narrow" w:hAnsi="Aptos Narrow"/>
-        </w:rPr>
-        <w:t>efficaces</w:t>
-      </w:r>
-      <w:proofErr w:type="spellEnd"/>
-      <w:r>
-        <w:rPr>
-          <w:rFonts w:ascii="Aptos Narrow" w:hAnsi="Aptos Narrow"/>
-        </w:rPr>
-        <w:t xml:space="preserve"> avec un </w:t>
-      </w:r>
-      <w:proofErr w:type="spellStart"/>
-      <w:r>
-        <w:rPr>
-          <w:rFonts w:ascii="Aptos Narrow" w:hAnsi="Aptos Narrow"/>
-        </w:rPr>
-        <w:t>salaire</w:t>
-      </w:r>
-      <w:proofErr w:type="spellEnd"/>
-      <w:r>
-        <w:rPr>
-          <w:rFonts w:ascii="Aptos Narrow" w:hAnsi="Aptos Narrow"/>
-        </w:rPr>
-        <w:t xml:space="preserve"> </w:t>
-      </w:r>
-      <w:proofErr w:type="spellStart"/>
-      <w:r>
-        <w:rPr>
-          <w:rFonts w:ascii="Aptos Narrow" w:hAnsi="Aptos Narrow"/>
-        </w:rPr>
-        <w:t>annuel</w:t>
-      </w:r>
-      <w:proofErr w:type="spellEnd"/>
-      <w:r>
-        <w:rPr>
-          <w:rFonts w:ascii="Aptos Narrow" w:hAnsi="Aptos Narrow"/>
-        </w:rPr>
-        <w:t xml:space="preserve"> maximal de 3 M€.</w:t>
-      </w:r>
-    </w:p>
-    <w:p>
-      <w:pPr>
-        <w:spacing w:before="36" w:after="36" w:line="240" w:lineRule="auto"/>
-        <w:rPr>
-          <w:rFonts w:ascii="Cambria" w:eastAsia="Cambria" w:hAnsi="Cambria" w:cs="Times New Roman"/>
-        </w:rPr>
-      </w:pPr>
-    </w:p>
-    <w:p>
-      <w:pPr>
-        <w:pStyle w:val="Titre1"/>
-        <w:spacing w:before="0" w:after="240"/>
-      </w:pPr>
-      <w:r>
-        <w:t xml:space="preserve">3. Expression des </w:t>
-      </w:r>
-      <w:proofErr w:type="spellStart"/>
-      <w:r>
-        <w:t>besoins</w:t>
-      </w:r>
-      <w:proofErr w:type="spellEnd"/>
-      <w:r>
-        <w:t xml:space="preserve"> </w:t>
-      </w:r>
-      <w:proofErr w:type="spellStart"/>
-      <w:r>
-        <w:t>fonctionnels</w:t>
       </w:r>
       <w:proofErr w:type="spellEnd"/>
     </w:p>
     <w:p>
-      <w:pPr>
-        <w:spacing w:before="36" w:after="36" w:line="240" w:lineRule="auto"/>
-        <w:rPr>
-          <w:rFonts w:ascii="Aptos Narrow" w:eastAsia="Cambria" w:hAnsi="Aptos Narrow" w:cs="Times New Roman"/>
-        </w:rPr>
-      </w:pPr>
+      <w:proofErr w:type="spellStart"/>
+      <w:r>
+        <w:t>SportDataPulse</w:t>
+      </w:r>
+      <w:proofErr w:type="spellEnd"/>
+      <w:r>
+        <w:t xml:space="preserve"> </w:t>
+      </w:r>
+      <w:proofErr w:type="spellStart"/>
+      <w:r>
+        <w:t>accompagne</w:t>
+      </w:r>
+      <w:proofErr w:type="spellEnd"/>
+      <w:r>
+        <w:t xml:space="preserve"> un club de Ligue 1 dans </w:t>
+      </w:r>
+      <w:proofErr w:type="spellStart"/>
+      <w:r>
+        <w:t>l’analyse</w:t>
+      </w:r>
+      <w:proofErr w:type="spellEnd"/>
+      <w:r>
+        <w:t xml:space="preserve"> des performances de la </w:t>
+      </w:r>
+      <w:proofErr w:type="spellStart"/>
+      <w:r>
+        <w:t>saison</w:t>
+      </w:r>
+      <w:proofErr w:type="spellEnd"/>
+      <w:r>
+        <w:t xml:space="preserve"> 2025 </w:t>
+      </w:r>
+      <w:proofErr w:type="spellStart"/>
+      <w:r>
+        <w:t>afin</w:t>
+      </w:r>
+      <w:proofErr w:type="spellEnd"/>
+      <w:r>
+        <w:t xml:space="preserve"> </w:t>
+      </w:r>
+      <w:proofErr w:type="spellStart"/>
+      <w:r>
+        <w:t>d’améliorer</w:t>
+      </w:r>
+      <w:proofErr w:type="spellEnd"/>
+      <w:r>
+        <w:t xml:space="preserve"> la </w:t>
+      </w:r>
+      <w:proofErr w:type="spellStart"/>
+      <w:r>
+        <w:t>prise</w:t>
+      </w:r>
+      <w:proofErr w:type="spellEnd"/>
+      <w:r>
+        <w:t xml:space="preserve"> de </w:t>
+      </w:r>
+      <w:proofErr w:type="spellStart"/>
+      <w:r>
+        <w:t>décision</w:t>
+      </w:r>
+      <w:proofErr w:type="spellEnd"/>
+      <w:r>
+        <w:t xml:space="preserve"> sportive via </w:t>
+      </w:r>
+      <w:proofErr w:type="spellStart"/>
+      <w:r>
+        <w:t>une</w:t>
+      </w:r>
+      <w:proofErr w:type="spellEnd"/>
+      <w:r>
+        <w:t xml:space="preserve"> </w:t>
+      </w:r>
+      <w:proofErr w:type="spellStart"/>
+      <w:r>
+        <w:t>approche</w:t>
+      </w:r>
+      <w:proofErr w:type="spellEnd"/>
+      <w:r>
+        <w:t xml:space="preserve"> data-driven.</w:t>
+      </w:r>
+    </w:p>
+    <w:p/>
+    <w:p>
+      <w:pPr>
+        <w:pStyle w:val="Titre1"/>
+        <w:spacing w:before="0" w:after="240"/>
+      </w:pPr>
+      <w:r>
+        <w:t xml:space="preserve">2. </w:t>
+      </w:r>
+      <w:proofErr w:type="spellStart"/>
+      <w:r>
+        <w:t>Objectifs</w:t>
+      </w:r>
+      <w:proofErr w:type="spellEnd"/>
+      <w:r>
+        <w:t xml:space="preserve"> </w:t>
+      </w:r>
+      <w:r>
+        <w:t>métier</w:t>
+      </w:r>
+    </w:p>
+    <w:p>
+      <w:proofErr w:type="spellStart"/>
+      <w:r>
+        <w:t>Objectifs</w:t>
+      </w:r>
+      <w:proofErr w:type="spellEnd"/>
+      <w:r>
+        <w:t xml:space="preserve"> :</w:t>
+      </w:r>
+    </w:p>
+    <w:p>
+      <w:r>
+        <w:t xml:space="preserve">• </w:t>
+      </w:r>
+      <w:proofErr w:type="spellStart"/>
+      <w:r>
+        <w:t>Améliorer</w:t>
+      </w:r>
+      <w:proofErr w:type="spellEnd"/>
+      <w:r>
+        <w:t xml:space="preserve"> la </w:t>
+      </w:r>
+      <w:proofErr w:type="spellStart"/>
+      <w:r>
+        <w:t>prise</w:t>
+      </w:r>
+      <w:proofErr w:type="spellEnd"/>
+      <w:r>
+        <w:t xml:space="preserve"> de </w:t>
+      </w:r>
+      <w:proofErr w:type="spellStart"/>
+      <w:r>
+        <w:t>décision</w:t>
+      </w:r>
+      <w:proofErr w:type="spellEnd"/>
+      <w:r>
+        <w:t xml:space="preserve"> sportive via des </w:t>
+      </w:r>
+      <w:proofErr w:type="spellStart"/>
+      <w:r>
+        <w:t>indicateurs</w:t>
+      </w:r>
+      <w:proofErr w:type="spellEnd"/>
+      <w:r>
+        <w:t xml:space="preserve"> </w:t>
+      </w:r>
+      <w:proofErr w:type="spellStart"/>
+      <w:r>
+        <w:t>fiables</w:t>
+      </w:r>
+      <w:proofErr w:type="spellEnd"/>
+      <w:r>
+        <w:t>.</w:t>
+      </w:r>
+    </w:p>
+    <w:p>
+      <w:r>
+        <w:t xml:space="preserve">• </w:t>
+      </w:r>
+      <w:proofErr w:type="spellStart"/>
+      <w:r>
+        <w:t>Centraliser</w:t>
+      </w:r>
+      <w:proofErr w:type="spellEnd"/>
+      <w:r>
+        <w:t xml:space="preserve"> les données dans </w:t>
+      </w:r>
+      <w:proofErr w:type="spellStart"/>
+      <w:r>
+        <w:t>une</w:t>
+      </w:r>
+      <w:proofErr w:type="spellEnd"/>
+      <w:r>
+        <w:t xml:space="preserve"> base </w:t>
+      </w:r>
+      <w:proofErr w:type="spellStart"/>
+      <w:r>
+        <w:t>relationnelle</w:t>
+      </w:r>
+      <w:proofErr w:type="spellEnd"/>
+      <w:r>
+        <w:t>.</w:t>
+      </w:r>
+    </w:p>
+    <w:p>
+      <w:r>
+        <w:t xml:space="preserve">• Identifier les </w:t>
+      </w:r>
+      <w:proofErr w:type="spellStart"/>
+      <w:r>
+        <w:t>joueurs</w:t>
+      </w:r>
+      <w:proofErr w:type="spellEnd"/>
+      <w:r>
+        <w:t xml:space="preserve"> et équipes performants.</w:t>
+      </w:r>
+    </w:p>
+    <w:p>
+      <w:r>
+        <w:t xml:space="preserve">• </w:t>
+      </w:r>
+      <w:proofErr w:type="spellStart"/>
+      <w:r>
+        <w:t>Produire</w:t>
+      </w:r>
+      <w:proofErr w:type="spellEnd"/>
+      <w:r>
+        <w:t xml:space="preserve"> des analyses </w:t>
+      </w:r>
+      <w:proofErr w:type="spellStart"/>
+      <w:r>
+        <w:t>exploitables</w:t>
+      </w:r>
+      <w:proofErr w:type="spellEnd"/>
+      <w:r>
+        <w:t xml:space="preserve"> par le staff.</w:t>
+      </w:r>
+    </w:p>
+    <w:p>
+      <w:r>
+        <w:t xml:space="preserve">• Proposer </w:t>
+      </w:r>
+      <w:proofErr w:type="spellStart"/>
+      <w:r>
+        <w:t>une</w:t>
+      </w:r>
+      <w:proofErr w:type="spellEnd"/>
+      <w:r>
+        <w:t xml:space="preserve"> </w:t>
+      </w:r>
+      <w:proofErr w:type="spellStart"/>
+      <w:r>
+        <w:t>recommandation</w:t>
+      </w:r>
+      <w:proofErr w:type="spellEnd"/>
+      <w:r>
+        <w:t xml:space="preserve"> de </w:t>
+      </w:r>
+      <w:proofErr w:type="spellStart"/>
+      <w:r>
+        <w:t>recrutement</w:t>
+      </w:r>
+      <w:proofErr w:type="spellEnd"/>
+      <w:r>
+        <w:t xml:space="preserve"> (AT ≤ 3M€).</w:t>
+      </w:r>
+    </w:p>
+    <w:p/>
+    <w:p>
+      <w:pPr>
+        <w:pStyle w:val="Titre1"/>
+        <w:spacing w:before="0" w:after="240"/>
+      </w:pPr>
+      <w:r>
+        <w:t xml:space="preserve">3. Expression des </w:t>
+      </w:r>
+      <w:proofErr w:type="spellStart"/>
+      <w:r>
+        <w:t>besoins</w:t>
+      </w:r>
+      <w:proofErr w:type="spellEnd"/>
+      <w:r>
+        <w:t xml:space="preserve"> </w:t>
+      </w:r>
+      <w:proofErr w:type="spellStart"/>
+      <w:r>
+        <w:t>fonctionnels</w:t>
+      </w:r>
+      <w:proofErr w:type="spellEnd"/>
     </w:p>
     <w:p>
       <w:pPr>
@@ -3410,7 +1852,6 @@
                 <w:sz w:val="20"/>
                 <w:szCs w:val="20"/>
               </w:rPr>
-              <w:lastRenderedPageBreak/>
               <w:t>Buteurs</w:t>
             </w:r>
             <w:proofErr w:type="spellEnd"/>
@@ -4259,6 +2700,7 @@
                 <w:sz w:val="20"/>
                 <w:szCs w:val="20"/>
               </w:rPr>
+              <w:lastRenderedPageBreak/>
               <w:t>Recrutement</w:t>
             </w:r>
             <w:proofErr w:type="spellEnd"/>
@@ -4610,7 +3052,7 @@
     <w:p>
       <w:pPr>
         <w:pStyle w:val="Titre1"/>
-        <w:spacing w:before="0" w:after="240"/>
+        <w:spacing w:after="240"/>
       </w:pPr>
       <w:r>
         <w:t xml:space="preserve">4. </w:t>
@@ -4638,1349 +3080,227 @@
       <w:proofErr w:type="spellEnd"/>
     </w:p>
     <w:p>
-      <w:pPr>
-        <w:pStyle w:val="Corpsdetexte"/>
-        <w:rPr>
-          <w:rFonts w:ascii="Aptos Narrow" w:hAnsi="Aptos Narrow"/>
-        </w:rPr>
-      </w:pPr>
       <w:proofErr w:type="spellStart"/>
       <w:r>
-        <w:rPr>
-          <w:rFonts w:ascii="Aptos Narrow" w:hAnsi="Aptos Narrow"/>
-        </w:rPr>
         <w:t>Utilisateurs</w:t>
       </w:r>
       <w:proofErr w:type="spellEnd"/>
       <w:r>
-        <w:rPr>
-          <w:rFonts w:ascii="Aptos Narrow" w:hAnsi="Aptos Narrow"/>
-        </w:rPr>
-        <w:t xml:space="preserve"> </w:t>
-      </w:r>
-      <w:proofErr w:type="spellStart"/>
-      <w:r>
-        <w:rPr>
-          <w:rFonts w:ascii="Aptos Narrow" w:hAnsi="Aptos Narrow"/>
-        </w:rPr>
-        <w:t>cibles</w:t>
-      </w:r>
-      <w:proofErr w:type="spellEnd"/>
-      <w:r>
-        <w:rPr>
-          <w:rFonts w:ascii="Aptos Narrow" w:hAnsi="Aptos Narrow"/>
-        </w:rPr>
         <w:t xml:space="preserve"> :</w:t>
       </w:r>
     </w:p>
     <w:p>
       <w:pPr>
-        <w:pStyle w:val="Corpsdetexte"/>
+        <w:pStyle w:val="Paragraphedeliste"/>
         <w:numPr>
           <w:ilvl w:val="0"/>
-          <w:numId w:val="14"/>
+          <w:numId w:val="20"/>
         </w:numPr>
         <w:spacing w:after="0" w:line="240" w:lineRule="auto"/>
-        <w:rPr>
-          <w:rFonts w:ascii="Aptos Narrow" w:hAnsi="Aptos Narrow"/>
-        </w:rPr>
-      </w:pPr>
-      <w:r>
-        <w:rPr>
-          <w:rFonts w:ascii="Aptos Narrow" w:hAnsi="Aptos Narrow"/>
-        </w:rPr>
-        <w:t>Staff technique (</w:t>
-      </w:r>
+      </w:pPr>
+      <w:r>
+        <w:t>Staff technique</w:t>
+      </w:r>
+    </w:p>
+    <w:p>
+      <w:pPr>
+        <w:pStyle w:val="Paragraphedeliste"/>
+        <w:numPr>
+          <w:ilvl w:val="0"/>
+          <w:numId w:val="20"/>
+        </w:numPr>
+        <w:spacing w:after="0" w:line="240" w:lineRule="auto"/>
+      </w:pPr>
+      <w:r>
+        <w:t>Direction sportive</w:t>
+      </w:r>
+    </w:p>
+    <w:p>
+      <w:pPr>
+        <w:pStyle w:val="Paragraphedeliste"/>
+        <w:numPr>
+          <w:ilvl w:val="0"/>
+          <w:numId w:val="20"/>
+        </w:numPr>
+        <w:spacing w:line="240" w:lineRule="auto"/>
+      </w:pPr>
       <w:proofErr w:type="spellStart"/>
       <w:r>
-        <w:rPr>
-          <w:rFonts w:ascii="Aptos Narrow" w:hAnsi="Aptos Narrow"/>
-        </w:rPr>
-        <w:t>entraîneur</w:t>
+        <w:t>Analyste</w:t>
       </w:r>
       <w:proofErr w:type="spellEnd"/>
       <w:r>
-        <w:rPr>
-          <w:rFonts w:ascii="Aptos Narrow" w:hAnsi="Aptos Narrow"/>
-        </w:rPr>
-        <w:t xml:space="preserve"> et adjoints) : analyse des performances et </w:t>
-      </w:r>
+        <w:t xml:space="preserve"> data</w:t>
+      </w:r>
+    </w:p>
+    <w:p>
       <w:proofErr w:type="spellStart"/>
       <w:r>
-        <w:rPr>
-          <w:rFonts w:ascii="Aptos Narrow" w:hAnsi="Aptos Narrow"/>
-        </w:rPr>
-        <w:t>préparation</w:t>
+        <w:t>Périmètre</w:t>
       </w:r>
       <w:proofErr w:type="spellEnd"/>
       <w:r>
-        <w:rPr>
-          <w:rFonts w:ascii="Aptos Narrow" w:hAnsi="Aptos Narrow"/>
-        </w:rPr>
-        <w:t xml:space="preserve"> </w:t>
-      </w:r>
+        <w:t xml:space="preserve"> :</w:t>
+      </w:r>
+    </w:p>
+    <w:p>
+      <w:pPr>
+        <w:pStyle w:val="Paragraphedeliste"/>
+        <w:numPr>
+          <w:ilvl w:val="0"/>
+          <w:numId w:val="21"/>
+        </w:numPr>
+        <w:spacing w:after="0"/>
+      </w:pPr>
       <w:proofErr w:type="spellStart"/>
       <w:r>
-        <w:rPr>
-          <w:rFonts w:ascii="Aptos Narrow" w:hAnsi="Aptos Narrow"/>
-        </w:rPr>
-        <w:t>tactique.</w:t>
+        <w:t>Modélisation</w:t>
+      </w:r>
+      <w:proofErr w:type="spellEnd"/>
+      <w:r>
+        <w:t>, SQL, analyses</w:t>
+      </w:r>
+    </w:p>
+    <w:p>
+      <w:pPr>
+        <w:pStyle w:val="Paragraphedeliste"/>
+        <w:numPr>
+          <w:ilvl w:val="0"/>
+          <w:numId w:val="21"/>
+        </w:numPr>
+      </w:pPr>
+      <w:proofErr w:type="spellStart"/>
+      <w:r>
+        <w:t>Recommandation</w:t>
+      </w:r>
+      <w:proofErr w:type="spellEnd"/>
+      <w:r>
+        <w:t xml:space="preserve"> de </w:t>
+      </w:r>
+      <w:proofErr w:type="spellStart"/>
+      <w:r>
+        <w:t>recrutement</w:t>
       </w:r>
       <w:proofErr w:type="spellEnd"/>
     </w:p>
     <w:p>
-      <w:pPr>
-        <w:pStyle w:val="Corpsdetexte"/>
+      <w:r>
+        <w:t>Exclusions :</w:t>
+      </w:r>
+    </w:p>
+    <w:p>
+      <w:pPr>
+        <w:pStyle w:val="Paragraphedeliste"/>
         <w:numPr>
           <w:ilvl w:val="0"/>
-          <w:numId w:val="14"/>
+          <w:numId w:val="22"/>
         </w:numPr>
-        <w:spacing w:after="0" w:line="240" w:lineRule="auto"/>
-        <w:rPr>
-          <w:rFonts w:ascii="Aptos Narrow" w:hAnsi="Aptos Narrow"/>
-        </w:rPr>
-      </w:pPr>
-      <w:r>
-        <w:rPr>
-          <w:rFonts w:ascii="Aptos Narrow" w:hAnsi="Aptos Narrow"/>
-        </w:rPr>
-        <w:t xml:space="preserve">Direction sportive : </w:t>
+      </w:pPr>
+      <w:r>
+        <w:t xml:space="preserve">Données </w:t>
       </w:r>
       <w:proofErr w:type="spellStart"/>
       <w:r>
-        <w:rPr>
-          <w:rFonts w:ascii="Aptos Narrow" w:hAnsi="Aptos Narrow"/>
-        </w:rPr>
-        <w:t>prise</w:t>
+        <w:t>vidéo</w:t>
       </w:r>
       <w:proofErr w:type="spellEnd"/>
       <w:r>
-        <w:rPr>
-          <w:rFonts w:ascii="Aptos Narrow" w:hAnsi="Aptos Narrow"/>
-        </w:rPr>
-        <w:t xml:space="preserve"> de </w:t>
+        <w:t xml:space="preserve">, </w:t>
       </w:r>
       <w:proofErr w:type="spellStart"/>
       <w:r>
-        <w:rPr>
-          <w:rFonts w:ascii="Aptos Narrow" w:hAnsi="Aptos Narrow"/>
-        </w:rPr>
-        <w:t>décision</w:t>
+        <w:t>médicales</w:t>
       </w:r>
       <w:proofErr w:type="spellEnd"/>
       <w:r>
-        <w:rPr>
-          <w:rFonts w:ascii="Aptos Narrow" w:hAnsi="Aptos Narrow"/>
-        </w:rPr>
-        <w:t xml:space="preserve"> </w:t>
+        <w:t xml:space="preserve">, </w:t>
       </w:r>
       <w:proofErr w:type="spellStart"/>
       <w:r>
-        <w:rPr>
-          <w:rFonts w:ascii="Aptos Narrow" w:hAnsi="Aptos Narrow"/>
-        </w:rPr>
-        <w:t>stratégique</w:t>
+        <w:t>événements</w:t>
       </w:r>
       <w:proofErr w:type="spellEnd"/>
       <w:r>
-        <w:rPr>
-          <w:rFonts w:ascii="Aptos Narrow" w:hAnsi="Aptos Narrow"/>
-        </w:rPr>
-        <w:t xml:space="preserve"> et </w:t>
-      </w:r>
-      <w:proofErr w:type="spellStart"/>
-      <w:r>
-        <w:rPr>
-          <w:rFonts w:ascii="Aptos Narrow" w:hAnsi="Aptos Narrow"/>
-        </w:rPr>
-        <w:t>recrutement</w:t>
-      </w:r>
-      <w:proofErr w:type="spellEnd"/>
-      <w:r>
-        <w:rPr>
-          <w:rFonts w:ascii="Aptos Narrow" w:hAnsi="Aptos Narrow"/>
-        </w:rPr>
-        <w:t>.</w:t>
+        <w:t xml:space="preserve"> match</w:t>
       </w:r>
     </w:p>
     <w:p>
-      <w:pPr>
-        <w:pStyle w:val="Corpsdetexte"/>
+      <w:proofErr w:type="spellStart"/>
+      <w:r>
+        <w:t>Livrables</w:t>
+      </w:r>
+      <w:proofErr w:type="spellEnd"/>
+      <w:r>
+        <w:t xml:space="preserve"> :</w:t>
+      </w:r>
+    </w:p>
+    <w:p>
+      <w:pPr>
+        <w:pStyle w:val="Paragraphedeliste"/>
         <w:numPr>
           <w:ilvl w:val="0"/>
-          <w:numId w:val="14"/>
+          <w:numId w:val="22"/>
         </w:numPr>
-        <w:spacing w:after="0" w:line="240" w:lineRule="auto"/>
-        <w:rPr>
-          <w:rFonts w:ascii="Aptos Narrow" w:hAnsi="Aptos Narrow"/>
-        </w:rPr>
-      </w:pPr>
+        <w:spacing w:after="0"/>
+      </w:pPr>
+      <w:r>
+        <w:t xml:space="preserve">PDF expression </w:t>
+      </w:r>
       <w:proofErr w:type="spellStart"/>
       <w:r>
-        <w:rPr>
-          <w:rFonts w:ascii="Aptos Narrow" w:hAnsi="Aptos Narrow"/>
-        </w:rPr>
-        <w:t>Analyste</w:t>
-      </w:r>
-      <w:proofErr w:type="spellEnd"/>
-      <w:r>
-        <w:rPr>
-          <w:rFonts w:ascii="Aptos Narrow" w:hAnsi="Aptos Narrow"/>
-        </w:rPr>
-        <w:t xml:space="preserve"> data : conception, exploitation et </w:t>
-      </w:r>
-      <w:proofErr w:type="spellStart"/>
-      <w:r>
-        <w:rPr>
-          <w:rFonts w:ascii="Aptos Narrow" w:hAnsi="Aptos Narrow"/>
-        </w:rPr>
-        <w:t>interprétation</w:t>
-      </w:r>
-      <w:proofErr w:type="spellEnd"/>
-      <w:r>
-        <w:rPr>
-          <w:rFonts w:ascii="Aptos Narrow" w:hAnsi="Aptos Narrow"/>
-        </w:rPr>
-        <w:t xml:space="preserve"> des données.</w:t>
-      </w:r>
-      <w:r>
-        <w:rPr>
-          <w:rFonts w:ascii="Aptos Narrow" w:hAnsi="Aptos Narrow"/>
-        </w:rPr>
-        <w:br/>
-      </w:r>
-    </w:p>
-    <w:p>
-      <w:pPr>
-        <w:pStyle w:val="Corpsdetexte"/>
-        <w:rPr>
-          <w:rFonts w:ascii="Aptos Narrow" w:hAnsi="Aptos Narrow"/>
-        </w:rPr>
-      </w:pPr>
-      <w:proofErr w:type="spellStart"/>
-      <w:r>
-        <w:rPr>
-          <w:rFonts w:ascii="Aptos Narrow" w:hAnsi="Aptos Narrow"/>
-        </w:rPr>
-        <w:t>Niveau</w:t>
-      </w:r>
-      <w:proofErr w:type="spellEnd"/>
-      <w:r>
-        <w:rPr>
-          <w:rFonts w:ascii="Aptos Narrow" w:hAnsi="Aptos Narrow"/>
-        </w:rPr>
-        <w:t xml:space="preserve"> </w:t>
-      </w:r>
-      <w:proofErr w:type="spellStart"/>
-      <w:r>
-        <w:rPr>
-          <w:rFonts w:ascii="Aptos Narrow" w:hAnsi="Aptos Narrow"/>
-        </w:rPr>
-        <w:t>d’utilisation</w:t>
-      </w:r>
-      <w:proofErr w:type="spellEnd"/>
-      <w:r>
-        <w:rPr>
-          <w:rFonts w:ascii="Aptos Narrow" w:hAnsi="Aptos Narrow"/>
-        </w:rPr>
-        <w:t xml:space="preserve"> :</w:t>
-      </w:r>
-    </w:p>
-    <w:p>
-      <w:pPr>
-        <w:pStyle w:val="Corpsdetexte"/>
-        <w:numPr>
-          <w:ilvl w:val="0"/>
-          <w:numId w:val="15"/>
-        </w:numPr>
-        <w:spacing w:after="0" w:line="240" w:lineRule="auto"/>
-        <w:rPr>
-          <w:rFonts w:ascii="Aptos Narrow" w:hAnsi="Aptos Narrow"/>
-        </w:rPr>
-      </w:pPr>
-      <w:proofErr w:type="spellStart"/>
-      <w:r>
-        <w:rPr>
-          <w:rFonts w:ascii="Aptos Narrow" w:hAnsi="Aptos Narrow"/>
-        </w:rPr>
-        <w:t>Décisionnel</w:t>
-      </w:r>
-      <w:proofErr w:type="spellEnd"/>
-      <w:r>
-        <w:rPr>
-          <w:rFonts w:ascii="Aptos Narrow" w:hAnsi="Aptos Narrow"/>
-        </w:rPr>
-        <w:t xml:space="preserve"> : direction sportive</w:t>
-      </w:r>
-    </w:p>
-    <w:p>
-      <w:pPr>
-        <w:pStyle w:val="Corpsdetexte"/>
-        <w:numPr>
-          <w:ilvl w:val="0"/>
-          <w:numId w:val="15"/>
-        </w:numPr>
-        <w:spacing w:after="0" w:line="240" w:lineRule="auto"/>
-        <w:rPr>
-          <w:rFonts w:ascii="Aptos Narrow" w:hAnsi="Aptos Narrow"/>
-        </w:rPr>
-      </w:pPr>
-      <w:proofErr w:type="spellStart"/>
-      <w:r>
-        <w:rPr>
-          <w:rFonts w:ascii="Aptos Narrow" w:hAnsi="Aptos Narrow"/>
-        </w:rPr>
-        <w:t>Opérationnel</w:t>
-      </w:r>
-      <w:proofErr w:type="spellEnd"/>
-      <w:r>
-        <w:rPr>
-          <w:rFonts w:ascii="Aptos Narrow" w:hAnsi="Aptos Narrow"/>
-        </w:rPr>
-        <w:t xml:space="preserve"> : staff technique</w:t>
-      </w:r>
-    </w:p>
-    <w:p>
-      <w:pPr>
-        <w:pStyle w:val="Corpsdetexte"/>
-        <w:numPr>
-          <w:ilvl w:val="0"/>
-          <w:numId w:val="15"/>
-        </w:numPr>
-        <w:spacing w:after="0" w:line="240" w:lineRule="auto"/>
-        <w:rPr>
-          <w:rFonts w:ascii="Aptos Narrow" w:hAnsi="Aptos Narrow"/>
-        </w:rPr>
-      </w:pPr>
-      <w:proofErr w:type="spellStart"/>
-      <w:r>
-        <w:rPr>
-          <w:rFonts w:ascii="Aptos Narrow" w:hAnsi="Aptos Narrow"/>
-        </w:rPr>
-        <w:t>Analytique</w:t>
-      </w:r>
-      <w:proofErr w:type="spellEnd"/>
-      <w:r>
-        <w:rPr>
-          <w:rFonts w:ascii="Aptos Narrow" w:hAnsi="Aptos Narrow"/>
-        </w:rPr>
-        <w:t xml:space="preserve"> : </w:t>
-      </w:r>
-      <w:proofErr w:type="spellStart"/>
-      <w:r>
-        <w:rPr>
-          <w:rFonts w:ascii="Aptos Narrow" w:hAnsi="Aptos Narrow"/>
-        </w:rPr>
-        <w:t>analyste</w:t>
-      </w:r>
-      <w:proofErr w:type="spellEnd"/>
-      <w:r>
-        <w:rPr>
-          <w:rFonts w:ascii="Aptos Narrow" w:hAnsi="Aptos Narrow"/>
-        </w:rPr>
-        <w:t xml:space="preserve"> data</w:t>
-      </w:r>
-      <w:r>
-        <w:rPr>
-          <w:rFonts w:ascii="Aptos Narrow" w:hAnsi="Aptos Narrow"/>
-        </w:rPr>
-        <w:br/>
-      </w:r>
-    </w:p>
-    <w:p>
-      <w:pPr>
-        <w:pStyle w:val="Corpsdetexte"/>
-        <w:spacing w:after="0" w:line="240" w:lineRule="auto"/>
-        <w:rPr>
-          <w:rFonts w:ascii="Aptos Narrow" w:hAnsi="Aptos Narrow"/>
-        </w:rPr>
-      </w:pPr>
-      <w:proofErr w:type="spellStart"/>
-      <w:r>
-        <w:rPr>
-          <w:rFonts w:ascii="Aptos Narrow" w:hAnsi="Aptos Narrow"/>
-        </w:rPr>
-        <w:t>Périmètre</w:t>
-      </w:r>
-      <w:proofErr w:type="spellEnd"/>
-      <w:r>
-        <w:rPr>
-          <w:rFonts w:ascii="Aptos Narrow" w:hAnsi="Aptos Narrow"/>
-        </w:rPr>
-        <w:t xml:space="preserve"> </w:t>
-      </w:r>
-      <w:proofErr w:type="spellStart"/>
-      <w:r>
-        <w:rPr>
-          <w:rFonts w:ascii="Aptos Narrow" w:hAnsi="Aptos Narrow"/>
-        </w:rPr>
-        <w:t>inclus</w:t>
-      </w:r>
-      <w:proofErr w:type="spellEnd"/>
-      <w:r>
-        <w:rPr>
-          <w:rFonts w:ascii="Aptos Narrow" w:hAnsi="Aptos Narrow"/>
-        </w:rPr>
-        <w:t xml:space="preserve"> :</w:t>
-      </w:r>
-    </w:p>
-    <w:p>
-      <w:pPr>
-        <w:pStyle w:val="Corpsdetexte"/>
-        <w:numPr>
-          <w:ilvl w:val="0"/>
-          <w:numId w:val="16"/>
-        </w:numPr>
-        <w:spacing w:after="0" w:line="240" w:lineRule="auto"/>
-        <w:rPr>
-          <w:rFonts w:ascii="Aptos Narrow" w:hAnsi="Aptos Narrow"/>
-        </w:rPr>
-      </w:pPr>
-      <w:proofErr w:type="spellStart"/>
-      <w:r>
-        <w:rPr>
-          <w:rFonts w:ascii="Aptos Narrow" w:hAnsi="Aptos Narrow"/>
-        </w:rPr>
-        <w:t>Modélisation</w:t>
-      </w:r>
-      <w:proofErr w:type="spellEnd"/>
-      <w:r>
-        <w:rPr>
-          <w:rFonts w:ascii="Aptos Narrow" w:hAnsi="Aptos Narrow"/>
-        </w:rPr>
-        <w:t xml:space="preserve"> </w:t>
-      </w:r>
-      <w:proofErr w:type="spellStart"/>
-      <w:r>
-        <w:rPr>
-          <w:rFonts w:ascii="Aptos Narrow" w:hAnsi="Aptos Narrow"/>
-        </w:rPr>
-        <w:t>relationnelle</w:t>
-      </w:r>
-      <w:proofErr w:type="spellEnd"/>
-      <w:r>
-        <w:rPr>
-          <w:rFonts w:ascii="Aptos Narrow" w:hAnsi="Aptos Narrow"/>
-        </w:rPr>
-        <w:t xml:space="preserve"> de la base de données</w:t>
-      </w:r>
-    </w:p>
-    <w:p>
-      <w:pPr>
-        <w:pStyle w:val="Corpsdetexte"/>
-        <w:numPr>
-          <w:ilvl w:val="0"/>
-          <w:numId w:val="16"/>
-        </w:numPr>
-        <w:spacing w:after="0" w:line="240" w:lineRule="auto"/>
-        <w:rPr>
-          <w:rFonts w:ascii="Aptos Narrow" w:hAnsi="Aptos Narrow"/>
-        </w:rPr>
-      </w:pPr>
-      <w:proofErr w:type="spellStart"/>
-      <w:r>
-        <w:rPr>
-          <w:rFonts w:ascii="Aptos Narrow" w:hAnsi="Aptos Narrow"/>
-        </w:rPr>
-        <w:t>Création</w:t>
-      </w:r>
-      <w:proofErr w:type="spellEnd"/>
-      <w:r>
-        <w:rPr>
-          <w:rFonts w:ascii="Aptos Narrow" w:hAnsi="Aptos Narrow"/>
-        </w:rPr>
-        <w:t xml:space="preserve"> et structuration des tables (PK, FK, </w:t>
-      </w:r>
-      <w:proofErr w:type="spellStart"/>
-      <w:r>
-        <w:rPr>
-          <w:rFonts w:ascii="Aptos Narrow" w:hAnsi="Aptos Narrow"/>
-        </w:rPr>
-        <w:t>contraintes</w:t>
-      </w:r>
-      <w:proofErr w:type="spellEnd"/>
-      <w:r>
-        <w:rPr>
-          <w:rFonts w:ascii="Aptos Narrow" w:hAnsi="Aptos Narrow"/>
-        </w:rPr>
-        <w:t>)</w:t>
-      </w:r>
-    </w:p>
-    <w:p>
-      <w:pPr>
-        <w:pStyle w:val="Corpsdetexte"/>
-        <w:numPr>
-          <w:ilvl w:val="0"/>
-          <w:numId w:val="16"/>
-        </w:numPr>
-        <w:spacing w:after="0" w:line="240" w:lineRule="auto"/>
-        <w:rPr>
-          <w:rFonts w:ascii="Aptos Narrow" w:hAnsi="Aptos Narrow"/>
-        </w:rPr>
-      </w:pPr>
-      <w:proofErr w:type="spellStart"/>
-      <w:r>
-        <w:rPr>
-          <w:rFonts w:ascii="Aptos Narrow" w:hAnsi="Aptos Narrow"/>
-        </w:rPr>
-        <w:t>Chargement</w:t>
-      </w:r>
-      <w:proofErr w:type="spellEnd"/>
-      <w:r>
-        <w:rPr>
-          <w:rFonts w:ascii="Aptos Narrow" w:hAnsi="Aptos Narrow"/>
-        </w:rPr>
-        <w:t xml:space="preserve"> </w:t>
-      </w:r>
-      <w:proofErr w:type="spellStart"/>
-      <w:r>
-        <w:rPr>
-          <w:rFonts w:ascii="Aptos Narrow" w:hAnsi="Aptos Narrow"/>
-        </w:rPr>
-        <w:t>automatisé</w:t>
-      </w:r>
-      <w:proofErr w:type="spellEnd"/>
-      <w:r>
-        <w:rPr>
-          <w:rFonts w:ascii="Aptos Narrow" w:hAnsi="Aptos Narrow"/>
-        </w:rPr>
-        <w:t xml:space="preserve"> des données (CSV → PostgreSQL)</w:t>
-      </w:r>
-    </w:p>
-    <w:p>
-      <w:pPr>
-        <w:pStyle w:val="Corpsdetexte"/>
-        <w:numPr>
-          <w:ilvl w:val="0"/>
-          <w:numId w:val="16"/>
-        </w:numPr>
-        <w:spacing w:after="0" w:line="240" w:lineRule="auto"/>
-        <w:rPr>
-          <w:rFonts w:ascii="Aptos Narrow" w:hAnsi="Aptos Narrow"/>
-        </w:rPr>
-      </w:pPr>
-      <w:proofErr w:type="spellStart"/>
-      <w:r>
-        <w:rPr>
-          <w:rFonts w:ascii="Aptos Narrow" w:hAnsi="Aptos Narrow"/>
-        </w:rPr>
-        <w:t>Contrôles</w:t>
-      </w:r>
-      <w:proofErr w:type="spellEnd"/>
-      <w:r>
-        <w:rPr>
-          <w:rFonts w:ascii="Aptos Narrow" w:hAnsi="Aptos Narrow"/>
-        </w:rPr>
-        <w:t xml:space="preserve"> de </w:t>
-      </w:r>
-      <w:proofErr w:type="spellStart"/>
-      <w:r>
-        <w:rPr>
-          <w:rFonts w:ascii="Aptos Narrow" w:hAnsi="Aptos Narrow"/>
-        </w:rPr>
-        <w:t>cohérence</w:t>
-      </w:r>
-      <w:proofErr w:type="spellEnd"/>
-      <w:r>
-        <w:rPr>
-          <w:rFonts w:ascii="Aptos Narrow" w:hAnsi="Aptos Narrow"/>
-        </w:rPr>
-        <w:t xml:space="preserve"> et </w:t>
-      </w:r>
-      <w:proofErr w:type="spellStart"/>
-      <w:r>
-        <w:rPr>
-          <w:rFonts w:ascii="Aptos Narrow" w:hAnsi="Aptos Narrow"/>
-        </w:rPr>
-        <w:t>qualité</w:t>
-      </w:r>
-      <w:proofErr w:type="spellEnd"/>
-      <w:r>
-        <w:rPr>
-          <w:rFonts w:ascii="Aptos Narrow" w:hAnsi="Aptos Narrow"/>
-        </w:rPr>
-        <w:t xml:space="preserve"> des données</w:t>
-      </w:r>
-    </w:p>
-    <w:p>
-      <w:pPr>
-        <w:pStyle w:val="Corpsdetexte"/>
-        <w:numPr>
-          <w:ilvl w:val="0"/>
-          <w:numId w:val="16"/>
-        </w:numPr>
-        <w:spacing w:after="0" w:line="240" w:lineRule="auto"/>
-        <w:rPr>
-          <w:rFonts w:ascii="Aptos Narrow" w:hAnsi="Aptos Narrow"/>
-        </w:rPr>
-      </w:pPr>
-      <w:proofErr w:type="spellStart"/>
-      <w:r>
-        <w:rPr>
-          <w:rFonts w:ascii="Aptos Narrow" w:hAnsi="Aptos Narrow"/>
-        </w:rPr>
-        <w:t>Réalisation</w:t>
-      </w:r>
-      <w:proofErr w:type="spellEnd"/>
-      <w:r>
-        <w:rPr>
-          <w:rFonts w:ascii="Aptos Narrow" w:hAnsi="Aptos Narrow"/>
-        </w:rPr>
-        <w:t xml:space="preserve"> des </w:t>
-      </w:r>
-      <w:proofErr w:type="spellStart"/>
-      <w:r>
-        <w:rPr>
-          <w:rFonts w:ascii="Aptos Narrow" w:hAnsi="Aptos Narrow"/>
-        </w:rPr>
-        <w:t>requêtes</w:t>
-      </w:r>
-      <w:proofErr w:type="spellEnd"/>
-      <w:r>
-        <w:rPr>
-          <w:rFonts w:ascii="Aptos Narrow" w:hAnsi="Aptos Narrow"/>
-        </w:rPr>
-        <w:t xml:space="preserve"> SQL </w:t>
-      </w:r>
-      <w:proofErr w:type="spellStart"/>
-      <w:r>
-        <w:rPr>
-          <w:rFonts w:ascii="Aptos Narrow" w:hAnsi="Aptos Narrow"/>
-        </w:rPr>
-        <w:t>répondant</w:t>
-      </w:r>
-      <w:proofErr w:type="spellEnd"/>
-      <w:r>
-        <w:rPr>
-          <w:rFonts w:ascii="Aptos Narrow" w:hAnsi="Aptos Narrow"/>
-        </w:rPr>
-        <w:t xml:space="preserve"> aux </w:t>
-      </w:r>
-      <w:proofErr w:type="spellStart"/>
-      <w:r>
-        <w:rPr>
-          <w:rFonts w:ascii="Aptos Narrow" w:hAnsi="Aptos Narrow"/>
-        </w:rPr>
         <w:t>besoins</w:t>
-      </w:r>
-      <w:proofErr w:type="spellEnd"/>
-      <w:r>
-        <w:rPr>
-          <w:rFonts w:ascii="Aptos Narrow" w:hAnsi="Aptos Narrow"/>
-        </w:rPr>
-        <w:t xml:space="preserve"> métier</w:t>
-      </w:r>
-    </w:p>
-    <w:p>
-      <w:pPr>
-        <w:pStyle w:val="Corpsdetexte"/>
-        <w:numPr>
-          <w:ilvl w:val="0"/>
-          <w:numId w:val="16"/>
-        </w:numPr>
-        <w:spacing w:after="0" w:line="240" w:lineRule="auto"/>
-        <w:rPr>
-          <w:rFonts w:ascii="Aptos Narrow" w:hAnsi="Aptos Narrow"/>
-        </w:rPr>
-      </w:pPr>
-      <w:r>
-        <w:rPr>
-          <w:rFonts w:ascii="Aptos Narrow" w:hAnsi="Aptos Narrow"/>
-        </w:rPr>
-        <w:t xml:space="preserve">Analyses </w:t>
-      </w:r>
-      <w:proofErr w:type="spellStart"/>
-      <w:r>
-        <w:rPr>
-          <w:rFonts w:ascii="Aptos Narrow" w:hAnsi="Aptos Narrow"/>
-        </w:rPr>
-        <w:t>complémentaires</w:t>
       </w:r>
       <w:proofErr w:type="spellEnd"/>
     </w:p>
     <w:p>
       <w:pPr>
-        <w:pStyle w:val="Corpsdetexte"/>
+        <w:pStyle w:val="Paragraphedeliste"/>
         <w:numPr>
           <w:ilvl w:val="0"/>
-          <w:numId w:val="16"/>
+          <w:numId w:val="22"/>
         </w:numPr>
-        <w:spacing w:after="0" w:line="240" w:lineRule="auto"/>
-        <w:rPr>
-          <w:rFonts w:ascii="Aptos Narrow" w:hAnsi="Aptos Narrow"/>
-        </w:rPr>
-      </w:pPr>
+        <w:spacing w:after="0"/>
+      </w:pPr>
+      <w:r>
+        <w:t>Base de données</w:t>
+      </w:r>
+    </w:p>
+    <w:p>
+      <w:pPr>
+        <w:pStyle w:val="Paragraphedeliste"/>
+        <w:numPr>
+          <w:ilvl w:val="0"/>
+          <w:numId w:val="22"/>
+        </w:numPr>
+        <w:spacing w:after="0"/>
+      </w:pPr>
+      <w:r>
+        <w:t xml:space="preserve">SQL + </w:t>
+      </w:r>
       <w:proofErr w:type="spellStart"/>
       <w:r>
-        <w:rPr>
-          <w:rFonts w:ascii="Aptos Narrow" w:hAnsi="Aptos Narrow"/>
-        </w:rPr>
-        <w:t>Recommandation</w:t>
-      </w:r>
-      <w:proofErr w:type="spellEnd"/>
-      <w:r>
-        <w:rPr>
-          <w:rFonts w:ascii="Aptos Narrow" w:hAnsi="Aptos Narrow"/>
-        </w:rPr>
-        <w:t xml:space="preserve"> de </w:t>
-      </w:r>
-      <w:proofErr w:type="spellStart"/>
-      <w:r>
-        <w:rPr>
-          <w:rFonts w:ascii="Aptos Narrow" w:hAnsi="Aptos Narrow"/>
-        </w:rPr>
-        <w:t>recrutement</w:t>
+        <w:t>résultats</w:t>
       </w:r>
       <w:proofErr w:type="spellEnd"/>
     </w:p>
     <w:p>
       <w:pPr>
-        <w:pStyle w:val="Corpsdetexte"/>
-        <w:spacing w:after="0" w:line="240" w:lineRule="auto"/>
-        <w:rPr>
-          <w:rFonts w:ascii="Aptos Narrow" w:hAnsi="Aptos Narrow"/>
-        </w:rPr>
-      </w:pPr>
-    </w:p>
-    <w:p>
-      <w:pPr>
-        <w:pStyle w:val="Corpsdetexte"/>
-        <w:spacing w:after="0" w:line="240" w:lineRule="auto"/>
-        <w:rPr>
-          <w:rFonts w:ascii="Aptos Narrow" w:hAnsi="Aptos Narrow"/>
-        </w:rPr>
+        <w:pStyle w:val="Paragraphedeliste"/>
+        <w:numPr>
+          <w:ilvl w:val="0"/>
+          <w:numId w:val="22"/>
+        </w:numPr>
       </w:pPr>
       <w:proofErr w:type="spellStart"/>
       <w:r>
-        <w:rPr>
-          <w:rFonts w:ascii="Aptos Narrow" w:hAnsi="Aptos Narrow"/>
-        </w:rPr>
-        <w:t>Périmètre</w:t>
-      </w:r>
-      <w:proofErr w:type="spellEnd"/>
-      <w:r>
-        <w:rPr>
-          <w:rFonts w:ascii="Aptos Narrow" w:hAnsi="Aptos Narrow"/>
-        </w:rPr>
-        <w:t xml:space="preserve"> </w:t>
-      </w:r>
-      <w:proofErr w:type="spellStart"/>
-      <w:r>
-        <w:rPr>
-          <w:rFonts w:ascii="Aptos Narrow" w:hAnsi="Aptos Narrow"/>
-        </w:rPr>
-        <w:t>exclu</w:t>
+        <w:t>Présentation</w:t>
       </w:r>
       <w:proofErr w:type="spellEnd"/>
     </w:p>
     <w:p>
       <w:pPr>
-        <w:pStyle w:val="Corpsdetexte"/>
-        <w:numPr>
-          <w:ilvl w:val="0"/>
-          <w:numId w:val="17"/>
-        </w:numPr>
-        <w:spacing w:after="0" w:line="240" w:lineRule="auto"/>
-        <w:rPr>
-          <w:rFonts w:ascii="Aptos Narrow" w:hAnsi="Aptos Narrow"/>
-        </w:rPr>
-      </w:pPr>
-      <w:r>
-        <w:rPr>
-          <w:rFonts w:ascii="Aptos Narrow" w:hAnsi="Aptos Narrow"/>
-        </w:rPr>
-        <w:t xml:space="preserve">Analyse </w:t>
-      </w:r>
-      <w:proofErr w:type="spellStart"/>
-      <w:r>
-        <w:rPr>
-          <w:rFonts w:ascii="Aptos Narrow" w:hAnsi="Aptos Narrow"/>
-        </w:rPr>
-        <w:t>vidéo</w:t>
-      </w:r>
-      <w:proofErr w:type="spellEnd"/>
-      <w:r>
-        <w:rPr>
-          <w:rFonts w:ascii="Aptos Narrow" w:hAnsi="Aptos Narrow"/>
-        </w:rPr>
-        <w:t xml:space="preserve"> et données tracking</w:t>
-      </w:r>
-    </w:p>
-    <w:p>
-      <w:pPr>
-        <w:pStyle w:val="Corpsdetexte"/>
-        <w:numPr>
-          <w:ilvl w:val="0"/>
-          <w:numId w:val="17"/>
-        </w:numPr>
-        <w:spacing w:after="0" w:line="240" w:lineRule="auto"/>
-        <w:rPr>
-          <w:rFonts w:ascii="Aptos Narrow" w:hAnsi="Aptos Narrow"/>
-        </w:rPr>
-      </w:pPr>
-      <w:r>
-        <w:rPr>
-          <w:rFonts w:ascii="Aptos Narrow" w:hAnsi="Aptos Narrow"/>
-        </w:rPr>
-        <w:t>Scouting terrain</w:t>
-      </w:r>
-    </w:p>
-    <w:p>
-      <w:pPr>
-        <w:pStyle w:val="Corpsdetexte"/>
-        <w:numPr>
-          <w:ilvl w:val="0"/>
-          <w:numId w:val="17"/>
-        </w:numPr>
-        <w:spacing w:after="0" w:line="240" w:lineRule="auto"/>
-        <w:rPr>
-          <w:rFonts w:ascii="Aptos Narrow" w:hAnsi="Aptos Narrow"/>
-        </w:rPr>
-      </w:pPr>
-      <w:r>
-        <w:rPr>
-          <w:rFonts w:ascii="Aptos Narrow" w:hAnsi="Aptos Narrow"/>
-        </w:rPr>
-        <w:t xml:space="preserve">Données </w:t>
-      </w:r>
-      <w:proofErr w:type="spellStart"/>
-      <w:r>
-        <w:rPr>
-          <w:rFonts w:ascii="Aptos Narrow" w:hAnsi="Aptos Narrow"/>
-        </w:rPr>
-        <w:t>médicales</w:t>
-      </w:r>
-      <w:proofErr w:type="spellEnd"/>
-      <w:r>
-        <w:rPr>
-          <w:rFonts w:ascii="Aptos Narrow" w:hAnsi="Aptos Narrow"/>
-        </w:rPr>
-        <w:t xml:space="preserve"> </w:t>
-      </w:r>
-      <w:proofErr w:type="spellStart"/>
-      <w:r>
-        <w:rPr>
-          <w:rFonts w:ascii="Aptos Narrow" w:hAnsi="Aptos Narrow"/>
-        </w:rPr>
-        <w:t>ou</w:t>
-      </w:r>
-      <w:proofErr w:type="spellEnd"/>
-      <w:r>
-        <w:rPr>
-          <w:rFonts w:ascii="Aptos Narrow" w:hAnsi="Aptos Narrow"/>
-        </w:rPr>
-        <w:t xml:space="preserve"> physiques des </w:t>
-      </w:r>
-      <w:proofErr w:type="spellStart"/>
-      <w:r>
-        <w:rPr>
-          <w:rFonts w:ascii="Aptos Narrow" w:hAnsi="Aptos Narrow"/>
-        </w:rPr>
-        <w:t>joueurs</w:t>
-      </w:r>
-      <w:proofErr w:type="spellEnd"/>
-    </w:p>
-    <w:p>
-      <w:pPr>
-        <w:pStyle w:val="Corpsdetexte"/>
-        <w:numPr>
-          <w:ilvl w:val="0"/>
-          <w:numId w:val="17"/>
-        </w:numPr>
-        <w:spacing w:after="0" w:line="240" w:lineRule="auto"/>
-        <w:rPr>
-          <w:rFonts w:ascii="Aptos Narrow" w:hAnsi="Aptos Narrow"/>
-        </w:rPr>
-      </w:pPr>
-      <w:r>
-        <w:rPr>
-          <w:rFonts w:ascii="Aptos Narrow" w:hAnsi="Aptos Narrow"/>
-        </w:rPr>
-        <w:t xml:space="preserve">Données </w:t>
-      </w:r>
-      <w:proofErr w:type="spellStart"/>
-      <w:r>
-        <w:rPr>
-          <w:rFonts w:ascii="Aptos Narrow" w:hAnsi="Aptos Narrow"/>
-        </w:rPr>
-        <w:t>événementielles</w:t>
-      </w:r>
-      <w:proofErr w:type="spellEnd"/>
-      <w:r>
-        <w:rPr>
-          <w:rFonts w:ascii="Aptos Narrow" w:hAnsi="Aptos Narrow"/>
-        </w:rPr>
-        <w:t xml:space="preserve"> </w:t>
-      </w:r>
-      <w:proofErr w:type="spellStart"/>
-      <w:r>
-        <w:rPr>
-          <w:rFonts w:ascii="Aptos Narrow" w:hAnsi="Aptos Narrow"/>
-        </w:rPr>
-        <w:t>détaillées</w:t>
-      </w:r>
-      <w:proofErr w:type="spellEnd"/>
-      <w:r>
-        <w:rPr>
-          <w:rFonts w:ascii="Aptos Narrow" w:hAnsi="Aptos Narrow"/>
-        </w:rPr>
-        <w:t xml:space="preserve"> (</w:t>
-      </w:r>
-      <w:proofErr w:type="spellStart"/>
-      <w:r>
-        <w:rPr>
-          <w:rFonts w:ascii="Aptos Narrow" w:hAnsi="Aptos Narrow"/>
-        </w:rPr>
-        <w:t>tirs</w:t>
-      </w:r>
-      <w:proofErr w:type="spellEnd"/>
-      <w:r>
-        <w:rPr>
-          <w:rFonts w:ascii="Aptos Narrow" w:hAnsi="Aptos Narrow"/>
-        </w:rPr>
-        <w:t xml:space="preserve">, actions, etc.) non </w:t>
-      </w:r>
-      <w:proofErr w:type="spellStart"/>
-      <w:r>
-        <w:rPr>
-          <w:rFonts w:ascii="Aptos Narrow" w:hAnsi="Aptos Narrow"/>
-        </w:rPr>
-        <w:t>présentes</w:t>
-      </w:r>
-      <w:proofErr w:type="spellEnd"/>
-      <w:r>
-        <w:rPr>
-          <w:rFonts w:ascii="Aptos Narrow" w:hAnsi="Aptos Narrow"/>
-        </w:rPr>
-        <w:t xml:space="preserve"> dans les sources</w:t>
-      </w:r>
-    </w:p>
-    <w:p>
-      <w:pPr>
-        <w:pStyle w:val="Corpsdetexte"/>
-        <w:spacing w:after="0" w:line="240" w:lineRule="auto"/>
-        <w:rPr>
-          <w:rFonts w:ascii="Aptos Narrow" w:hAnsi="Aptos Narrow"/>
-        </w:rPr>
-      </w:pPr>
-    </w:p>
-    <w:p>
-      <w:pPr>
-        <w:pStyle w:val="Corpsdetexte"/>
-        <w:spacing w:after="0" w:line="240" w:lineRule="auto"/>
-        <w:rPr>
-          <w:rFonts w:ascii="Aptos Narrow" w:hAnsi="Aptos Narrow"/>
-        </w:rPr>
-      </w:pPr>
-      <w:proofErr w:type="spellStart"/>
-      <w:r>
-        <w:rPr>
-          <w:rFonts w:ascii="Aptos Narrow" w:hAnsi="Aptos Narrow"/>
-        </w:rPr>
-        <w:t>Livrables</w:t>
-      </w:r>
-      <w:proofErr w:type="spellEnd"/>
-      <w:r>
-        <w:rPr>
-          <w:rFonts w:ascii="Aptos Narrow" w:hAnsi="Aptos Narrow"/>
-        </w:rPr>
-        <w:t xml:space="preserve"> </w:t>
-      </w:r>
-      <w:proofErr w:type="spellStart"/>
-      <w:r>
-        <w:rPr>
-          <w:rFonts w:ascii="Aptos Narrow" w:hAnsi="Aptos Narrow"/>
-        </w:rPr>
-        <w:t>attendus</w:t>
-      </w:r>
-      <w:proofErr w:type="spellEnd"/>
-      <w:r>
-        <w:rPr>
-          <w:rFonts w:ascii="Aptos Narrow" w:hAnsi="Aptos Narrow"/>
-        </w:rPr>
-        <w:t xml:space="preserve"> :</w:t>
-      </w:r>
-    </w:p>
-    <w:p>
-      <w:pPr>
-        <w:pStyle w:val="Corpsdetexte"/>
-        <w:numPr>
-          <w:ilvl w:val="0"/>
-          <w:numId w:val="18"/>
-        </w:numPr>
-        <w:spacing w:after="0" w:line="240" w:lineRule="auto"/>
-        <w:rPr>
-          <w:rFonts w:ascii="Aptos Narrow" w:hAnsi="Aptos Narrow"/>
-        </w:rPr>
-      </w:pPr>
-      <w:r>
-        <w:rPr>
-          <w:rFonts w:ascii="Aptos Narrow" w:hAnsi="Aptos Narrow"/>
-        </w:rPr>
-        <w:t xml:space="preserve">Expression des </w:t>
-      </w:r>
-      <w:proofErr w:type="spellStart"/>
-      <w:r>
-        <w:rPr>
-          <w:rFonts w:ascii="Aptos Narrow" w:hAnsi="Aptos Narrow"/>
-        </w:rPr>
-        <w:t>besoins</w:t>
-      </w:r>
-      <w:proofErr w:type="spellEnd"/>
-      <w:r>
-        <w:rPr>
-          <w:rFonts w:ascii="Aptos Narrow" w:hAnsi="Aptos Narrow"/>
-        </w:rPr>
-        <w:t xml:space="preserve"> au format PDF</w:t>
-      </w:r>
-    </w:p>
-    <w:p>
-      <w:pPr>
-        <w:pStyle w:val="Corpsdetexte"/>
-        <w:numPr>
-          <w:ilvl w:val="0"/>
-          <w:numId w:val="18"/>
-        </w:numPr>
-        <w:spacing w:after="0" w:line="240" w:lineRule="auto"/>
-        <w:rPr>
-          <w:rFonts w:ascii="Aptos Narrow" w:hAnsi="Aptos Narrow"/>
-        </w:rPr>
-      </w:pPr>
-      <w:r>
-        <w:rPr>
-          <w:rFonts w:ascii="Aptos Narrow" w:hAnsi="Aptos Narrow"/>
-        </w:rPr>
-        <w:t xml:space="preserve">Base de données </w:t>
-      </w:r>
-      <w:proofErr w:type="spellStart"/>
-      <w:r>
-        <w:rPr>
-          <w:rFonts w:ascii="Aptos Narrow" w:hAnsi="Aptos Narrow"/>
-        </w:rPr>
-        <w:t>opérationnelle</w:t>
-      </w:r>
-      <w:proofErr w:type="spellEnd"/>
-      <w:r>
-        <w:rPr>
-          <w:rFonts w:ascii="Aptos Narrow" w:hAnsi="Aptos Narrow"/>
-        </w:rPr>
-        <w:t xml:space="preserve"> (PostgreSQL)</w:t>
-      </w:r>
-    </w:p>
-    <w:p>
-      <w:pPr>
-        <w:pStyle w:val="Corpsdetexte"/>
-        <w:numPr>
-          <w:ilvl w:val="0"/>
-          <w:numId w:val="18"/>
-        </w:numPr>
-        <w:spacing w:after="0" w:line="240" w:lineRule="auto"/>
-        <w:rPr>
-          <w:rFonts w:ascii="Aptos Narrow" w:hAnsi="Aptos Narrow"/>
-        </w:rPr>
-      </w:pPr>
-      <w:r>
-        <w:rPr>
-          <w:rFonts w:ascii="Aptos Narrow" w:hAnsi="Aptos Narrow"/>
-        </w:rPr>
-        <w:t>Dictionnaire de données</w:t>
-      </w:r>
-    </w:p>
-    <w:p>
-      <w:pPr>
-        <w:pStyle w:val="Corpsdetexte"/>
-        <w:numPr>
-          <w:ilvl w:val="0"/>
-          <w:numId w:val="18"/>
-        </w:numPr>
-        <w:spacing w:after="0" w:line="240" w:lineRule="auto"/>
-        <w:rPr>
-          <w:rFonts w:ascii="Aptos Narrow" w:hAnsi="Aptos Narrow"/>
-        </w:rPr>
-      </w:pPr>
-      <w:proofErr w:type="spellStart"/>
-      <w:r>
-        <w:rPr>
-          <w:rFonts w:ascii="Aptos Narrow" w:hAnsi="Aptos Narrow"/>
-        </w:rPr>
-        <w:t>Schéma</w:t>
-      </w:r>
-      <w:proofErr w:type="spellEnd"/>
-      <w:r>
-        <w:rPr>
-          <w:rFonts w:ascii="Aptos Narrow" w:hAnsi="Aptos Narrow"/>
-        </w:rPr>
-        <w:t xml:space="preserve"> </w:t>
-      </w:r>
-      <w:proofErr w:type="spellStart"/>
-      <w:r>
-        <w:rPr>
-          <w:rFonts w:ascii="Aptos Narrow" w:hAnsi="Aptos Narrow"/>
-        </w:rPr>
-        <w:t>relationnel</w:t>
-      </w:r>
-      <w:proofErr w:type="spellEnd"/>
-    </w:p>
-    <w:p>
-      <w:pPr>
-        <w:pStyle w:val="Corpsdetexte"/>
-        <w:numPr>
-          <w:ilvl w:val="0"/>
-          <w:numId w:val="18"/>
-        </w:numPr>
-        <w:spacing w:after="0" w:line="240" w:lineRule="auto"/>
-        <w:rPr>
-          <w:rFonts w:ascii="Aptos Narrow" w:hAnsi="Aptos Narrow"/>
-        </w:rPr>
-      </w:pPr>
-      <w:proofErr w:type="spellStart"/>
-      <w:r>
-        <w:rPr>
-          <w:rFonts w:ascii="Aptos Narrow" w:hAnsi="Aptos Narrow"/>
-        </w:rPr>
-        <w:t>Requêtes</w:t>
-      </w:r>
-      <w:proofErr w:type="spellEnd"/>
-      <w:r>
-        <w:rPr>
-          <w:rFonts w:ascii="Aptos Narrow" w:hAnsi="Aptos Narrow"/>
-        </w:rPr>
-        <w:t xml:space="preserve"> SQL </w:t>
-      </w:r>
-      <w:proofErr w:type="spellStart"/>
-      <w:r>
-        <w:rPr>
-          <w:rFonts w:ascii="Aptos Narrow" w:hAnsi="Aptos Narrow"/>
-        </w:rPr>
-        <w:t>documentées</w:t>
-      </w:r>
-      <w:proofErr w:type="spellEnd"/>
-      <w:r>
-        <w:rPr>
-          <w:rFonts w:ascii="Aptos Narrow" w:hAnsi="Aptos Narrow"/>
-        </w:rPr>
-        <w:t xml:space="preserve"> avec </w:t>
-      </w:r>
-      <w:proofErr w:type="spellStart"/>
-      <w:r>
-        <w:rPr>
-          <w:rFonts w:ascii="Aptos Narrow" w:hAnsi="Aptos Narrow"/>
-        </w:rPr>
-        <w:t>résultats</w:t>
-      </w:r>
-      <w:proofErr w:type="spellEnd"/>
-      <w:r>
-        <w:rPr>
-          <w:rFonts w:ascii="Aptos Narrow" w:hAnsi="Aptos Narrow"/>
-        </w:rPr>
-        <w:t xml:space="preserve"> et </w:t>
-      </w:r>
-      <w:r>
-        <w:rPr>
-          <w:rFonts w:ascii="Aptos Narrow" w:hAnsi="Aptos Narrow"/>
-        </w:rPr>
-        <w:t>interpretation</w:t>
-      </w:r>
-    </w:p>
-    <w:p>
-      <w:pPr>
-        <w:pStyle w:val="Corpsdetexte"/>
-        <w:numPr>
-          <w:ilvl w:val="0"/>
-          <w:numId w:val="18"/>
-        </w:numPr>
-        <w:spacing w:after="0" w:line="240" w:lineRule="auto"/>
-        <w:rPr>
-          <w:rFonts w:ascii="Aptos Narrow" w:hAnsi="Aptos Narrow"/>
-        </w:rPr>
-      </w:pPr>
-      <w:r>
-        <w:rPr>
-          <w:rFonts w:ascii="Aptos Narrow" w:hAnsi="Aptos Narrow"/>
-        </w:rPr>
-        <w:t xml:space="preserve">Support de </w:t>
-      </w:r>
-      <w:proofErr w:type="spellStart"/>
-      <w:r>
-        <w:rPr>
-          <w:rFonts w:ascii="Aptos Narrow" w:hAnsi="Aptos Narrow"/>
-        </w:rPr>
-        <w:t>présentation</w:t>
-      </w:r>
-      <w:proofErr w:type="spellEnd"/>
-      <w:r>
-        <w:rPr>
-          <w:rFonts w:ascii="Aptos Narrow" w:hAnsi="Aptos Narrow"/>
-        </w:rPr>
-        <w:t xml:space="preserve"> (maximum 20 slides)</w:t>
-      </w:r>
-    </w:p>
-    <w:p>
-      <w:pPr>
-        <w:pStyle w:val="Corpsdetexte"/>
-        <w:spacing w:after="0" w:line="240" w:lineRule="auto"/>
-        <w:rPr>
-          <w:rFonts w:ascii="Aptos Narrow" w:hAnsi="Aptos Narrow"/>
-        </w:rPr>
-      </w:pPr>
-    </w:p>
-    <w:p>
-      <w:pPr>
-        <w:pStyle w:val="Corpsdetexte"/>
-        <w:spacing w:after="0" w:line="240" w:lineRule="auto"/>
-        <w:rPr>
-          <w:rFonts w:ascii="Aptos Narrow" w:hAnsi="Aptos Narrow"/>
-        </w:rPr>
-      </w:pPr>
-      <w:proofErr w:type="spellStart"/>
-      <w:r>
-        <w:rPr>
-          <w:rFonts w:ascii="Aptos Narrow" w:hAnsi="Aptos Narrow"/>
-        </w:rPr>
-        <w:t>Contraintes</w:t>
-      </w:r>
-      <w:proofErr w:type="spellEnd"/>
-      <w:r>
-        <w:rPr>
-          <w:rFonts w:ascii="Aptos Narrow" w:hAnsi="Aptos Narrow"/>
-        </w:rPr>
-        <w:t xml:space="preserve"> de </w:t>
-      </w:r>
-      <w:proofErr w:type="spellStart"/>
-      <w:r>
-        <w:rPr>
-          <w:rFonts w:ascii="Aptos Narrow" w:hAnsi="Aptos Narrow"/>
-        </w:rPr>
-        <w:t>rendu</w:t>
-      </w:r>
-      <w:proofErr w:type="spellEnd"/>
-      <w:r>
-        <w:rPr>
-          <w:rFonts w:ascii="Aptos Narrow" w:hAnsi="Aptos Narrow"/>
-        </w:rPr>
-        <w:t xml:space="preserve"> :</w:t>
-      </w:r>
-    </w:p>
-    <w:p>
-      <w:pPr>
-        <w:pStyle w:val="Corpsdetexte"/>
-        <w:numPr>
-          <w:ilvl w:val="0"/>
-          <w:numId w:val="19"/>
-        </w:numPr>
-        <w:spacing w:after="0" w:line="240" w:lineRule="auto"/>
-        <w:rPr>
-          <w:rFonts w:ascii="Aptos Narrow" w:hAnsi="Aptos Narrow"/>
-        </w:rPr>
-      </w:pPr>
-      <w:r>
-        <w:rPr>
-          <w:rFonts w:ascii="Aptos Narrow" w:hAnsi="Aptos Narrow"/>
-        </w:rPr>
-        <w:t xml:space="preserve">Respect du format PDF pour les </w:t>
-      </w:r>
-      <w:proofErr w:type="spellStart"/>
-      <w:r>
-        <w:rPr>
-          <w:rFonts w:ascii="Aptos Narrow" w:hAnsi="Aptos Narrow"/>
-        </w:rPr>
-        <w:t>livrables</w:t>
-      </w:r>
-      <w:proofErr w:type="spellEnd"/>
-    </w:p>
-    <w:p>
-      <w:pPr>
-        <w:pStyle w:val="Corpsdetexte"/>
-        <w:numPr>
-          <w:ilvl w:val="0"/>
-          <w:numId w:val="19"/>
-        </w:numPr>
-        <w:spacing w:after="0" w:line="240" w:lineRule="auto"/>
-        <w:rPr>
-          <w:rFonts w:ascii="Aptos Narrow" w:hAnsi="Aptos Narrow"/>
-        </w:rPr>
-      </w:pPr>
-      <w:proofErr w:type="spellStart"/>
-      <w:r>
-        <w:rPr>
-          <w:rFonts w:ascii="Aptos Narrow" w:hAnsi="Aptos Narrow"/>
-        </w:rPr>
-        <w:t>Nommage</w:t>
-      </w:r>
-      <w:proofErr w:type="spellEnd"/>
-      <w:r>
-        <w:rPr>
-          <w:rFonts w:ascii="Aptos Narrow" w:hAnsi="Aptos Narrow"/>
-        </w:rPr>
-        <w:t xml:space="preserve"> </w:t>
-      </w:r>
-      <w:proofErr w:type="spellStart"/>
-      <w:r>
-        <w:rPr>
-          <w:rFonts w:ascii="Aptos Narrow" w:hAnsi="Aptos Narrow"/>
-        </w:rPr>
-        <w:t>conforme</w:t>
-      </w:r>
-      <w:proofErr w:type="spellEnd"/>
-      <w:r>
-        <w:rPr>
-          <w:rFonts w:ascii="Aptos Narrow" w:hAnsi="Aptos Narrow"/>
-        </w:rPr>
-        <w:t xml:space="preserve"> : Nom_Prenom_1_expression_besoin_mmaaaa</w:t>
-      </w:r>
-    </w:p>
-    <w:p>
-      <w:pPr>
-        <w:pStyle w:val="Corpsdetexte"/>
-        <w:numPr>
-          <w:ilvl w:val="0"/>
-          <w:numId w:val="19"/>
-        </w:numPr>
-        <w:spacing w:after="0" w:line="240" w:lineRule="auto"/>
-        <w:rPr>
-          <w:rFonts w:ascii="Aptos Narrow" w:hAnsi="Aptos Narrow"/>
-        </w:rPr>
-      </w:pPr>
-      <w:r>
-        <w:rPr>
-          <w:rFonts w:ascii="Aptos Narrow" w:hAnsi="Aptos Narrow"/>
-        </w:rPr>
-        <w:t xml:space="preserve">Livraison dans </w:t>
-      </w:r>
-      <w:proofErr w:type="spellStart"/>
-      <w:r>
-        <w:rPr>
-          <w:rFonts w:ascii="Aptos Narrow" w:hAnsi="Aptos Narrow"/>
-        </w:rPr>
-        <w:t>une</w:t>
-      </w:r>
-      <w:proofErr w:type="spellEnd"/>
-      <w:r>
-        <w:rPr>
-          <w:rFonts w:ascii="Aptos Narrow" w:hAnsi="Aptos Narrow"/>
-        </w:rPr>
-        <w:t xml:space="preserve"> archive </w:t>
-      </w:r>
-      <w:proofErr w:type="spellStart"/>
-      <w:r>
-        <w:rPr>
-          <w:rFonts w:ascii="Aptos Narrow" w:hAnsi="Aptos Narrow"/>
-        </w:rPr>
-        <w:t>structurée</w:t>
-      </w:r>
-      <w:proofErr w:type="spellEnd"/>
-      <w:r>
-        <w:rPr>
-          <w:rFonts w:ascii="Aptos Narrow" w:hAnsi="Aptos Narrow"/>
-        </w:rPr>
-        <w:t xml:space="preserve"> (ZIP)</w:t>
-      </w:r>
-      <w:r>
-        <w:rPr>
-          <w:rFonts w:ascii="Aptos Narrow" w:hAnsi="Aptos Narrow"/>
-        </w:rPr>
-        <w:t>.</w:t>
-      </w:r>
+        <w:pStyle w:val="Paragraphedeliste"/>
+      </w:pPr>
     </w:p>
     <w:p>
       <w:pPr>
@@ -6007,32 +3327,25 @@
       </w:tblPr>
       <w:tblGrid>
         <w:gridCol w:w="2093"/>
-        <w:gridCol w:w="8847"/>
+        <w:gridCol w:w="3377"/>
+        <w:gridCol w:w="5470"/>
+        <w:gridCol w:w="38"/>
       </w:tblGrid>
       <w:tr>
         <w:trPr>
           <w:cnfStyle w:val="100000000000" w:firstRow="1" w:lastRow="0" w:firstColumn="0" w:lastColumn="0" w:oddVBand="0" w:evenVBand="0" w:oddHBand="0" w:evenHBand="0" w:firstRowFirstColumn="0" w:firstRowLastColumn="0" w:lastRowFirstColumn="0" w:lastRowLastColumn="0"/>
-          <w:trHeight w:val="567"/>
+          <w:trHeight w:val="397"/>
         </w:trPr>
         <w:tc>
           <w:tcPr>
             <w:cnfStyle w:val="001000000000" w:firstRow="0" w:lastRow="0" w:firstColumn="1" w:lastColumn="0" w:oddVBand="0" w:evenVBand="0" w:oddHBand="0" w:evenHBand="0" w:firstRowFirstColumn="0" w:firstRowLastColumn="0" w:lastRowFirstColumn="0" w:lastRowLastColumn="0"/>
-            <w:tcW w:w="2093" w:type="dxa"/>
+            <w:tcW w:w="5470" w:type="dxa"/>
+            <w:gridSpan w:val="2"/>
             <w:vAlign w:val="center"/>
           </w:tcPr>
           <w:p>
-            <w:pPr>
-              <w:rPr>
-                <w:sz w:val="24"/>
-                <w:szCs w:val="24"/>
-              </w:rPr>
-            </w:pPr>
             <w:proofErr w:type="spellStart"/>
             <w:r>
-              <w:rPr>
-                <w:sz w:val="24"/>
-                <w:szCs w:val="24"/>
-              </w:rPr>
               <w:t>Catégorie</w:t>
             </w:r>
             <w:proofErr w:type="spellEnd"/>
@@ -6040,22 +3353,15 @@
         </w:tc>
         <w:tc>
           <w:tcPr>
-            <w:tcW w:w="8847" w:type="dxa"/>
+            <w:tcW w:w="5470" w:type="dxa"/>
+            <w:gridSpan w:val="2"/>
             <w:vAlign w:val="center"/>
           </w:tcPr>
           <w:p>
             <w:pPr>
               <w:cnfStyle w:val="100000000000" w:firstRow="1" w:lastRow="0" w:firstColumn="0" w:lastColumn="0" w:oddVBand="0" w:evenVBand="0" w:oddHBand="0" w:evenHBand="0" w:firstRowFirstColumn="0" w:firstRowLastColumn="0" w:lastRowFirstColumn="0" w:lastRowLastColumn="0"/>
-              <w:rPr>
-                <w:sz w:val="24"/>
-                <w:szCs w:val="24"/>
-              </w:rPr>
             </w:pPr>
             <w:r>
-              <w:rPr>
-                <w:sz w:val="24"/>
-                <w:szCs w:val="24"/>
-              </w:rPr>
               <w:t>Exigences</w:t>
             </w:r>
           </w:p>
@@ -6064,25 +3370,24 @@
       <w:tr>
         <w:trPr>
           <w:cnfStyle w:val="000000100000" w:firstRow="0" w:lastRow="0" w:firstColumn="0" w:lastColumn="0" w:oddVBand="0" w:evenVBand="0" w:oddHBand="1" w:evenHBand="0" w:firstRowFirstColumn="0" w:firstRowLastColumn="0" w:lastRowFirstColumn="0" w:lastRowLastColumn="0"/>
-          <w:trHeight w:val="567"/>
+          <w:trHeight w:val="397"/>
         </w:trPr>
         <w:tc>
           <w:tcPr>
             <w:cnfStyle w:val="001000000000" w:firstRow="0" w:lastRow="0" w:firstColumn="1" w:lastColumn="0" w:oddVBand="0" w:evenVBand="0" w:oddHBand="0" w:evenHBand="0" w:firstRowFirstColumn="0" w:firstRowLastColumn="0" w:lastRowFirstColumn="0" w:lastRowLastColumn="0"/>
-            <w:tcW w:w="2093" w:type="dxa"/>
+            <w:tcW w:w="5470" w:type="dxa"/>
+            <w:gridSpan w:val="2"/>
             <w:vAlign w:val="center"/>
           </w:tcPr>
           <w:p>
             <w:pPr>
               <w:rPr>
-                <w:rFonts w:ascii="Aptos Narrow" w:hAnsi="Aptos Narrow"/>
                 <w:sz w:val="20"/>
                 <w:szCs w:val="20"/>
               </w:rPr>
             </w:pPr>
             <w:r>
               <w:rPr>
-                <w:rFonts w:ascii="Aptos Narrow" w:hAnsi="Aptos Narrow"/>
                 <w:sz w:val="20"/>
                 <w:szCs w:val="20"/>
               </w:rPr>
@@ -6092,114 +3397,48 @@
         </w:tc>
         <w:tc>
           <w:tcPr>
-            <w:tcW w:w="8847" w:type="dxa"/>
+            <w:tcW w:w="5470" w:type="dxa"/>
+            <w:gridSpan w:val="2"/>
             <w:vAlign w:val="center"/>
           </w:tcPr>
           <w:p>
             <w:pPr>
               <w:cnfStyle w:val="000000100000" w:firstRow="0" w:lastRow="0" w:firstColumn="0" w:lastColumn="0" w:oddVBand="0" w:evenVBand="0" w:oddHBand="1" w:evenHBand="0" w:firstRowFirstColumn="0" w:firstRowLastColumn="0" w:lastRowFirstColumn="0" w:lastRowLastColumn="0"/>
               <w:rPr>
-                <w:rFonts w:ascii="Aptos Narrow" w:hAnsi="Aptos Narrow"/>
                 <w:sz w:val="20"/>
                 <w:szCs w:val="20"/>
               </w:rPr>
             </w:pPr>
-            <w:proofErr w:type="spellStart"/>
-            <w:r>
-              <w:rPr>
-                <w:rFonts w:ascii="Aptos Narrow" w:hAnsi="Aptos Narrow"/>
-                <w:sz w:val="20"/>
-                <w:szCs w:val="20"/>
-              </w:rPr>
-              <w:t>Utilisation</w:t>
-            </w:r>
-            <w:proofErr w:type="spellEnd"/>
-            <w:r>
-              <w:rPr>
-                <w:rFonts w:ascii="Aptos Narrow" w:hAnsi="Aptos Narrow"/>
-                <w:sz w:val="20"/>
-                <w:szCs w:val="20"/>
-              </w:rPr>
-              <w:t xml:space="preserve"> d’un SGBD </w:t>
-            </w:r>
-            <w:proofErr w:type="spellStart"/>
-            <w:r>
-              <w:rPr>
-                <w:rFonts w:ascii="Aptos Narrow" w:hAnsi="Aptos Narrow"/>
-                <w:sz w:val="20"/>
-                <w:szCs w:val="20"/>
-              </w:rPr>
-              <w:t>relationnel</w:t>
-            </w:r>
-            <w:proofErr w:type="spellEnd"/>
-            <w:r>
-              <w:rPr>
-                <w:rFonts w:ascii="Aptos Narrow" w:hAnsi="Aptos Narrow"/>
-                <w:sz w:val="20"/>
-                <w:szCs w:val="20"/>
-              </w:rPr>
-              <w:t xml:space="preserve"> (PostgreSQL </w:t>
-            </w:r>
-            <w:proofErr w:type="spellStart"/>
-            <w:r>
-              <w:rPr>
-                <w:rFonts w:ascii="Aptos Narrow" w:hAnsi="Aptos Narrow"/>
-                <w:sz w:val="20"/>
-                <w:szCs w:val="20"/>
-              </w:rPr>
-              <w:t>privilégié</w:t>
-            </w:r>
-            <w:proofErr w:type="spellEnd"/>
-            <w:r>
-              <w:rPr>
-                <w:rFonts w:ascii="Aptos Narrow" w:hAnsi="Aptos Narrow"/>
-                <w:sz w:val="20"/>
-                <w:szCs w:val="20"/>
-              </w:rPr>
-              <w:t xml:space="preserve">) via un </w:t>
-            </w:r>
-            <w:proofErr w:type="spellStart"/>
-            <w:r>
-              <w:rPr>
-                <w:rFonts w:ascii="Aptos Narrow" w:hAnsi="Aptos Narrow"/>
-                <w:sz w:val="20"/>
-                <w:szCs w:val="20"/>
-              </w:rPr>
-              <w:t>environnement</w:t>
-            </w:r>
-            <w:proofErr w:type="spellEnd"/>
-            <w:r>
-              <w:rPr>
-                <w:rFonts w:ascii="Aptos Narrow" w:hAnsi="Aptos Narrow"/>
-                <w:sz w:val="20"/>
-                <w:szCs w:val="20"/>
-              </w:rPr>
-              <w:t xml:space="preserve"> reproductible (Docker).</w:t>
+            <w:r>
+              <w:rPr>
+                <w:sz w:val="20"/>
+                <w:szCs w:val="20"/>
+              </w:rPr>
+              <w:t>PostgreSQL via Docker</w:t>
             </w:r>
           </w:p>
         </w:tc>
       </w:tr>
       <w:tr>
         <w:trPr>
-          <w:trHeight w:val="567"/>
+          <w:trHeight w:val="397"/>
         </w:trPr>
         <w:tc>
           <w:tcPr>
             <w:cnfStyle w:val="001000000000" w:firstRow="0" w:lastRow="0" w:firstColumn="1" w:lastColumn="0" w:oddVBand="0" w:evenVBand="0" w:oddHBand="0" w:evenHBand="0" w:firstRowFirstColumn="0" w:firstRowLastColumn="0" w:lastRowFirstColumn="0" w:lastRowLastColumn="0"/>
-            <w:tcW w:w="2093" w:type="dxa"/>
+            <w:tcW w:w="5470" w:type="dxa"/>
+            <w:gridSpan w:val="2"/>
             <w:vAlign w:val="center"/>
           </w:tcPr>
           <w:p>
             <w:pPr>
               <w:rPr>
-                <w:rFonts w:ascii="Aptos Narrow" w:hAnsi="Aptos Narrow"/>
                 <w:sz w:val="20"/>
                 <w:szCs w:val="20"/>
               </w:rPr>
             </w:pPr>
             <w:r>
               <w:rPr>
-                <w:rFonts w:ascii="Aptos Narrow" w:hAnsi="Aptos Narrow"/>
                 <w:sz w:val="20"/>
                 <w:szCs w:val="20"/>
               </w:rPr>
@@ -6209,14 +3448,14 @@
         </w:tc>
         <w:tc>
           <w:tcPr>
-            <w:tcW w:w="8847" w:type="dxa"/>
+            <w:tcW w:w="5470" w:type="dxa"/>
+            <w:gridSpan w:val="2"/>
             <w:vAlign w:val="center"/>
           </w:tcPr>
           <w:p>
             <w:pPr>
               <w:cnfStyle w:val="000000000000" w:firstRow="0" w:lastRow="0" w:firstColumn="0" w:lastColumn="0" w:oddVBand="0" w:evenVBand="0" w:oddHBand="0" w:evenHBand="0" w:firstRowFirstColumn="0" w:firstRowLastColumn="0" w:lastRowFirstColumn="0" w:lastRowLastColumn="0"/>
               <w:rPr>
-                <w:rFonts w:ascii="Aptos Narrow" w:hAnsi="Aptos Narrow"/>
                 <w:sz w:val="20"/>
                 <w:szCs w:val="20"/>
               </w:rPr>
@@ -6224,7 +3463,6 @@
             <w:proofErr w:type="spellStart"/>
             <w:r>
               <w:rPr>
-                <w:rFonts w:ascii="Aptos Narrow" w:hAnsi="Aptos Narrow"/>
                 <w:sz w:val="20"/>
                 <w:szCs w:val="20"/>
               </w:rPr>
@@ -6233,163 +3471,44 @@
             <w:proofErr w:type="spellEnd"/>
             <w:r>
               <w:rPr>
-                <w:rFonts w:ascii="Aptos Narrow" w:hAnsi="Aptos Narrow"/>
-                <w:sz w:val="20"/>
-                <w:szCs w:val="20"/>
-              </w:rPr>
-              <w:t xml:space="preserve"> des tables avec </w:t>
+                <w:sz w:val="20"/>
+                <w:szCs w:val="20"/>
+              </w:rPr>
+              <w:t xml:space="preserve"> des tables avec PK, FK et </w:t>
             </w:r>
             <w:proofErr w:type="spellStart"/>
             <w:r>
               <w:rPr>
-                <w:rFonts w:ascii="Aptos Narrow" w:hAnsi="Aptos Narrow"/>
-                <w:sz w:val="20"/>
-                <w:szCs w:val="20"/>
-              </w:rPr>
-              <w:t>définition</w:t>
+                <w:sz w:val="20"/>
+                <w:szCs w:val="20"/>
+              </w:rPr>
+              <w:t>contraintes</w:t>
             </w:r>
             <w:proofErr w:type="spellEnd"/>
-            <w:r>
-              <w:rPr>
-                <w:rFonts w:ascii="Aptos Narrow" w:hAnsi="Aptos Narrow"/>
-                <w:sz w:val="20"/>
-                <w:szCs w:val="20"/>
-              </w:rPr>
-              <w:t xml:space="preserve"> des </w:t>
-            </w:r>
-            <w:proofErr w:type="spellStart"/>
-            <w:r>
-              <w:rPr>
-                <w:rFonts w:ascii="Aptos Narrow" w:hAnsi="Aptos Narrow"/>
-                <w:sz w:val="20"/>
-                <w:szCs w:val="20"/>
-              </w:rPr>
-              <w:t>clés</w:t>
-            </w:r>
-            <w:proofErr w:type="spellEnd"/>
-            <w:r>
-              <w:rPr>
-                <w:rFonts w:ascii="Aptos Narrow" w:hAnsi="Aptos Narrow"/>
-                <w:sz w:val="20"/>
-                <w:szCs w:val="20"/>
-              </w:rPr>
-              <w:t xml:space="preserve"> </w:t>
-            </w:r>
-            <w:proofErr w:type="spellStart"/>
-            <w:r>
-              <w:rPr>
-                <w:rFonts w:ascii="Aptos Narrow" w:hAnsi="Aptos Narrow"/>
-                <w:sz w:val="20"/>
-                <w:szCs w:val="20"/>
-              </w:rPr>
-              <w:t>primaires</w:t>
-            </w:r>
-            <w:proofErr w:type="spellEnd"/>
-            <w:r>
-              <w:rPr>
-                <w:rFonts w:ascii="Aptos Narrow" w:hAnsi="Aptos Narrow"/>
-                <w:sz w:val="20"/>
-                <w:szCs w:val="20"/>
-              </w:rPr>
-              <w:t xml:space="preserve"> (PK), </w:t>
-            </w:r>
-            <w:proofErr w:type="spellStart"/>
-            <w:r>
-              <w:rPr>
-                <w:rFonts w:ascii="Aptos Narrow" w:hAnsi="Aptos Narrow"/>
-                <w:sz w:val="20"/>
-                <w:szCs w:val="20"/>
-              </w:rPr>
-              <w:t>clés</w:t>
-            </w:r>
-            <w:proofErr w:type="spellEnd"/>
-            <w:r>
-              <w:rPr>
-                <w:rFonts w:ascii="Aptos Narrow" w:hAnsi="Aptos Narrow"/>
-                <w:sz w:val="20"/>
-                <w:szCs w:val="20"/>
-              </w:rPr>
-              <w:t xml:space="preserve"> </w:t>
-            </w:r>
-            <w:proofErr w:type="spellStart"/>
-            <w:r>
-              <w:rPr>
-                <w:rFonts w:ascii="Aptos Narrow" w:hAnsi="Aptos Narrow"/>
-                <w:sz w:val="20"/>
-                <w:szCs w:val="20"/>
-              </w:rPr>
-              <w:t>étrangères</w:t>
-            </w:r>
-            <w:proofErr w:type="spellEnd"/>
-            <w:r>
-              <w:rPr>
-                <w:rFonts w:ascii="Aptos Narrow" w:hAnsi="Aptos Narrow"/>
-                <w:sz w:val="20"/>
-                <w:szCs w:val="20"/>
-              </w:rPr>
-              <w:t xml:space="preserve"> (FK) et </w:t>
-            </w:r>
-            <w:proofErr w:type="spellStart"/>
-            <w:r>
-              <w:rPr>
-                <w:rFonts w:ascii="Aptos Narrow" w:hAnsi="Aptos Narrow"/>
-                <w:sz w:val="20"/>
-                <w:szCs w:val="20"/>
-              </w:rPr>
-              <w:t>contraintes</w:t>
-            </w:r>
-            <w:proofErr w:type="spellEnd"/>
-            <w:r>
-              <w:rPr>
-                <w:rFonts w:ascii="Aptos Narrow" w:hAnsi="Aptos Narrow"/>
-                <w:sz w:val="20"/>
-                <w:szCs w:val="20"/>
-              </w:rPr>
-              <w:t xml:space="preserve"> </w:t>
-            </w:r>
-            <w:proofErr w:type="spellStart"/>
-            <w:r>
-              <w:rPr>
-                <w:rFonts w:ascii="Aptos Narrow" w:hAnsi="Aptos Narrow"/>
-                <w:sz w:val="20"/>
-                <w:szCs w:val="20"/>
-              </w:rPr>
-              <w:t>d’intégrité</w:t>
-            </w:r>
-            <w:proofErr w:type="spellEnd"/>
-            <w:r>
-              <w:rPr>
-                <w:rFonts w:ascii="Aptos Narrow" w:hAnsi="Aptos Narrow"/>
-                <w:sz w:val="20"/>
-                <w:szCs w:val="20"/>
-              </w:rPr>
-              <w:t xml:space="preserve"> (NOT NULL, CHECK).</w:t>
-            </w:r>
           </w:p>
         </w:tc>
       </w:tr>
       <w:tr>
         <w:trPr>
           <w:cnfStyle w:val="000000100000" w:firstRow="0" w:lastRow="0" w:firstColumn="0" w:lastColumn="0" w:oddVBand="0" w:evenVBand="0" w:oddHBand="1" w:evenHBand="0" w:firstRowFirstColumn="0" w:firstRowLastColumn="0" w:lastRowFirstColumn="0" w:lastRowLastColumn="0"/>
-          <w:trHeight w:val="567"/>
+          <w:trHeight w:val="397"/>
         </w:trPr>
         <w:tc>
           <w:tcPr>
             <w:cnfStyle w:val="001000000000" w:firstRow="0" w:lastRow="0" w:firstColumn="1" w:lastColumn="0" w:oddVBand="0" w:evenVBand="0" w:oddHBand="0" w:evenHBand="0" w:firstRowFirstColumn="0" w:firstRowLastColumn="0" w:lastRowFirstColumn="0" w:lastRowLastColumn="0"/>
-            <w:tcW w:w="2093" w:type="dxa"/>
+            <w:tcW w:w="5470" w:type="dxa"/>
+            <w:gridSpan w:val="2"/>
             <w:vAlign w:val="center"/>
           </w:tcPr>
           <w:p>
             <w:pPr>
               <w:rPr>
-                <w:rFonts w:ascii="Aptos Narrow" w:hAnsi="Aptos Narrow"/>
                 <w:sz w:val="20"/>
                 <w:szCs w:val="20"/>
               </w:rPr>
             </w:pPr>
             <w:r>
               <w:rPr>
-                <w:rFonts w:ascii="Aptos Narrow" w:hAnsi="Aptos Narrow"/>
                 <w:sz w:val="20"/>
                 <w:szCs w:val="20"/>
               </w:rPr>
@@ -6399,634 +3518,56 @@
         </w:tc>
         <w:tc>
           <w:tcPr>
-            <w:tcW w:w="8847" w:type="dxa"/>
+            <w:tcW w:w="5470" w:type="dxa"/>
+            <w:gridSpan w:val="2"/>
             <w:vAlign w:val="center"/>
           </w:tcPr>
           <w:p>
             <w:pPr>
               <w:cnfStyle w:val="000000100000" w:firstRow="0" w:lastRow="0" w:firstColumn="0" w:lastColumn="0" w:oddVBand="0" w:evenVBand="0" w:oddHBand="1" w:evenHBand="0" w:firstRowFirstColumn="0" w:firstRowLastColumn="0" w:lastRowFirstColumn="0" w:lastRowLastColumn="0"/>
               <w:rPr>
-                <w:rFonts w:ascii="Aptos Narrow" w:hAnsi="Aptos Narrow"/>
                 <w:sz w:val="20"/>
                 <w:szCs w:val="20"/>
               </w:rPr>
             </w:pPr>
             <w:r>
               <w:rPr>
-                <w:rFonts w:ascii="Aptos Narrow" w:hAnsi="Aptos Narrow"/>
-                <w:sz w:val="20"/>
-                <w:szCs w:val="20"/>
-              </w:rPr>
-              <w:t xml:space="preserve">Mise </w:t>
+                <w:sz w:val="20"/>
+                <w:szCs w:val="20"/>
+              </w:rPr>
+              <w:t xml:space="preserve">Import </w:t>
             </w:r>
             <w:proofErr w:type="spellStart"/>
             <w:r>
               <w:rPr>
-                <w:rFonts w:ascii="Aptos Narrow" w:hAnsi="Aptos Narrow"/>
-                <w:sz w:val="20"/>
-                <w:szCs w:val="20"/>
-              </w:rPr>
-              <w:t>en</w:t>
+                <w:sz w:val="20"/>
+                <w:szCs w:val="20"/>
+              </w:rPr>
+              <w:t>automatisé</w:t>
             </w:r>
             <w:proofErr w:type="spellEnd"/>
             <w:r>
               <w:rPr>
-                <w:rFonts w:ascii="Aptos Narrow" w:hAnsi="Aptos Narrow"/>
-                <w:sz w:val="20"/>
-                <w:szCs w:val="20"/>
-              </w:rPr>
-              <w:t xml:space="preserve"> place de scripts SQL pour la </w:t>
+                <w:sz w:val="20"/>
+                <w:szCs w:val="20"/>
+              </w:rPr>
+              <w:t xml:space="preserve"> des </w:t>
             </w:r>
             <w:proofErr w:type="spellStart"/>
             <w:r>
               <w:rPr>
-                <w:rFonts w:ascii="Aptos Narrow" w:hAnsi="Aptos Narrow"/>
-                <w:sz w:val="20"/>
-                <w:szCs w:val="20"/>
-              </w:rPr>
-              <w:t>création</w:t>
+                <w:sz w:val="20"/>
+                <w:szCs w:val="20"/>
+              </w:rPr>
+              <w:t>fichiers</w:t>
             </w:r>
             <w:proofErr w:type="spellEnd"/>
             <w:r>
               <w:rPr>
-                <w:rFonts w:ascii="Aptos Narrow" w:hAnsi="Aptos Narrow"/>
-                <w:sz w:val="20"/>
-                <w:szCs w:val="20"/>
-              </w:rPr>
-              <w:t xml:space="preserve"> de la base et </w:t>
-            </w:r>
-            <w:proofErr w:type="spellStart"/>
-            <w:r>
-              <w:rPr>
-                <w:rFonts w:ascii="Aptos Narrow" w:hAnsi="Aptos Narrow"/>
-                <w:sz w:val="20"/>
-                <w:szCs w:val="20"/>
-              </w:rPr>
-              <w:t>l’import</w:t>
-            </w:r>
-            <w:proofErr w:type="spellEnd"/>
-            <w:r>
-              <w:rPr>
-                <w:rFonts w:ascii="Aptos Narrow" w:hAnsi="Aptos Narrow"/>
-                <w:sz w:val="20"/>
-                <w:szCs w:val="20"/>
-              </w:rPr>
-              <w:t xml:space="preserve"> des données.</w:t>
-            </w:r>
-          </w:p>
-        </w:tc>
-      </w:tr>
-      <w:tr>
-        <w:trPr>
-          <w:trHeight w:val="567"/>
-        </w:trPr>
-        <w:tc>
-          <w:tcPr>
-            <w:cnfStyle w:val="001000000000" w:firstRow="0" w:lastRow="0" w:firstColumn="1" w:lastColumn="0" w:oddVBand="0" w:evenVBand="0" w:oddHBand="0" w:evenHBand="0" w:firstRowFirstColumn="0" w:firstRowLastColumn="0" w:lastRowFirstColumn="0" w:lastRowLastColumn="0"/>
-            <w:tcW w:w="2093" w:type="dxa"/>
-            <w:vAlign w:val="center"/>
-          </w:tcPr>
-          <w:p>
-            <w:pPr>
-              <w:rPr>
-                <w:rFonts w:ascii="Aptos Narrow" w:hAnsi="Aptos Narrow"/>
-                <w:sz w:val="20"/>
-                <w:szCs w:val="20"/>
-              </w:rPr>
-            </w:pPr>
-            <w:r>
-              <w:rPr>
-                <w:rFonts w:ascii="Aptos Narrow" w:hAnsi="Aptos Narrow"/>
-                <w:sz w:val="20"/>
-                <w:szCs w:val="20"/>
-              </w:rPr>
-              <w:t>Techniques</w:t>
-            </w:r>
-          </w:p>
-        </w:tc>
-        <w:tc>
-          <w:tcPr>
-            <w:tcW w:w="8847" w:type="dxa"/>
-            <w:vAlign w:val="center"/>
-          </w:tcPr>
-          <w:p>
-            <w:pPr>
-              <w:cnfStyle w:val="000000000000" w:firstRow="0" w:lastRow="0" w:firstColumn="0" w:lastColumn="0" w:oddVBand="0" w:evenVBand="0" w:oddHBand="0" w:evenHBand="0" w:firstRowFirstColumn="0" w:firstRowLastColumn="0" w:lastRowFirstColumn="0" w:lastRowLastColumn="0"/>
-              <w:rPr>
-                <w:rFonts w:ascii="Aptos Narrow" w:hAnsi="Aptos Narrow"/>
-                <w:sz w:val="20"/>
-                <w:szCs w:val="20"/>
-              </w:rPr>
-            </w:pPr>
-            <w:proofErr w:type="spellStart"/>
-            <w:r>
-              <w:rPr>
-                <w:rFonts w:ascii="Aptos Narrow" w:hAnsi="Aptos Narrow"/>
-                <w:sz w:val="20"/>
-                <w:szCs w:val="20"/>
-              </w:rPr>
-              <w:t>Automatisation</w:t>
-            </w:r>
-            <w:proofErr w:type="spellEnd"/>
-            <w:r>
-              <w:rPr>
-                <w:rFonts w:ascii="Aptos Narrow" w:hAnsi="Aptos Narrow"/>
-                <w:sz w:val="20"/>
-                <w:szCs w:val="20"/>
-              </w:rPr>
-              <w:t xml:space="preserve"> du </w:t>
-            </w:r>
-            <w:proofErr w:type="spellStart"/>
-            <w:r>
-              <w:rPr>
-                <w:rFonts w:ascii="Aptos Narrow" w:hAnsi="Aptos Narrow"/>
-                <w:sz w:val="20"/>
-                <w:szCs w:val="20"/>
-              </w:rPr>
-              <w:t>chargement</w:t>
-            </w:r>
-            <w:proofErr w:type="spellEnd"/>
-            <w:r>
-              <w:rPr>
-                <w:rFonts w:ascii="Aptos Narrow" w:hAnsi="Aptos Narrow"/>
-                <w:sz w:val="20"/>
-                <w:szCs w:val="20"/>
-              </w:rPr>
-              <w:t xml:space="preserve"> des </w:t>
-            </w:r>
-            <w:proofErr w:type="spellStart"/>
-            <w:r>
-              <w:rPr>
-                <w:rFonts w:ascii="Aptos Narrow" w:hAnsi="Aptos Narrow"/>
-                <w:sz w:val="20"/>
-                <w:szCs w:val="20"/>
-              </w:rPr>
-              <w:t>fichiers</w:t>
-            </w:r>
-            <w:proofErr w:type="spellEnd"/>
-            <w:r>
-              <w:rPr>
-                <w:rFonts w:ascii="Aptos Narrow" w:hAnsi="Aptos Narrow"/>
-                <w:sz w:val="20"/>
-                <w:szCs w:val="20"/>
-              </w:rPr>
-              <w:t xml:space="preserve"> CSV dans la base de données.</w:t>
-            </w:r>
-          </w:p>
-        </w:tc>
-      </w:tr>
-      <w:tr>
-        <w:trPr>
-          <w:cnfStyle w:val="000000100000" w:firstRow="0" w:lastRow="0" w:firstColumn="0" w:lastColumn="0" w:oddVBand="0" w:evenVBand="0" w:oddHBand="1" w:evenHBand="0" w:firstRowFirstColumn="0" w:firstRowLastColumn="0" w:lastRowFirstColumn="0" w:lastRowLastColumn="0"/>
-          <w:trHeight w:val="283"/>
-        </w:trPr>
-        <w:tc>
-          <w:tcPr>
-            <w:cnfStyle w:val="001000000000" w:firstRow="0" w:lastRow="0" w:firstColumn="1" w:lastColumn="0" w:oddVBand="0" w:evenVBand="0" w:oddHBand="0" w:evenHBand="0" w:firstRowFirstColumn="0" w:firstRowLastColumn="0" w:lastRowFirstColumn="0" w:lastRowLastColumn="0"/>
-            <w:tcW w:w="2093" w:type="dxa"/>
-            <w:shd w:val="clear" w:color="auto" w:fill="808080" w:themeFill="background1" w:themeFillShade="80"/>
-            <w:vAlign w:val="center"/>
-          </w:tcPr>
-          <w:p>
-            <w:pPr>
-              <w:rPr>
-                <w:rFonts w:ascii="Aptos Narrow" w:hAnsi="Aptos Narrow"/>
-                <w:sz w:val="20"/>
-                <w:szCs w:val="20"/>
-              </w:rPr>
-            </w:pPr>
-          </w:p>
-        </w:tc>
-        <w:tc>
-          <w:tcPr>
-            <w:tcW w:w="8847" w:type="dxa"/>
-            <w:shd w:val="clear" w:color="auto" w:fill="808080" w:themeFill="background1" w:themeFillShade="80"/>
-            <w:vAlign w:val="center"/>
-          </w:tcPr>
-          <w:p>
-            <w:pPr>
-              <w:cnfStyle w:val="000000100000" w:firstRow="0" w:lastRow="0" w:firstColumn="0" w:lastColumn="0" w:oddVBand="0" w:evenVBand="0" w:oddHBand="1" w:evenHBand="0" w:firstRowFirstColumn="0" w:firstRowLastColumn="0" w:lastRowFirstColumn="0" w:lastRowLastColumn="0"/>
-              <w:rPr>
-                <w:rFonts w:ascii="Aptos Narrow" w:hAnsi="Aptos Narrow"/>
-                <w:sz w:val="20"/>
-                <w:szCs w:val="20"/>
-              </w:rPr>
-            </w:pPr>
-          </w:p>
-        </w:tc>
-      </w:tr>
-      <w:tr>
-        <w:trPr>
-          <w:trHeight w:val="567"/>
-        </w:trPr>
-        <w:tc>
-          <w:tcPr>
-            <w:cnfStyle w:val="001000000000" w:firstRow="0" w:lastRow="0" w:firstColumn="1" w:lastColumn="0" w:oddVBand="0" w:evenVBand="0" w:oddHBand="0" w:evenHBand="0" w:firstRowFirstColumn="0" w:firstRowLastColumn="0" w:lastRowFirstColumn="0" w:lastRowLastColumn="0"/>
-            <w:tcW w:w="2093" w:type="dxa"/>
-            <w:vAlign w:val="center"/>
-          </w:tcPr>
-          <w:p>
-            <w:pPr>
-              <w:rPr>
-                <w:rFonts w:ascii="Aptos Narrow" w:hAnsi="Aptos Narrow"/>
-                <w:sz w:val="20"/>
-                <w:szCs w:val="20"/>
-              </w:rPr>
-            </w:pPr>
-            <w:r>
-              <w:rPr>
-                <w:rFonts w:ascii="Aptos Narrow" w:hAnsi="Aptos Narrow"/>
-                <w:sz w:val="20"/>
-                <w:szCs w:val="20"/>
-              </w:rPr>
-              <w:t>Données</w:t>
-            </w:r>
-          </w:p>
-        </w:tc>
-        <w:tc>
-          <w:tcPr>
-            <w:tcW w:w="8847" w:type="dxa"/>
-            <w:vAlign w:val="center"/>
-          </w:tcPr>
-          <w:p>
-            <w:pPr>
-              <w:cnfStyle w:val="000000000000" w:firstRow="0" w:lastRow="0" w:firstColumn="0" w:lastColumn="0" w:oddVBand="0" w:evenVBand="0" w:oddHBand="0" w:evenHBand="0" w:firstRowFirstColumn="0" w:firstRowLastColumn="0" w:lastRowFirstColumn="0" w:lastRowLastColumn="0"/>
-              <w:rPr>
-                <w:rFonts w:ascii="Aptos Narrow" w:hAnsi="Aptos Narrow"/>
-                <w:sz w:val="20"/>
-                <w:szCs w:val="20"/>
-              </w:rPr>
-            </w:pPr>
-            <w:proofErr w:type="spellStart"/>
-            <w:r>
-              <w:rPr>
-                <w:rFonts w:ascii="Aptos Narrow" w:hAnsi="Aptos Narrow"/>
-                <w:sz w:val="20"/>
-                <w:szCs w:val="20"/>
-              </w:rPr>
-              <w:t>Nettoyage</w:t>
-            </w:r>
-            <w:proofErr w:type="spellEnd"/>
-            <w:r>
-              <w:rPr>
-                <w:rFonts w:ascii="Aptos Narrow" w:hAnsi="Aptos Narrow"/>
-                <w:sz w:val="20"/>
-                <w:szCs w:val="20"/>
-              </w:rPr>
-              <w:t xml:space="preserve"> des </w:t>
-            </w:r>
-            <w:proofErr w:type="spellStart"/>
-            <w:r>
-              <w:rPr>
-                <w:rFonts w:ascii="Aptos Narrow" w:hAnsi="Aptos Narrow"/>
-                <w:sz w:val="20"/>
-                <w:szCs w:val="20"/>
-              </w:rPr>
-              <w:t>doublons</w:t>
-            </w:r>
-            <w:proofErr w:type="spellEnd"/>
-            <w:r>
-              <w:rPr>
-                <w:rFonts w:ascii="Aptos Narrow" w:hAnsi="Aptos Narrow"/>
-                <w:sz w:val="20"/>
-                <w:szCs w:val="20"/>
-              </w:rPr>
-              <w:t xml:space="preserve"> et </w:t>
-            </w:r>
-            <w:proofErr w:type="spellStart"/>
-            <w:r>
-              <w:rPr>
-                <w:rFonts w:ascii="Aptos Narrow" w:hAnsi="Aptos Narrow"/>
-                <w:sz w:val="20"/>
-                <w:szCs w:val="20"/>
-              </w:rPr>
-              <w:t>harmonisation</w:t>
-            </w:r>
-            <w:proofErr w:type="spellEnd"/>
-            <w:r>
-              <w:rPr>
-                <w:rFonts w:ascii="Aptos Narrow" w:hAnsi="Aptos Narrow"/>
-                <w:sz w:val="20"/>
-                <w:szCs w:val="20"/>
-              </w:rPr>
-              <w:t xml:space="preserve"> des </w:t>
-            </w:r>
-            <w:proofErr w:type="spellStart"/>
-            <w:r>
-              <w:rPr>
-                <w:rFonts w:ascii="Aptos Narrow" w:hAnsi="Aptos Narrow"/>
-                <w:sz w:val="20"/>
-                <w:szCs w:val="20"/>
-              </w:rPr>
-              <w:t>identifiants</w:t>
-            </w:r>
-            <w:proofErr w:type="spellEnd"/>
-            <w:r>
-              <w:rPr>
-                <w:rFonts w:ascii="Aptos Narrow" w:hAnsi="Aptos Narrow"/>
-                <w:sz w:val="20"/>
-                <w:szCs w:val="20"/>
-              </w:rPr>
-              <w:t>.</w:t>
-            </w:r>
-          </w:p>
-        </w:tc>
-      </w:tr>
-      <w:tr>
-        <w:trPr>
-          <w:cnfStyle w:val="000000100000" w:firstRow="0" w:lastRow="0" w:firstColumn="0" w:lastColumn="0" w:oddVBand="0" w:evenVBand="0" w:oddHBand="1" w:evenHBand="0" w:firstRowFirstColumn="0" w:firstRowLastColumn="0" w:lastRowFirstColumn="0" w:lastRowLastColumn="0"/>
-          <w:trHeight w:val="567"/>
-        </w:trPr>
-        <w:tc>
-          <w:tcPr>
-            <w:cnfStyle w:val="001000000000" w:firstRow="0" w:lastRow="0" w:firstColumn="1" w:lastColumn="0" w:oddVBand="0" w:evenVBand="0" w:oddHBand="0" w:evenHBand="0" w:firstRowFirstColumn="0" w:firstRowLastColumn="0" w:lastRowFirstColumn="0" w:lastRowLastColumn="0"/>
-            <w:tcW w:w="2093" w:type="dxa"/>
-            <w:vAlign w:val="center"/>
-          </w:tcPr>
-          <w:p>
-            <w:pPr>
-              <w:rPr>
-                <w:rFonts w:ascii="Aptos Narrow" w:hAnsi="Aptos Narrow"/>
-                <w:sz w:val="20"/>
-                <w:szCs w:val="20"/>
-              </w:rPr>
-            </w:pPr>
-            <w:r>
-              <w:rPr>
-                <w:rFonts w:ascii="Aptos Narrow" w:hAnsi="Aptos Narrow"/>
-                <w:sz w:val="20"/>
-                <w:szCs w:val="20"/>
-              </w:rPr>
-              <w:t>Données</w:t>
-            </w:r>
-          </w:p>
-        </w:tc>
-        <w:tc>
-          <w:tcPr>
-            <w:tcW w:w="8847" w:type="dxa"/>
-            <w:vAlign w:val="center"/>
-          </w:tcPr>
-          <w:p>
-            <w:pPr>
-              <w:cnfStyle w:val="000000100000" w:firstRow="0" w:lastRow="0" w:firstColumn="0" w:lastColumn="0" w:oddVBand="0" w:evenVBand="0" w:oddHBand="1" w:evenHBand="0" w:firstRowFirstColumn="0" w:firstRowLastColumn="0" w:lastRowFirstColumn="0" w:lastRowLastColumn="0"/>
-              <w:rPr>
-                <w:rFonts w:ascii="Aptos Narrow" w:hAnsi="Aptos Narrow"/>
-                <w:sz w:val="20"/>
-                <w:szCs w:val="20"/>
-              </w:rPr>
-            </w:pPr>
-            <w:proofErr w:type="spellStart"/>
-            <w:r>
-              <w:rPr>
-                <w:rFonts w:ascii="Aptos Narrow" w:hAnsi="Aptos Narrow"/>
-                <w:sz w:val="20"/>
-                <w:szCs w:val="20"/>
-              </w:rPr>
-              <w:t>Vérification</w:t>
-            </w:r>
-            <w:proofErr w:type="spellEnd"/>
-            <w:r>
-              <w:rPr>
-                <w:rFonts w:ascii="Aptos Narrow" w:hAnsi="Aptos Narrow"/>
-                <w:sz w:val="20"/>
-                <w:szCs w:val="20"/>
-              </w:rPr>
-              <w:t xml:space="preserve"> et </w:t>
-            </w:r>
-            <w:proofErr w:type="spellStart"/>
-            <w:r>
-              <w:rPr>
-                <w:rFonts w:ascii="Aptos Narrow" w:hAnsi="Aptos Narrow"/>
-                <w:sz w:val="20"/>
-                <w:szCs w:val="20"/>
-              </w:rPr>
-              <w:t>traitement</w:t>
-            </w:r>
-            <w:proofErr w:type="spellEnd"/>
-            <w:r>
-              <w:rPr>
-                <w:rFonts w:ascii="Aptos Narrow" w:hAnsi="Aptos Narrow"/>
-                <w:sz w:val="20"/>
-                <w:szCs w:val="20"/>
-              </w:rPr>
-              <w:t xml:space="preserve"> des </w:t>
-            </w:r>
-            <w:proofErr w:type="spellStart"/>
-            <w:r>
-              <w:rPr>
-                <w:rFonts w:ascii="Aptos Narrow" w:hAnsi="Aptos Narrow"/>
-                <w:sz w:val="20"/>
-                <w:szCs w:val="20"/>
-              </w:rPr>
-              <w:t>valeurs</w:t>
-            </w:r>
-            <w:proofErr w:type="spellEnd"/>
-            <w:r>
-              <w:rPr>
-                <w:rFonts w:ascii="Aptos Narrow" w:hAnsi="Aptos Narrow"/>
-                <w:sz w:val="20"/>
-                <w:szCs w:val="20"/>
-              </w:rPr>
-              <w:t xml:space="preserve"> </w:t>
-            </w:r>
-            <w:proofErr w:type="spellStart"/>
-            <w:r>
-              <w:rPr>
-                <w:rFonts w:ascii="Aptos Narrow" w:hAnsi="Aptos Narrow"/>
-                <w:sz w:val="20"/>
-                <w:szCs w:val="20"/>
-              </w:rPr>
-              <w:t>manquantes</w:t>
-            </w:r>
-            <w:proofErr w:type="spellEnd"/>
-            <w:r>
-              <w:rPr>
-                <w:rFonts w:ascii="Aptos Narrow" w:hAnsi="Aptos Narrow"/>
-                <w:sz w:val="20"/>
-                <w:szCs w:val="20"/>
-              </w:rPr>
-              <w:t>.</w:t>
-            </w:r>
-          </w:p>
-        </w:tc>
-      </w:tr>
-      <w:tr>
-        <w:trPr>
-          <w:trHeight w:val="567"/>
-        </w:trPr>
-        <w:tc>
-          <w:tcPr>
-            <w:cnfStyle w:val="001000000000" w:firstRow="0" w:lastRow="0" w:firstColumn="1" w:lastColumn="0" w:oddVBand="0" w:evenVBand="0" w:oddHBand="0" w:evenHBand="0" w:firstRowFirstColumn="0" w:firstRowLastColumn="0" w:lastRowFirstColumn="0" w:lastRowLastColumn="0"/>
-            <w:tcW w:w="2093" w:type="dxa"/>
-            <w:vAlign w:val="center"/>
-          </w:tcPr>
-          <w:p>
-            <w:pPr>
-              <w:rPr>
-                <w:rFonts w:ascii="Aptos Narrow" w:hAnsi="Aptos Narrow"/>
-                <w:sz w:val="20"/>
-                <w:szCs w:val="20"/>
-              </w:rPr>
-            </w:pPr>
-            <w:r>
-              <w:rPr>
-                <w:rFonts w:ascii="Aptos Narrow" w:hAnsi="Aptos Narrow"/>
-                <w:sz w:val="20"/>
-                <w:szCs w:val="20"/>
-              </w:rPr>
-              <w:t>Données</w:t>
-            </w:r>
-          </w:p>
-        </w:tc>
-        <w:tc>
-          <w:tcPr>
-            <w:tcW w:w="8847" w:type="dxa"/>
-            <w:vAlign w:val="center"/>
-          </w:tcPr>
-          <w:p>
-            <w:pPr>
-              <w:cnfStyle w:val="000000000000" w:firstRow="0" w:lastRow="0" w:firstColumn="0" w:lastColumn="0" w:oddVBand="0" w:evenVBand="0" w:oddHBand="0" w:evenHBand="0" w:firstRowFirstColumn="0" w:firstRowLastColumn="0" w:lastRowFirstColumn="0" w:lastRowLastColumn="0"/>
-              <w:rPr>
-                <w:rFonts w:ascii="Aptos Narrow" w:hAnsi="Aptos Narrow"/>
-                <w:sz w:val="20"/>
-                <w:szCs w:val="20"/>
-              </w:rPr>
-            </w:pPr>
-            <w:proofErr w:type="spellStart"/>
-            <w:r>
-              <w:rPr>
-                <w:rFonts w:ascii="Aptos Narrow" w:hAnsi="Aptos Narrow"/>
-                <w:sz w:val="20"/>
-                <w:szCs w:val="20"/>
-              </w:rPr>
-              <w:t>Standardisation</w:t>
-            </w:r>
-            <w:proofErr w:type="spellEnd"/>
-            <w:r>
-              <w:rPr>
-                <w:rFonts w:ascii="Aptos Narrow" w:hAnsi="Aptos Narrow"/>
-                <w:sz w:val="20"/>
-                <w:szCs w:val="20"/>
-              </w:rPr>
-              <w:t xml:space="preserve"> des formats (</w:t>
-            </w:r>
-            <w:proofErr w:type="spellStart"/>
-            <w:r>
-              <w:rPr>
-                <w:rFonts w:ascii="Aptos Narrow" w:hAnsi="Aptos Narrow"/>
-                <w:sz w:val="20"/>
-                <w:szCs w:val="20"/>
-              </w:rPr>
-              <w:t>numériques</w:t>
-            </w:r>
-            <w:proofErr w:type="spellEnd"/>
-            <w:r>
-              <w:rPr>
-                <w:rFonts w:ascii="Aptos Narrow" w:hAnsi="Aptos Narrow"/>
-                <w:sz w:val="20"/>
-                <w:szCs w:val="20"/>
-              </w:rPr>
-              <w:t xml:space="preserve">, </w:t>
-            </w:r>
-            <w:proofErr w:type="spellStart"/>
-            <w:r>
-              <w:rPr>
-                <w:rFonts w:ascii="Aptos Narrow" w:hAnsi="Aptos Narrow"/>
-                <w:sz w:val="20"/>
-                <w:szCs w:val="20"/>
-              </w:rPr>
-              <w:t>texte</w:t>
-            </w:r>
-            <w:proofErr w:type="spellEnd"/>
-            <w:r>
-              <w:rPr>
-                <w:rFonts w:ascii="Aptos Narrow" w:hAnsi="Aptos Narrow"/>
-                <w:sz w:val="20"/>
-                <w:szCs w:val="20"/>
-              </w:rPr>
-              <w:t>).</w:t>
-            </w:r>
-          </w:p>
-        </w:tc>
-      </w:tr>
-      <w:tr>
-        <w:trPr>
-          <w:cnfStyle w:val="000000100000" w:firstRow="0" w:lastRow="0" w:firstColumn="0" w:lastColumn="0" w:oddVBand="0" w:evenVBand="0" w:oddHBand="1" w:evenHBand="0" w:firstRowFirstColumn="0" w:firstRowLastColumn="0" w:lastRowFirstColumn="0" w:lastRowLastColumn="0"/>
-          <w:trHeight w:val="567"/>
-        </w:trPr>
-        <w:tc>
-          <w:tcPr>
-            <w:cnfStyle w:val="001000000000" w:firstRow="0" w:lastRow="0" w:firstColumn="1" w:lastColumn="0" w:oddVBand="0" w:evenVBand="0" w:oddHBand="0" w:evenHBand="0" w:firstRowFirstColumn="0" w:firstRowLastColumn="0" w:lastRowFirstColumn="0" w:lastRowLastColumn="0"/>
-            <w:tcW w:w="2093" w:type="dxa"/>
-            <w:vAlign w:val="center"/>
-          </w:tcPr>
-          <w:p>
-            <w:pPr>
-              <w:rPr>
-                <w:rFonts w:ascii="Aptos Narrow" w:hAnsi="Aptos Narrow"/>
-                <w:sz w:val="20"/>
-                <w:szCs w:val="20"/>
-              </w:rPr>
-            </w:pPr>
-            <w:r>
-              <w:rPr>
-                <w:rFonts w:ascii="Aptos Narrow" w:hAnsi="Aptos Narrow"/>
-                <w:sz w:val="20"/>
-                <w:szCs w:val="20"/>
-              </w:rPr>
-              <w:t>Données</w:t>
-            </w:r>
-          </w:p>
-        </w:tc>
-        <w:tc>
-          <w:tcPr>
-            <w:tcW w:w="8847" w:type="dxa"/>
-            <w:vAlign w:val="center"/>
-          </w:tcPr>
-          <w:p>
-            <w:pPr>
-              <w:cnfStyle w:val="000000100000" w:firstRow="0" w:lastRow="0" w:firstColumn="0" w:lastColumn="0" w:oddVBand="0" w:evenVBand="0" w:oddHBand="1" w:evenHBand="0" w:firstRowFirstColumn="0" w:firstRowLastColumn="0" w:lastRowFirstColumn="0" w:lastRowLastColumn="0"/>
-              <w:rPr>
-                <w:rFonts w:ascii="Aptos Narrow" w:hAnsi="Aptos Narrow"/>
-                <w:sz w:val="20"/>
-                <w:szCs w:val="20"/>
-              </w:rPr>
-            </w:pPr>
-            <w:proofErr w:type="spellStart"/>
-            <w:r>
-              <w:rPr>
-                <w:rFonts w:ascii="Aptos Narrow" w:hAnsi="Aptos Narrow"/>
-                <w:sz w:val="20"/>
-                <w:szCs w:val="20"/>
-              </w:rPr>
-              <w:t>Contrôle</w:t>
-            </w:r>
-            <w:proofErr w:type="spellEnd"/>
-            <w:r>
-              <w:rPr>
-                <w:rFonts w:ascii="Aptos Narrow" w:hAnsi="Aptos Narrow"/>
-                <w:sz w:val="20"/>
-                <w:szCs w:val="20"/>
-              </w:rPr>
-              <w:t xml:space="preserve"> de </w:t>
-            </w:r>
-            <w:proofErr w:type="spellStart"/>
-            <w:r>
-              <w:rPr>
-                <w:rFonts w:ascii="Aptos Narrow" w:hAnsi="Aptos Narrow"/>
-                <w:sz w:val="20"/>
-                <w:szCs w:val="20"/>
-              </w:rPr>
-              <w:t>cohérence</w:t>
-            </w:r>
-            <w:proofErr w:type="spellEnd"/>
-            <w:r>
-              <w:rPr>
-                <w:rFonts w:ascii="Aptos Narrow" w:hAnsi="Aptos Narrow"/>
-                <w:sz w:val="20"/>
-                <w:szCs w:val="20"/>
-              </w:rPr>
-              <w:t xml:space="preserve"> entre les tables (relations 1-1 et 1-N).</w:t>
+                <w:sz w:val="20"/>
+                <w:szCs w:val="20"/>
+              </w:rPr>
+              <w:t xml:space="preserve"> CSV</w:t>
             </w:r>
           </w:p>
         </w:tc>
@@ -7038,14 +3579,13 @@
         <w:tc>
           <w:tcPr>
             <w:cnfStyle w:val="001000000000" w:firstRow="0" w:lastRow="0" w:firstColumn="1" w:lastColumn="0" w:oddVBand="0" w:evenVBand="0" w:oddHBand="0" w:evenHBand="0" w:firstRowFirstColumn="0" w:firstRowLastColumn="0" w:lastRowFirstColumn="0" w:lastRowLastColumn="0"/>
-            <w:tcW w:w="2093" w:type="dxa"/>
-            <w:shd w:val="clear" w:color="auto" w:fill="808080" w:themeFill="background1" w:themeFillShade="80"/>
+            <w:tcW w:w="5470" w:type="dxa"/>
+            <w:gridSpan w:val="2"/>
             <w:vAlign w:val="center"/>
           </w:tcPr>
           <w:p>
             <w:pPr>
               <w:rPr>
-                <w:rFonts w:ascii="Aptos Narrow" w:hAnsi="Aptos Narrow"/>
                 <w:sz w:val="20"/>
                 <w:szCs w:val="20"/>
               </w:rPr>
@@ -7054,15 +3594,14 @@
         </w:tc>
         <w:tc>
           <w:tcPr>
-            <w:tcW w:w="8847" w:type="dxa"/>
-            <w:shd w:val="clear" w:color="auto" w:fill="808080" w:themeFill="background1" w:themeFillShade="80"/>
+            <w:tcW w:w="5470" w:type="dxa"/>
+            <w:gridSpan w:val="2"/>
             <w:vAlign w:val="center"/>
           </w:tcPr>
           <w:p>
             <w:pPr>
               <w:cnfStyle w:val="000000000000" w:firstRow="0" w:lastRow="0" w:firstColumn="0" w:lastColumn="0" w:oddVBand="0" w:evenVBand="0" w:oddHBand="0" w:evenHBand="0" w:firstRowFirstColumn="0" w:firstRowLastColumn="0" w:lastRowFirstColumn="0" w:lastRowLastColumn="0"/>
               <w:rPr>
-                <w:rFonts w:ascii="Aptos Narrow" w:hAnsi="Aptos Narrow"/>
                 <w:sz w:val="20"/>
                 <w:szCs w:val="20"/>
               </w:rPr>
@@ -7073,44 +3612,41 @@
       <w:tr>
         <w:trPr>
           <w:cnfStyle w:val="000000100000" w:firstRow="0" w:lastRow="0" w:firstColumn="0" w:lastColumn="0" w:oddVBand="0" w:evenVBand="0" w:oddHBand="1" w:evenHBand="0" w:firstRowFirstColumn="0" w:firstRowLastColumn="0" w:lastRowFirstColumn="0" w:lastRowLastColumn="0"/>
-          <w:trHeight w:val="567"/>
+          <w:trHeight w:val="397"/>
         </w:trPr>
         <w:tc>
           <w:tcPr>
             <w:cnfStyle w:val="001000000000" w:firstRow="0" w:lastRow="0" w:firstColumn="1" w:lastColumn="0" w:oddVBand="0" w:evenVBand="0" w:oddHBand="0" w:evenHBand="0" w:firstRowFirstColumn="0" w:firstRowLastColumn="0" w:lastRowFirstColumn="0" w:lastRowLastColumn="0"/>
-            <w:tcW w:w="2093" w:type="dxa"/>
+            <w:tcW w:w="5470" w:type="dxa"/>
+            <w:gridSpan w:val="2"/>
             <w:vAlign w:val="center"/>
           </w:tcPr>
           <w:p>
             <w:pPr>
               <w:rPr>
-                <w:rFonts w:ascii="Aptos Narrow" w:hAnsi="Aptos Narrow"/>
                 <w:sz w:val="20"/>
                 <w:szCs w:val="20"/>
               </w:rPr>
             </w:pPr>
-            <w:proofErr w:type="spellStart"/>
-            <w:r>
-              <w:rPr>
-                <w:rFonts w:ascii="Aptos Narrow" w:hAnsi="Aptos Narrow"/>
-                <w:sz w:val="20"/>
-                <w:szCs w:val="20"/>
-              </w:rPr>
-              <w:t>Fonctionnelles</w:t>
-            </w:r>
-            <w:proofErr w:type="spellEnd"/>
+            <w:r>
+              <w:rPr>
+                <w:sz w:val="20"/>
+                <w:szCs w:val="20"/>
+              </w:rPr>
+              <w:t>Données</w:t>
+            </w:r>
           </w:p>
         </w:tc>
         <w:tc>
           <w:tcPr>
-            <w:tcW w:w="8847" w:type="dxa"/>
+            <w:tcW w:w="5470" w:type="dxa"/>
+            <w:gridSpan w:val="2"/>
             <w:vAlign w:val="center"/>
           </w:tcPr>
           <w:p>
             <w:pPr>
               <w:cnfStyle w:val="000000100000" w:firstRow="0" w:lastRow="0" w:firstColumn="0" w:lastColumn="0" w:oddVBand="0" w:evenVBand="0" w:oddHBand="1" w:evenHBand="0" w:firstRowFirstColumn="0" w:firstRowLastColumn="0" w:lastRowFirstColumn="0" w:lastRowLastColumn="0"/>
               <w:rPr>
-                <w:rFonts w:ascii="Aptos Narrow" w:hAnsi="Aptos Narrow"/>
                 <w:sz w:val="20"/>
                 <w:szCs w:val="20"/>
               </w:rPr>
@@ -7118,179 +3654,99 @@
             <w:proofErr w:type="spellStart"/>
             <w:r>
               <w:rPr>
-                <w:rFonts w:ascii="Aptos Narrow" w:hAnsi="Aptos Narrow"/>
-                <w:sz w:val="20"/>
-                <w:szCs w:val="20"/>
-              </w:rPr>
-              <w:t>Réalisation</w:t>
+                <w:sz w:val="20"/>
+                <w:szCs w:val="20"/>
+              </w:rPr>
+              <w:t>Nettoyage</w:t>
             </w:r>
             <w:proofErr w:type="spellEnd"/>
             <w:r>
               <w:rPr>
-                <w:rFonts w:ascii="Aptos Narrow" w:hAnsi="Aptos Narrow"/>
-                <w:sz w:val="20"/>
-                <w:szCs w:val="20"/>
-              </w:rPr>
-              <w:t xml:space="preserve"> </w:t>
+                <w:sz w:val="20"/>
+                <w:szCs w:val="20"/>
+              </w:rPr>
+              <w:t xml:space="preserve"> des données et suppression des </w:t>
             </w:r>
             <w:proofErr w:type="spellStart"/>
             <w:r>
               <w:rPr>
-                <w:rFonts w:ascii="Aptos Narrow" w:hAnsi="Aptos Narrow"/>
-                <w:sz w:val="20"/>
-                <w:szCs w:val="20"/>
-              </w:rPr>
-              <w:t>d’une</w:t>
+                <w:sz w:val="20"/>
+                <w:szCs w:val="20"/>
+              </w:rPr>
+              <w:t>incohérences</w:t>
             </w:r>
             <w:proofErr w:type="spellEnd"/>
-            <w:r>
-              <w:rPr>
-                <w:rFonts w:ascii="Aptos Narrow" w:hAnsi="Aptos Narrow"/>
-                <w:sz w:val="20"/>
-                <w:szCs w:val="20"/>
-              </w:rPr>
-              <w:t xml:space="preserve"> </w:t>
-            </w:r>
-            <w:proofErr w:type="spellStart"/>
-            <w:r>
-              <w:rPr>
-                <w:rFonts w:ascii="Aptos Narrow" w:hAnsi="Aptos Narrow"/>
-                <w:sz w:val="20"/>
-                <w:szCs w:val="20"/>
-              </w:rPr>
-              <w:t>requête</w:t>
-            </w:r>
-            <w:proofErr w:type="spellEnd"/>
-            <w:r>
-              <w:rPr>
-                <w:rFonts w:ascii="Aptos Narrow" w:hAnsi="Aptos Narrow"/>
-                <w:sz w:val="20"/>
-                <w:szCs w:val="20"/>
-              </w:rPr>
-              <w:t xml:space="preserve"> SQL pour </w:t>
-            </w:r>
-            <w:proofErr w:type="spellStart"/>
-            <w:r>
-              <w:rPr>
-                <w:rFonts w:ascii="Aptos Narrow" w:hAnsi="Aptos Narrow"/>
-                <w:sz w:val="20"/>
-                <w:szCs w:val="20"/>
-              </w:rPr>
-              <w:t>chaque</w:t>
-            </w:r>
-            <w:proofErr w:type="spellEnd"/>
-            <w:r>
-              <w:rPr>
-                <w:rFonts w:ascii="Aptos Narrow" w:hAnsi="Aptos Narrow"/>
-                <w:sz w:val="20"/>
-                <w:szCs w:val="20"/>
-              </w:rPr>
-              <w:t xml:space="preserve"> </w:t>
-            </w:r>
-            <w:proofErr w:type="spellStart"/>
-            <w:r>
-              <w:rPr>
-                <w:rFonts w:ascii="Aptos Narrow" w:hAnsi="Aptos Narrow"/>
-                <w:sz w:val="20"/>
-                <w:szCs w:val="20"/>
-              </w:rPr>
-              <w:t>besoin</w:t>
-            </w:r>
-            <w:proofErr w:type="spellEnd"/>
-            <w:r>
-              <w:rPr>
-                <w:rFonts w:ascii="Aptos Narrow" w:hAnsi="Aptos Narrow"/>
-                <w:sz w:val="20"/>
-                <w:szCs w:val="20"/>
-              </w:rPr>
-              <w:t xml:space="preserve"> métier </w:t>
-            </w:r>
-            <w:proofErr w:type="spellStart"/>
-            <w:r>
-              <w:rPr>
-                <w:rFonts w:ascii="Aptos Narrow" w:hAnsi="Aptos Narrow"/>
-                <w:sz w:val="20"/>
-                <w:szCs w:val="20"/>
-              </w:rPr>
-              <w:t>identifié</w:t>
-            </w:r>
-            <w:proofErr w:type="spellEnd"/>
-            <w:r>
-              <w:rPr>
-                <w:rFonts w:ascii="Aptos Narrow" w:hAnsi="Aptos Narrow"/>
-                <w:sz w:val="20"/>
-                <w:szCs w:val="20"/>
-              </w:rPr>
-              <w:t>.</w:t>
-            </w:r>
           </w:p>
         </w:tc>
       </w:tr>
       <w:tr>
         <w:trPr>
-          <w:trHeight w:val="567"/>
+          <w:trHeight w:val="397"/>
         </w:trPr>
         <w:tc>
           <w:tcPr>
             <w:cnfStyle w:val="001000000000" w:firstRow="0" w:lastRow="0" w:firstColumn="1" w:lastColumn="0" w:oddVBand="0" w:evenVBand="0" w:oddHBand="0" w:evenHBand="0" w:firstRowFirstColumn="0" w:firstRowLastColumn="0" w:lastRowFirstColumn="0" w:lastRowLastColumn="0"/>
-            <w:tcW w:w="2093" w:type="dxa"/>
+            <w:tcW w:w="5470" w:type="dxa"/>
+            <w:gridSpan w:val="2"/>
             <w:vAlign w:val="center"/>
           </w:tcPr>
           <w:p>
             <w:pPr>
               <w:rPr>
-                <w:rFonts w:ascii="Aptos Narrow" w:hAnsi="Aptos Narrow"/>
                 <w:sz w:val="20"/>
                 <w:szCs w:val="20"/>
               </w:rPr>
             </w:pPr>
-            <w:proofErr w:type="spellStart"/>
-            <w:r>
-              <w:rPr>
-                <w:rFonts w:ascii="Aptos Narrow" w:hAnsi="Aptos Narrow"/>
-                <w:sz w:val="20"/>
-                <w:szCs w:val="20"/>
-              </w:rPr>
-              <w:t>Fonctionnelles</w:t>
-            </w:r>
-            <w:proofErr w:type="spellEnd"/>
+            <w:r>
+              <w:rPr>
+                <w:sz w:val="20"/>
+                <w:szCs w:val="20"/>
+              </w:rPr>
+              <w:t>Données</w:t>
+            </w:r>
           </w:p>
         </w:tc>
         <w:tc>
           <w:tcPr>
-            <w:tcW w:w="8847" w:type="dxa"/>
+            <w:tcW w:w="5470" w:type="dxa"/>
+            <w:gridSpan w:val="2"/>
             <w:vAlign w:val="center"/>
           </w:tcPr>
           <w:p>
             <w:pPr>
               <w:cnfStyle w:val="000000000000" w:firstRow="0" w:lastRow="0" w:firstColumn="0" w:lastColumn="0" w:oddVBand="0" w:evenVBand="0" w:oddHBand="0" w:evenHBand="0" w:firstRowFirstColumn="0" w:firstRowLastColumn="0" w:lastRowFirstColumn="0" w:lastRowLastColumn="0"/>
               <w:rPr>
-                <w:rFonts w:ascii="Aptos Narrow" w:hAnsi="Aptos Narrow"/>
                 <w:sz w:val="20"/>
                 <w:szCs w:val="20"/>
               </w:rPr>
             </w:pPr>
-            <w:r>
-              <w:rPr>
-                <w:rFonts w:ascii="Aptos Narrow" w:hAnsi="Aptos Narrow"/>
-                <w:sz w:val="20"/>
-                <w:szCs w:val="20"/>
-              </w:rPr>
-              <w:t xml:space="preserve">Production des </w:t>
-            </w:r>
             <w:proofErr w:type="spellStart"/>
             <w:r>
               <w:rPr>
-                <w:rFonts w:ascii="Aptos Narrow" w:hAnsi="Aptos Narrow"/>
-                <w:sz w:val="20"/>
-                <w:szCs w:val="20"/>
-              </w:rPr>
-              <w:t>résultats</w:t>
+                <w:sz w:val="20"/>
+                <w:szCs w:val="20"/>
+              </w:rPr>
+              <w:t>Vérification</w:t>
             </w:r>
             <w:proofErr w:type="spellEnd"/>
             <w:r>
               <w:rPr>
-                <w:rFonts w:ascii="Aptos Narrow" w:hAnsi="Aptos Narrow"/>
+                <w:sz w:val="20"/>
+                <w:szCs w:val="20"/>
+              </w:rPr>
+              <w:t xml:space="preserve"> des </w:t>
+            </w:r>
+            <w:proofErr w:type="spellStart"/>
+            <w:r>
+              <w:rPr>
+                <w:sz w:val="20"/>
+                <w:szCs w:val="20"/>
+              </w:rPr>
+              <w:t>valeurs</w:t>
+            </w:r>
+            <w:proofErr w:type="spellEnd"/>
+            <w:r>
+              <w:rPr>
                 <w:sz w:val="20"/>
                 <w:szCs w:val="20"/>
               </w:rPr>
@@ -7299,101 +3755,53 @@
             <w:proofErr w:type="spellStart"/>
             <w:r>
               <w:rPr>
-                <w:rFonts w:ascii="Aptos Narrow" w:hAnsi="Aptos Narrow"/>
-                <w:sz w:val="20"/>
-                <w:szCs w:val="20"/>
-              </w:rPr>
-              <w:t>associés</w:t>
+                <w:sz w:val="20"/>
+                <w:szCs w:val="20"/>
+              </w:rPr>
+              <w:t>manquantes</w:t>
             </w:r>
             <w:proofErr w:type="spellEnd"/>
-            <w:r>
-              <w:rPr>
-                <w:rFonts w:ascii="Aptos Narrow" w:hAnsi="Aptos Narrow"/>
-                <w:sz w:val="20"/>
-                <w:szCs w:val="20"/>
-              </w:rPr>
-              <w:t xml:space="preserve"> à </w:t>
-            </w:r>
-            <w:proofErr w:type="spellStart"/>
-            <w:r>
-              <w:rPr>
-                <w:rFonts w:ascii="Aptos Narrow" w:hAnsi="Aptos Narrow"/>
-                <w:sz w:val="20"/>
-                <w:szCs w:val="20"/>
-              </w:rPr>
-              <w:t>chaque</w:t>
-            </w:r>
-            <w:proofErr w:type="spellEnd"/>
-            <w:r>
-              <w:rPr>
-                <w:rFonts w:ascii="Aptos Narrow" w:hAnsi="Aptos Narrow"/>
-                <w:sz w:val="20"/>
-                <w:szCs w:val="20"/>
-              </w:rPr>
-              <w:t xml:space="preserve"> </w:t>
-            </w:r>
-            <w:proofErr w:type="spellStart"/>
-            <w:r>
-              <w:rPr>
-                <w:rFonts w:ascii="Aptos Narrow" w:hAnsi="Aptos Narrow"/>
-                <w:sz w:val="20"/>
-                <w:szCs w:val="20"/>
-              </w:rPr>
-              <w:t>requête</w:t>
-            </w:r>
-            <w:proofErr w:type="spellEnd"/>
-            <w:r>
-              <w:rPr>
-                <w:rFonts w:ascii="Aptos Narrow" w:hAnsi="Aptos Narrow"/>
-                <w:sz w:val="20"/>
-                <w:szCs w:val="20"/>
-              </w:rPr>
-              <w:t>.</w:t>
-            </w:r>
           </w:p>
         </w:tc>
       </w:tr>
       <w:tr>
         <w:trPr>
           <w:cnfStyle w:val="000000100000" w:firstRow="0" w:lastRow="0" w:firstColumn="0" w:lastColumn="0" w:oddVBand="0" w:evenVBand="0" w:oddHBand="1" w:evenHBand="0" w:firstRowFirstColumn="0" w:firstRowLastColumn="0" w:lastRowFirstColumn="0" w:lastRowLastColumn="0"/>
-          <w:trHeight w:val="567"/>
+          <w:trHeight w:val="397"/>
         </w:trPr>
         <w:tc>
           <w:tcPr>
             <w:cnfStyle w:val="001000000000" w:firstRow="0" w:lastRow="0" w:firstColumn="1" w:lastColumn="0" w:oddVBand="0" w:evenVBand="0" w:oddHBand="0" w:evenHBand="0" w:firstRowFirstColumn="0" w:firstRowLastColumn="0" w:lastRowFirstColumn="0" w:lastRowLastColumn="0"/>
-            <w:tcW w:w="2093" w:type="dxa"/>
+            <w:tcW w:w="5470" w:type="dxa"/>
+            <w:gridSpan w:val="2"/>
             <w:vAlign w:val="center"/>
           </w:tcPr>
           <w:p>
             <w:pPr>
               <w:rPr>
-                <w:rFonts w:ascii="Aptos Narrow" w:hAnsi="Aptos Narrow"/>
                 <w:sz w:val="20"/>
                 <w:szCs w:val="20"/>
               </w:rPr>
             </w:pPr>
-            <w:proofErr w:type="spellStart"/>
-            <w:r>
-              <w:rPr>
-                <w:rFonts w:ascii="Aptos Narrow" w:hAnsi="Aptos Narrow"/>
-                <w:sz w:val="20"/>
-                <w:szCs w:val="20"/>
-              </w:rPr>
-              <w:t>Fonctionnelles</w:t>
-            </w:r>
-            <w:proofErr w:type="spellEnd"/>
+            <w:r>
+              <w:rPr>
+                <w:sz w:val="20"/>
+                <w:szCs w:val="20"/>
+              </w:rPr>
+              <w:t>Données</w:t>
+            </w:r>
           </w:p>
         </w:tc>
         <w:tc>
           <w:tcPr>
-            <w:tcW w:w="8847" w:type="dxa"/>
+            <w:tcW w:w="5470" w:type="dxa"/>
+            <w:gridSpan w:val="2"/>
             <w:vAlign w:val="center"/>
           </w:tcPr>
           <w:p>
             <w:pPr>
               <w:cnfStyle w:val="000000100000" w:firstRow="0" w:lastRow="0" w:firstColumn="0" w:lastColumn="0" w:oddVBand="0" w:evenVBand="0" w:oddHBand="1" w:evenHBand="0" w:firstRowFirstColumn="0" w:firstRowLastColumn="0" w:lastRowFirstColumn="0" w:lastRowLastColumn="0"/>
               <w:rPr>
-                <w:rFonts w:ascii="Aptos Narrow" w:hAnsi="Aptos Narrow"/>
                 <w:sz w:val="20"/>
                 <w:szCs w:val="20"/>
               </w:rPr>
@@ -7401,960 +3809,18 @@
             <w:proofErr w:type="spellStart"/>
             <w:r>
               <w:rPr>
-                <w:rFonts w:ascii="Aptos Narrow" w:hAnsi="Aptos Narrow"/>
-                <w:sz w:val="20"/>
-                <w:szCs w:val="20"/>
-              </w:rPr>
-              <w:t>Interprétation</w:t>
+                <w:sz w:val="20"/>
+                <w:szCs w:val="20"/>
+              </w:rPr>
+              <w:t>Standardisation</w:t>
             </w:r>
             <w:proofErr w:type="spellEnd"/>
             <w:r>
               <w:rPr>
-                <w:rFonts w:ascii="Aptos Narrow" w:hAnsi="Aptos Narrow"/>
-                <w:sz w:val="20"/>
-                <w:szCs w:val="20"/>
-              </w:rPr>
-              <w:t xml:space="preserve"> métier des </w:t>
-            </w:r>
-            <w:proofErr w:type="spellStart"/>
-            <w:r>
-              <w:rPr>
-                <w:rFonts w:ascii="Aptos Narrow" w:hAnsi="Aptos Narrow"/>
-                <w:sz w:val="20"/>
-                <w:szCs w:val="20"/>
-              </w:rPr>
-              <w:t>résultats</w:t>
-            </w:r>
-            <w:proofErr w:type="spellEnd"/>
-            <w:r>
-              <w:rPr>
-                <w:rFonts w:ascii="Aptos Narrow" w:hAnsi="Aptos Narrow"/>
-                <w:sz w:val="20"/>
-                <w:szCs w:val="20"/>
-              </w:rPr>
-              <w:t xml:space="preserve"> (lecture </w:t>
-            </w:r>
-            <w:proofErr w:type="spellStart"/>
-            <w:r>
-              <w:rPr>
-                <w:rFonts w:ascii="Aptos Narrow" w:hAnsi="Aptos Narrow"/>
-                <w:sz w:val="20"/>
-                <w:szCs w:val="20"/>
-              </w:rPr>
-              <w:t>analytique</w:t>
-            </w:r>
-            <w:proofErr w:type="spellEnd"/>
-            <w:r>
-              <w:rPr>
-                <w:rFonts w:ascii="Aptos Narrow" w:hAnsi="Aptos Narrow"/>
-                <w:sz w:val="20"/>
-                <w:szCs w:val="20"/>
-              </w:rPr>
-              <w:t>).</w:t>
-            </w:r>
-          </w:p>
-        </w:tc>
-      </w:tr>
-      <w:tr>
-        <w:trPr>
-          <w:trHeight w:val="567"/>
-        </w:trPr>
-        <w:tc>
-          <w:tcPr>
-            <w:cnfStyle w:val="001000000000" w:firstRow="0" w:lastRow="0" w:firstColumn="1" w:lastColumn="0" w:oddVBand="0" w:evenVBand="0" w:oddHBand="0" w:evenHBand="0" w:firstRowFirstColumn="0" w:firstRowLastColumn="0" w:lastRowFirstColumn="0" w:lastRowLastColumn="0"/>
-            <w:tcW w:w="2093" w:type="dxa"/>
-            <w:vAlign w:val="center"/>
-          </w:tcPr>
-          <w:p>
-            <w:pPr>
-              <w:rPr>
-                <w:rFonts w:ascii="Aptos Narrow" w:hAnsi="Aptos Narrow"/>
-                <w:sz w:val="20"/>
-                <w:szCs w:val="20"/>
-              </w:rPr>
-            </w:pPr>
-            <w:proofErr w:type="spellStart"/>
-            <w:r>
-              <w:rPr>
-                <w:rFonts w:ascii="Aptos Narrow" w:hAnsi="Aptos Narrow"/>
-                <w:sz w:val="20"/>
-                <w:szCs w:val="20"/>
-              </w:rPr>
-              <w:t>Fonctionnelles</w:t>
-            </w:r>
-            <w:proofErr w:type="spellEnd"/>
-          </w:p>
-        </w:tc>
-        <w:tc>
-          <w:tcPr>
-            <w:tcW w:w="8847" w:type="dxa"/>
-            <w:vAlign w:val="center"/>
-          </w:tcPr>
-          <w:p>
-            <w:pPr>
-              <w:cnfStyle w:val="000000000000" w:firstRow="0" w:lastRow="0" w:firstColumn="0" w:lastColumn="0" w:oddVBand="0" w:evenVBand="0" w:oddHBand="0" w:evenHBand="0" w:firstRowFirstColumn="0" w:firstRowLastColumn="0" w:lastRowFirstColumn="0" w:lastRowLastColumn="0"/>
-              <w:rPr>
-                <w:rFonts w:ascii="Aptos Narrow" w:hAnsi="Aptos Narrow"/>
-                <w:sz w:val="20"/>
-                <w:szCs w:val="20"/>
-              </w:rPr>
-            </w:pPr>
-            <w:r>
-              <w:rPr>
-                <w:rFonts w:ascii="Aptos Narrow" w:hAnsi="Aptos Narrow"/>
-                <w:sz w:val="20"/>
-                <w:szCs w:val="20"/>
-              </w:rPr>
-              <w:t xml:space="preserve">Mise </w:t>
-            </w:r>
-            <w:proofErr w:type="spellStart"/>
-            <w:r>
-              <w:rPr>
-                <w:rFonts w:ascii="Aptos Narrow" w:hAnsi="Aptos Narrow"/>
-                <w:sz w:val="20"/>
-                <w:szCs w:val="20"/>
-              </w:rPr>
-              <w:t>en</w:t>
-            </w:r>
-            <w:proofErr w:type="spellEnd"/>
-            <w:r>
-              <w:rPr>
-                <w:rFonts w:ascii="Aptos Narrow" w:hAnsi="Aptos Narrow"/>
-                <w:sz w:val="20"/>
-                <w:szCs w:val="20"/>
-              </w:rPr>
-              <w:t xml:space="preserve"> relation des </w:t>
-            </w:r>
-            <w:proofErr w:type="spellStart"/>
-            <w:r>
-              <w:rPr>
-                <w:rFonts w:ascii="Aptos Narrow" w:hAnsi="Aptos Narrow"/>
-                <w:sz w:val="20"/>
-                <w:szCs w:val="20"/>
-              </w:rPr>
-              <w:t>indicateurs</w:t>
-            </w:r>
-            <w:proofErr w:type="spellEnd"/>
-            <w:r>
-              <w:rPr>
-                <w:rFonts w:ascii="Aptos Narrow" w:hAnsi="Aptos Narrow"/>
-                <w:sz w:val="20"/>
-                <w:szCs w:val="20"/>
-              </w:rPr>
-              <w:t xml:space="preserve"> avec les </w:t>
-            </w:r>
-            <w:proofErr w:type="spellStart"/>
-            <w:r>
-              <w:rPr>
-                <w:rFonts w:ascii="Aptos Narrow" w:hAnsi="Aptos Narrow"/>
-                <w:sz w:val="20"/>
-                <w:szCs w:val="20"/>
-              </w:rPr>
-              <w:t>objectifs</w:t>
-            </w:r>
-            <w:proofErr w:type="spellEnd"/>
-            <w:r>
-              <w:rPr>
-                <w:rFonts w:ascii="Aptos Narrow" w:hAnsi="Aptos Narrow"/>
-                <w:sz w:val="20"/>
-                <w:szCs w:val="20"/>
-              </w:rPr>
-              <w:t xml:space="preserve"> du </w:t>
-            </w:r>
-            <w:proofErr w:type="spellStart"/>
-            <w:r>
-              <w:rPr>
-                <w:rFonts w:ascii="Aptos Narrow" w:hAnsi="Aptos Narrow"/>
-                <w:sz w:val="20"/>
-                <w:szCs w:val="20"/>
-              </w:rPr>
-              <w:t>directeur</w:t>
-            </w:r>
-            <w:proofErr w:type="spellEnd"/>
-            <w:r>
-              <w:rPr>
-                <w:rFonts w:ascii="Aptos Narrow" w:hAnsi="Aptos Narrow"/>
-                <w:sz w:val="20"/>
-                <w:szCs w:val="20"/>
-              </w:rPr>
-              <w:t xml:space="preserve"> sportif.</w:t>
-            </w:r>
-          </w:p>
-        </w:tc>
-      </w:tr>
-      <w:tr>
-        <w:trPr>
-          <w:cnfStyle w:val="000000100000" w:firstRow="0" w:lastRow="0" w:firstColumn="0" w:lastColumn="0" w:oddVBand="0" w:evenVBand="0" w:oddHBand="1" w:evenHBand="0" w:firstRowFirstColumn="0" w:firstRowLastColumn="0" w:lastRowFirstColumn="0" w:lastRowLastColumn="0"/>
-          <w:trHeight w:val="283"/>
-        </w:trPr>
-        <w:tc>
-          <w:tcPr>
-            <w:cnfStyle w:val="001000000000" w:firstRow="0" w:lastRow="0" w:firstColumn="1" w:lastColumn="0" w:oddVBand="0" w:evenVBand="0" w:oddHBand="0" w:evenHBand="0" w:firstRowFirstColumn="0" w:firstRowLastColumn="0" w:lastRowFirstColumn="0" w:lastRowLastColumn="0"/>
-            <w:tcW w:w="2093" w:type="dxa"/>
-            <w:shd w:val="clear" w:color="auto" w:fill="808080" w:themeFill="background1" w:themeFillShade="80"/>
-            <w:vAlign w:val="center"/>
-          </w:tcPr>
-          <w:p>
-            <w:pPr>
-              <w:rPr>
-                <w:rFonts w:ascii="Aptos Narrow" w:hAnsi="Aptos Narrow"/>
-                <w:sz w:val="20"/>
-                <w:szCs w:val="20"/>
-              </w:rPr>
-            </w:pPr>
-          </w:p>
-        </w:tc>
-        <w:tc>
-          <w:tcPr>
-            <w:tcW w:w="8847" w:type="dxa"/>
-            <w:shd w:val="clear" w:color="auto" w:fill="808080" w:themeFill="background1" w:themeFillShade="80"/>
-            <w:vAlign w:val="center"/>
-          </w:tcPr>
-          <w:p>
-            <w:pPr>
-              <w:cnfStyle w:val="000000100000" w:firstRow="0" w:lastRow="0" w:firstColumn="0" w:lastColumn="0" w:oddVBand="0" w:evenVBand="0" w:oddHBand="1" w:evenHBand="0" w:firstRowFirstColumn="0" w:firstRowLastColumn="0" w:lastRowFirstColumn="0" w:lastRowLastColumn="0"/>
-              <w:rPr>
-                <w:rFonts w:ascii="Aptos Narrow" w:hAnsi="Aptos Narrow"/>
-                <w:sz w:val="20"/>
-                <w:szCs w:val="20"/>
-              </w:rPr>
-            </w:pPr>
-          </w:p>
-        </w:tc>
-      </w:tr>
-      <w:tr>
-        <w:trPr>
-          <w:trHeight w:val="567"/>
-        </w:trPr>
-        <w:tc>
-          <w:tcPr>
-            <w:cnfStyle w:val="001000000000" w:firstRow="0" w:lastRow="0" w:firstColumn="1" w:lastColumn="0" w:oddVBand="0" w:evenVBand="0" w:oddHBand="0" w:evenHBand="0" w:firstRowFirstColumn="0" w:firstRowLastColumn="0" w:lastRowFirstColumn="0" w:lastRowLastColumn="0"/>
-            <w:tcW w:w="2093" w:type="dxa"/>
-            <w:vAlign w:val="center"/>
-          </w:tcPr>
-          <w:p>
-            <w:pPr>
-              <w:rPr>
-                <w:rFonts w:ascii="Aptos Narrow" w:hAnsi="Aptos Narrow"/>
-                <w:sz w:val="20"/>
-                <w:szCs w:val="20"/>
-              </w:rPr>
-            </w:pPr>
-            <w:proofErr w:type="spellStart"/>
-            <w:r>
-              <w:rPr>
-                <w:rFonts w:ascii="Aptos Narrow" w:hAnsi="Aptos Narrow"/>
-                <w:sz w:val="20"/>
-                <w:szCs w:val="20"/>
-              </w:rPr>
-              <w:t>Organisationnelles</w:t>
-            </w:r>
-            <w:proofErr w:type="spellEnd"/>
-          </w:p>
-        </w:tc>
-        <w:tc>
-          <w:tcPr>
-            <w:tcW w:w="8847" w:type="dxa"/>
-            <w:vAlign w:val="center"/>
-          </w:tcPr>
-          <w:p>
-            <w:pPr>
-              <w:cnfStyle w:val="000000000000" w:firstRow="0" w:lastRow="0" w:firstColumn="0" w:lastColumn="0" w:oddVBand="0" w:evenVBand="0" w:oddHBand="0" w:evenHBand="0" w:firstRowFirstColumn="0" w:firstRowLastColumn="0" w:lastRowFirstColumn="0" w:lastRowLastColumn="0"/>
-              <w:rPr>
-                <w:rFonts w:ascii="Aptos Narrow" w:hAnsi="Aptos Narrow"/>
-                <w:sz w:val="20"/>
-                <w:szCs w:val="20"/>
-              </w:rPr>
-            </w:pPr>
-            <w:proofErr w:type="spellStart"/>
-            <w:r>
-              <w:rPr>
-                <w:rFonts w:ascii="Aptos Narrow" w:hAnsi="Aptos Narrow"/>
-                <w:sz w:val="20"/>
-                <w:szCs w:val="20"/>
-              </w:rPr>
-              <w:t>Projet</w:t>
-            </w:r>
-            <w:proofErr w:type="spellEnd"/>
-            <w:r>
-              <w:rPr>
-                <w:rFonts w:ascii="Aptos Narrow" w:hAnsi="Aptos Narrow"/>
-                <w:sz w:val="20"/>
-                <w:szCs w:val="20"/>
-              </w:rPr>
-              <w:t xml:space="preserve"> </w:t>
-            </w:r>
-            <w:proofErr w:type="spellStart"/>
-            <w:r>
-              <w:rPr>
-                <w:rFonts w:ascii="Aptos Narrow" w:hAnsi="Aptos Narrow"/>
-                <w:sz w:val="20"/>
-                <w:szCs w:val="20"/>
-              </w:rPr>
-              <w:t>entièrement</w:t>
-            </w:r>
-            <w:proofErr w:type="spellEnd"/>
-            <w:r>
-              <w:rPr>
-                <w:rFonts w:ascii="Aptos Narrow" w:hAnsi="Aptos Narrow"/>
-                <w:sz w:val="20"/>
-                <w:szCs w:val="20"/>
-              </w:rPr>
-              <w:t xml:space="preserve"> reproductible (Docker, scripts SQL, import </w:t>
-            </w:r>
-            <w:proofErr w:type="spellStart"/>
-            <w:r>
-              <w:rPr>
-                <w:rFonts w:ascii="Aptos Narrow" w:hAnsi="Aptos Narrow"/>
-                <w:sz w:val="20"/>
-                <w:szCs w:val="20"/>
-              </w:rPr>
-              <w:t>automatisé</w:t>
-            </w:r>
-            <w:proofErr w:type="spellEnd"/>
-            <w:r>
-              <w:rPr>
-                <w:rFonts w:ascii="Aptos Narrow" w:hAnsi="Aptos Narrow"/>
-                <w:sz w:val="20"/>
-                <w:szCs w:val="20"/>
-              </w:rPr>
-              <w:t>).</w:t>
-            </w:r>
-          </w:p>
-        </w:tc>
-      </w:tr>
-      <w:tr>
-        <w:trPr>
-          <w:cnfStyle w:val="000000100000" w:firstRow="0" w:lastRow="0" w:firstColumn="0" w:lastColumn="0" w:oddVBand="0" w:evenVBand="0" w:oddHBand="1" w:evenHBand="0" w:firstRowFirstColumn="0" w:firstRowLastColumn="0" w:lastRowFirstColumn="0" w:lastRowLastColumn="0"/>
-          <w:trHeight w:val="567"/>
-        </w:trPr>
-        <w:tc>
-          <w:tcPr>
-            <w:cnfStyle w:val="001000000000" w:firstRow="0" w:lastRow="0" w:firstColumn="1" w:lastColumn="0" w:oddVBand="0" w:evenVBand="0" w:oddHBand="0" w:evenHBand="0" w:firstRowFirstColumn="0" w:firstRowLastColumn="0" w:lastRowFirstColumn="0" w:lastRowLastColumn="0"/>
-            <w:tcW w:w="2093" w:type="dxa"/>
-            <w:vAlign w:val="center"/>
-          </w:tcPr>
-          <w:p>
-            <w:pPr>
-              <w:rPr>
-                <w:rFonts w:ascii="Aptos Narrow" w:hAnsi="Aptos Narrow"/>
-                <w:sz w:val="20"/>
-                <w:szCs w:val="20"/>
-              </w:rPr>
-            </w:pPr>
-            <w:proofErr w:type="spellStart"/>
-            <w:r>
-              <w:rPr>
-                <w:rFonts w:ascii="Aptos Narrow" w:hAnsi="Aptos Narrow"/>
-                <w:sz w:val="20"/>
-                <w:szCs w:val="20"/>
-              </w:rPr>
-              <w:lastRenderedPageBreak/>
-              <w:t>Organisationnelles</w:t>
-            </w:r>
-            <w:proofErr w:type="spellEnd"/>
-          </w:p>
-        </w:tc>
-        <w:tc>
-          <w:tcPr>
-            <w:tcW w:w="8847" w:type="dxa"/>
-            <w:vAlign w:val="center"/>
-          </w:tcPr>
-          <w:p>
-            <w:pPr>
-              <w:cnfStyle w:val="000000100000" w:firstRow="0" w:lastRow="0" w:firstColumn="0" w:lastColumn="0" w:oddVBand="0" w:evenVBand="0" w:oddHBand="1" w:evenHBand="0" w:firstRowFirstColumn="0" w:firstRowLastColumn="0" w:lastRowFirstColumn="0" w:lastRowLastColumn="0"/>
-              <w:rPr>
-                <w:rFonts w:ascii="Aptos Narrow" w:hAnsi="Aptos Narrow"/>
-                <w:sz w:val="20"/>
-                <w:szCs w:val="20"/>
-              </w:rPr>
-            </w:pPr>
-            <w:r>
-              <w:rPr>
-                <w:rFonts w:ascii="Aptos Narrow" w:hAnsi="Aptos Narrow"/>
-                <w:sz w:val="20"/>
-                <w:szCs w:val="20"/>
-              </w:rPr>
-              <w:t xml:space="preserve">Documentation </w:t>
-            </w:r>
-            <w:proofErr w:type="spellStart"/>
-            <w:r>
-              <w:rPr>
-                <w:rFonts w:ascii="Aptos Narrow" w:hAnsi="Aptos Narrow"/>
-                <w:sz w:val="20"/>
-                <w:szCs w:val="20"/>
-              </w:rPr>
-              <w:t>complète</w:t>
-            </w:r>
-            <w:proofErr w:type="spellEnd"/>
-            <w:r>
-              <w:rPr>
-                <w:rFonts w:ascii="Aptos Narrow" w:hAnsi="Aptos Narrow"/>
-                <w:sz w:val="20"/>
-                <w:szCs w:val="20"/>
-              </w:rPr>
-              <w:t xml:space="preserve"> (README, </w:t>
-            </w:r>
-            <w:proofErr w:type="spellStart"/>
-            <w:r>
-              <w:rPr>
-                <w:rFonts w:ascii="Aptos Narrow" w:hAnsi="Aptos Narrow"/>
-                <w:sz w:val="20"/>
-                <w:szCs w:val="20"/>
-              </w:rPr>
-              <w:t>commandes</w:t>
-            </w:r>
-            <w:proofErr w:type="spellEnd"/>
-            <w:r>
-              <w:rPr>
-                <w:rFonts w:ascii="Aptos Narrow" w:hAnsi="Aptos Narrow"/>
-                <w:sz w:val="20"/>
-                <w:szCs w:val="20"/>
-              </w:rPr>
-              <w:t xml:space="preserve"> Docker, scripts SQL).</w:t>
-            </w:r>
-          </w:p>
-        </w:tc>
-      </w:tr>
-      <w:tr>
-        <w:trPr>
-          <w:trHeight w:val="567"/>
-        </w:trPr>
-        <w:tc>
-          <w:tcPr>
-            <w:cnfStyle w:val="001000000000" w:firstRow="0" w:lastRow="0" w:firstColumn="1" w:lastColumn="0" w:oddVBand="0" w:evenVBand="0" w:oddHBand="0" w:evenHBand="0" w:firstRowFirstColumn="0" w:firstRowLastColumn="0" w:lastRowFirstColumn="0" w:lastRowLastColumn="0"/>
-            <w:tcW w:w="2093" w:type="dxa"/>
-            <w:vAlign w:val="center"/>
-          </w:tcPr>
-          <w:p>
-            <w:pPr>
-              <w:rPr>
-                <w:rFonts w:ascii="Aptos Narrow" w:hAnsi="Aptos Narrow"/>
-                <w:sz w:val="20"/>
-                <w:szCs w:val="20"/>
-              </w:rPr>
-            </w:pPr>
-            <w:proofErr w:type="spellStart"/>
-            <w:r>
-              <w:rPr>
-                <w:rFonts w:ascii="Aptos Narrow" w:hAnsi="Aptos Narrow"/>
-                <w:sz w:val="20"/>
-                <w:szCs w:val="20"/>
-              </w:rPr>
-              <w:t>Organisationnelles</w:t>
-            </w:r>
-            <w:proofErr w:type="spellEnd"/>
-          </w:p>
-        </w:tc>
-        <w:tc>
-          <w:tcPr>
-            <w:tcW w:w="8847" w:type="dxa"/>
-            <w:vAlign w:val="center"/>
-          </w:tcPr>
-          <w:p>
-            <w:pPr>
-              <w:cnfStyle w:val="000000000000" w:firstRow="0" w:lastRow="0" w:firstColumn="0" w:lastColumn="0" w:oddVBand="0" w:evenVBand="0" w:oddHBand="0" w:evenHBand="0" w:firstRowFirstColumn="0" w:firstRowLastColumn="0" w:lastRowFirstColumn="0" w:lastRowLastColumn="0"/>
-              <w:rPr>
-                <w:rFonts w:ascii="Aptos Narrow" w:hAnsi="Aptos Narrow"/>
-                <w:sz w:val="20"/>
-                <w:szCs w:val="20"/>
-              </w:rPr>
-            </w:pPr>
-            <w:r>
-              <w:rPr>
-                <w:rFonts w:ascii="Aptos Narrow" w:hAnsi="Aptos Narrow"/>
-                <w:sz w:val="20"/>
-                <w:szCs w:val="20"/>
-              </w:rPr>
-              <w:t xml:space="preserve">Structuration </w:t>
-            </w:r>
-            <w:proofErr w:type="spellStart"/>
-            <w:r>
-              <w:rPr>
-                <w:rFonts w:ascii="Aptos Narrow" w:hAnsi="Aptos Narrow"/>
-                <w:sz w:val="20"/>
-                <w:szCs w:val="20"/>
-              </w:rPr>
-              <w:t>claire</w:t>
-            </w:r>
-            <w:proofErr w:type="spellEnd"/>
-            <w:r>
-              <w:rPr>
-                <w:rFonts w:ascii="Aptos Narrow" w:hAnsi="Aptos Narrow"/>
-                <w:sz w:val="20"/>
-                <w:szCs w:val="20"/>
-              </w:rPr>
-              <w:t xml:space="preserve"> des </w:t>
-            </w:r>
-            <w:proofErr w:type="spellStart"/>
-            <w:r>
-              <w:rPr>
-                <w:rFonts w:ascii="Aptos Narrow" w:hAnsi="Aptos Narrow"/>
-                <w:sz w:val="20"/>
-                <w:szCs w:val="20"/>
-              </w:rPr>
-              <w:t>fichiers</w:t>
-            </w:r>
-            <w:proofErr w:type="spellEnd"/>
-            <w:r>
-              <w:rPr>
-                <w:rFonts w:ascii="Aptos Narrow" w:hAnsi="Aptos Narrow"/>
-                <w:sz w:val="20"/>
-                <w:szCs w:val="20"/>
-              </w:rPr>
-              <w:t xml:space="preserve"> et des </w:t>
-            </w:r>
-            <w:proofErr w:type="spellStart"/>
-            <w:r>
-              <w:rPr>
-                <w:rFonts w:ascii="Aptos Narrow" w:hAnsi="Aptos Narrow"/>
-                <w:sz w:val="20"/>
-                <w:szCs w:val="20"/>
-              </w:rPr>
-              <w:t>livrables</w:t>
-            </w:r>
-            <w:proofErr w:type="spellEnd"/>
-            <w:r>
-              <w:rPr>
-                <w:rFonts w:ascii="Aptos Narrow" w:hAnsi="Aptos Narrow"/>
-                <w:sz w:val="20"/>
-                <w:szCs w:val="20"/>
-              </w:rPr>
-              <w:t>.</w:t>
-            </w:r>
-          </w:p>
-        </w:tc>
-      </w:tr>
-      <w:tr>
-        <w:trPr>
-          <w:cnfStyle w:val="000000100000" w:firstRow="0" w:lastRow="0" w:firstColumn="0" w:lastColumn="0" w:oddVBand="0" w:evenVBand="0" w:oddHBand="1" w:evenHBand="0" w:firstRowFirstColumn="0" w:firstRowLastColumn="0" w:lastRowFirstColumn="0" w:lastRowLastColumn="0"/>
-          <w:trHeight w:val="283"/>
-        </w:trPr>
-        <w:tc>
-          <w:tcPr>
-            <w:cnfStyle w:val="001000000000" w:firstRow="0" w:lastRow="0" w:firstColumn="1" w:lastColumn="0" w:oddVBand="0" w:evenVBand="0" w:oddHBand="0" w:evenHBand="0" w:firstRowFirstColumn="0" w:firstRowLastColumn="0" w:lastRowFirstColumn="0" w:lastRowLastColumn="0"/>
-            <w:tcW w:w="2093" w:type="dxa"/>
-            <w:shd w:val="clear" w:color="auto" w:fill="808080" w:themeFill="background1" w:themeFillShade="80"/>
-            <w:vAlign w:val="center"/>
-          </w:tcPr>
-          <w:p>
-            <w:pPr>
-              <w:rPr>
-                <w:rFonts w:ascii="Aptos Narrow" w:hAnsi="Aptos Narrow"/>
-                <w:sz w:val="20"/>
-                <w:szCs w:val="20"/>
-              </w:rPr>
-            </w:pPr>
-          </w:p>
-        </w:tc>
-        <w:tc>
-          <w:tcPr>
-            <w:tcW w:w="8847" w:type="dxa"/>
-            <w:shd w:val="clear" w:color="auto" w:fill="808080" w:themeFill="background1" w:themeFillShade="80"/>
-            <w:vAlign w:val="center"/>
-          </w:tcPr>
-          <w:p>
-            <w:pPr>
-              <w:cnfStyle w:val="000000100000" w:firstRow="0" w:lastRow="0" w:firstColumn="0" w:lastColumn="0" w:oddVBand="0" w:evenVBand="0" w:oddHBand="1" w:evenHBand="0" w:firstRowFirstColumn="0" w:firstRowLastColumn="0" w:lastRowFirstColumn="0" w:lastRowLastColumn="0"/>
-              <w:rPr>
-                <w:rFonts w:ascii="Aptos Narrow" w:hAnsi="Aptos Narrow"/>
-                <w:sz w:val="20"/>
-                <w:szCs w:val="20"/>
-              </w:rPr>
-            </w:pPr>
-          </w:p>
-        </w:tc>
-      </w:tr>
-      <w:tr>
-        <w:trPr>
-          <w:trHeight w:val="567"/>
-        </w:trPr>
-        <w:tc>
-          <w:tcPr>
-            <w:cnfStyle w:val="001000000000" w:firstRow="0" w:lastRow="0" w:firstColumn="1" w:lastColumn="0" w:oddVBand="0" w:evenVBand="0" w:oddHBand="0" w:evenHBand="0" w:firstRowFirstColumn="0" w:firstRowLastColumn="0" w:lastRowFirstColumn="0" w:lastRowLastColumn="0"/>
-            <w:tcW w:w="2093" w:type="dxa"/>
-            <w:vAlign w:val="center"/>
-          </w:tcPr>
-          <w:p>
-            <w:pPr>
-              <w:rPr>
-                <w:rFonts w:ascii="Aptos Narrow" w:hAnsi="Aptos Narrow"/>
-                <w:sz w:val="20"/>
-                <w:szCs w:val="20"/>
-              </w:rPr>
-            </w:pPr>
-            <w:proofErr w:type="spellStart"/>
-            <w:r>
-              <w:rPr>
-                <w:rFonts w:ascii="Aptos Narrow" w:hAnsi="Aptos Narrow"/>
-                <w:sz w:val="20"/>
-                <w:szCs w:val="20"/>
-              </w:rPr>
-              <w:t>Qualité</w:t>
-            </w:r>
-            <w:proofErr w:type="spellEnd"/>
-          </w:p>
-        </w:tc>
-        <w:tc>
-          <w:tcPr>
-            <w:tcW w:w="8847" w:type="dxa"/>
-            <w:vAlign w:val="center"/>
-          </w:tcPr>
-          <w:p>
-            <w:pPr>
-              <w:cnfStyle w:val="000000000000" w:firstRow="0" w:lastRow="0" w:firstColumn="0" w:lastColumn="0" w:oddVBand="0" w:evenVBand="0" w:oddHBand="0" w:evenHBand="0" w:firstRowFirstColumn="0" w:firstRowLastColumn="0" w:lastRowFirstColumn="0" w:lastRowLastColumn="0"/>
-              <w:rPr>
-                <w:rFonts w:ascii="Aptos Narrow" w:hAnsi="Aptos Narrow"/>
-                <w:sz w:val="20"/>
-                <w:szCs w:val="20"/>
-              </w:rPr>
-            </w:pPr>
-            <w:r>
-              <w:rPr>
-                <w:rFonts w:ascii="Aptos Narrow" w:hAnsi="Aptos Narrow"/>
-                <w:sz w:val="20"/>
-                <w:szCs w:val="20"/>
-              </w:rPr>
-              <w:t>Validation des jointures entre les tables (</w:t>
-            </w:r>
-            <w:proofErr w:type="spellStart"/>
-            <w:r>
-              <w:rPr>
-                <w:rFonts w:ascii="Aptos Narrow" w:hAnsi="Aptos Narrow"/>
-                <w:sz w:val="20"/>
-                <w:szCs w:val="20"/>
-              </w:rPr>
-              <w:t>intégrité</w:t>
-            </w:r>
-            <w:proofErr w:type="spellEnd"/>
-            <w:r>
-              <w:rPr>
-                <w:rFonts w:ascii="Aptos Narrow" w:hAnsi="Aptos Narrow"/>
-                <w:sz w:val="20"/>
-                <w:szCs w:val="20"/>
-              </w:rPr>
-              <w:t xml:space="preserve"> </w:t>
-            </w:r>
-            <w:proofErr w:type="spellStart"/>
-            <w:r>
-              <w:rPr>
-                <w:rFonts w:ascii="Aptos Narrow" w:hAnsi="Aptos Narrow"/>
-                <w:sz w:val="20"/>
-                <w:szCs w:val="20"/>
-              </w:rPr>
-              <w:t>référentielle</w:t>
-            </w:r>
-            <w:proofErr w:type="spellEnd"/>
-            <w:r>
-              <w:rPr>
-                <w:rFonts w:ascii="Aptos Narrow" w:hAnsi="Aptos Narrow"/>
-                <w:sz w:val="20"/>
-                <w:szCs w:val="20"/>
-              </w:rPr>
-              <w:t>).</w:t>
-            </w:r>
-          </w:p>
-        </w:tc>
-      </w:tr>
-      <w:tr>
-        <w:trPr>
-          <w:cnfStyle w:val="000000100000" w:firstRow="0" w:lastRow="0" w:firstColumn="0" w:lastColumn="0" w:oddVBand="0" w:evenVBand="0" w:oddHBand="1" w:evenHBand="0" w:firstRowFirstColumn="0" w:firstRowLastColumn="0" w:lastRowFirstColumn="0" w:lastRowLastColumn="0"/>
-          <w:trHeight w:val="567"/>
-        </w:trPr>
-        <w:tc>
-          <w:tcPr>
-            <w:cnfStyle w:val="001000000000" w:firstRow="0" w:lastRow="0" w:firstColumn="1" w:lastColumn="0" w:oddVBand="0" w:evenVBand="0" w:oddHBand="0" w:evenHBand="0" w:firstRowFirstColumn="0" w:firstRowLastColumn="0" w:lastRowFirstColumn="0" w:lastRowLastColumn="0"/>
-            <w:tcW w:w="2093" w:type="dxa"/>
-            <w:vAlign w:val="center"/>
-          </w:tcPr>
-          <w:p>
-            <w:pPr>
-              <w:rPr>
-                <w:rFonts w:ascii="Aptos Narrow" w:hAnsi="Aptos Narrow"/>
-                <w:sz w:val="20"/>
-                <w:szCs w:val="20"/>
-              </w:rPr>
-            </w:pPr>
-            <w:proofErr w:type="spellStart"/>
-            <w:r>
-              <w:rPr>
-                <w:rFonts w:ascii="Aptos Narrow" w:hAnsi="Aptos Narrow"/>
-                <w:sz w:val="20"/>
-                <w:szCs w:val="20"/>
-              </w:rPr>
-              <w:t>Qualité</w:t>
-            </w:r>
-            <w:proofErr w:type="spellEnd"/>
-          </w:p>
-        </w:tc>
-        <w:tc>
-          <w:tcPr>
-            <w:tcW w:w="8847" w:type="dxa"/>
-            <w:vAlign w:val="center"/>
-          </w:tcPr>
-          <w:p>
-            <w:pPr>
-              <w:cnfStyle w:val="000000100000" w:firstRow="0" w:lastRow="0" w:firstColumn="0" w:lastColumn="0" w:oddVBand="0" w:evenVBand="0" w:oddHBand="1" w:evenHBand="0" w:firstRowFirstColumn="0" w:firstRowLastColumn="0" w:lastRowFirstColumn="0" w:lastRowLastColumn="0"/>
-              <w:rPr>
-                <w:rFonts w:ascii="Aptos Narrow" w:hAnsi="Aptos Narrow"/>
-                <w:sz w:val="20"/>
-                <w:szCs w:val="20"/>
-              </w:rPr>
-            </w:pPr>
-            <w:proofErr w:type="spellStart"/>
-            <w:r>
-              <w:rPr>
-                <w:rFonts w:ascii="Aptos Narrow" w:hAnsi="Aptos Narrow"/>
-                <w:sz w:val="20"/>
-                <w:szCs w:val="20"/>
-              </w:rPr>
-              <w:t>Vérification</w:t>
-            </w:r>
-            <w:proofErr w:type="spellEnd"/>
-            <w:r>
-              <w:rPr>
-                <w:rFonts w:ascii="Aptos Narrow" w:hAnsi="Aptos Narrow"/>
-                <w:sz w:val="20"/>
-                <w:szCs w:val="20"/>
-              </w:rPr>
-              <w:t xml:space="preserve"> des volumes de données (</w:t>
-            </w:r>
-            <w:proofErr w:type="spellStart"/>
-            <w:r>
-              <w:rPr>
-                <w:rFonts w:ascii="Aptos Narrow" w:hAnsi="Aptos Narrow"/>
-                <w:sz w:val="20"/>
-                <w:szCs w:val="20"/>
-              </w:rPr>
-              <w:t>cohérence</w:t>
-            </w:r>
-            <w:proofErr w:type="spellEnd"/>
-            <w:r>
-              <w:rPr>
-                <w:rFonts w:ascii="Aptos Narrow" w:hAnsi="Aptos Narrow"/>
-                <w:sz w:val="20"/>
-                <w:szCs w:val="20"/>
-              </w:rPr>
-              <w:t xml:space="preserve"> des </w:t>
-            </w:r>
-            <w:proofErr w:type="spellStart"/>
-            <w:r>
-              <w:rPr>
-                <w:rFonts w:ascii="Aptos Narrow" w:hAnsi="Aptos Narrow"/>
-                <w:sz w:val="20"/>
-                <w:szCs w:val="20"/>
-              </w:rPr>
-              <w:t>lignes</w:t>
-            </w:r>
-            <w:proofErr w:type="spellEnd"/>
-            <w:r>
-              <w:rPr>
-                <w:rFonts w:ascii="Aptos Narrow" w:hAnsi="Aptos Narrow"/>
-                <w:sz w:val="20"/>
-                <w:szCs w:val="20"/>
-              </w:rPr>
-              <w:t xml:space="preserve"> entre tables).</w:t>
-            </w:r>
-          </w:p>
-        </w:tc>
-      </w:tr>
-      <w:tr>
-        <w:trPr>
-          <w:trHeight w:val="567"/>
-        </w:trPr>
-        <w:tc>
-          <w:tcPr>
-            <w:cnfStyle w:val="001000000000" w:firstRow="0" w:lastRow="0" w:firstColumn="1" w:lastColumn="0" w:oddVBand="0" w:evenVBand="0" w:oddHBand="0" w:evenHBand="0" w:firstRowFirstColumn="0" w:firstRowLastColumn="0" w:lastRowFirstColumn="0" w:lastRowLastColumn="0"/>
-            <w:tcW w:w="2093" w:type="dxa"/>
-            <w:vAlign w:val="center"/>
-          </w:tcPr>
-          <w:p>
-            <w:pPr>
-              <w:rPr>
-                <w:rFonts w:ascii="Aptos Narrow" w:hAnsi="Aptos Narrow"/>
-                <w:sz w:val="20"/>
-                <w:szCs w:val="20"/>
-              </w:rPr>
-            </w:pPr>
-            <w:proofErr w:type="spellStart"/>
-            <w:r>
-              <w:rPr>
-                <w:rFonts w:ascii="Aptos Narrow" w:hAnsi="Aptos Narrow"/>
-                <w:sz w:val="20"/>
-                <w:szCs w:val="20"/>
-              </w:rPr>
-              <w:t>Qualité</w:t>
-            </w:r>
-            <w:proofErr w:type="spellEnd"/>
-          </w:p>
-        </w:tc>
-        <w:tc>
-          <w:tcPr>
-            <w:tcW w:w="8847" w:type="dxa"/>
-            <w:vAlign w:val="center"/>
-          </w:tcPr>
-          <w:p>
-            <w:pPr>
-              <w:cnfStyle w:val="000000000000" w:firstRow="0" w:lastRow="0" w:firstColumn="0" w:lastColumn="0" w:oddVBand="0" w:evenVBand="0" w:oddHBand="0" w:evenHBand="0" w:firstRowFirstColumn="0" w:firstRowLastColumn="0" w:lastRowFirstColumn="0" w:lastRowLastColumn="0"/>
-              <w:rPr>
-                <w:rFonts w:ascii="Aptos Narrow" w:hAnsi="Aptos Narrow"/>
-                <w:sz w:val="20"/>
-                <w:szCs w:val="20"/>
-              </w:rPr>
-            </w:pPr>
-            <w:r>
-              <w:rPr>
-                <w:rFonts w:ascii="Aptos Narrow" w:hAnsi="Aptos Narrow"/>
-                <w:sz w:val="20"/>
-                <w:szCs w:val="20"/>
-              </w:rPr>
-              <w:t xml:space="preserve">Absence de </w:t>
-            </w:r>
-            <w:proofErr w:type="spellStart"/>
-            <w:r>
-              <w:rPr>
-                <w:rFonts w:ascii="Aptos Narrow" w:hAnsi="Aptos Narrow"/>
-                <w:sz w:val="20"/>
-                <w:szCs w:val="20"/>
-              </w:rPr>
-              <w:t>redondance</w:t>
-            </w:r>
-            <w:proofErr w:type="spellEnd"/>
-            <w:r>
-              <w:rPr>
-                <w:rFonts w:ascii="Aptos Narrow" w:hAnsi="Aptos Narrow"/>
-                <w:sz w:val="20"/>
-                <w:szCs w:val="20"/>
-              </w:rPr>
-              <w:t xml:space="preserve"> inutile dans le </w:t>
-            </w:r>
-            <w:proofErr w:type="spellStart"/>
-            <w:r>
-              <w:rPr>
-                <w:rFonts w:ascii="Aptos Narrow" w:hAnsi="Aptos Narrow"/>
-                <w:sz w:val="20"/>
-                <w:szCs w:val="20"/>
-              </w:rPr>
-              <w:t>modèle</w:t>
-            </w:r>
-            <w:proofErr w:type="spellEnd"/>
-            <w:r>
-              <w:rPr>
-                <w:rFonts w:ascii="Aptos Narrow" w:hAnsi="Aptos Narrow"/>
-                <w:sz w:val="20"/>
-                <w:szCs w:val="20"/>
-              </w:rPr>
-              <w:t xml:space="preserve"> de données.</w:t>
-            </w:r>
-          </w:p>
-        </w:tc>
-      </w:tr>
-      <w:tr>
-        <w:trPr>
-          <w:cnfStyle w:val="000000100000" w:firstRow="0" w:lastRow="0" w:firstColumn="0" w:lastColumn="0" w:oddVBand="0" w:evenVBand="0" w:oddHBand="1" w:evenHBand="0" w:firstRowFirstColumn="0" w:firstRowLastColumn="0" w:lastRowFirstColumn="0" w:lastRowLastColumn="0"/>
-          <w:trHeight w:val="567"/>
-        </w:trPr>
-        <w:tc>
-          <w:tcPr>
-            <w:cnfStyle w:val="001000000000" w:firstRow="0" w:lastRow="0" w:firstColumn="1" w:lastColumn="0" w:oddVBand="0" w:evenVBand="0" w:oddHBand="0" w:evenHBand="0" w:firstRowFirstColumn="0" w:firstRowLastColumn="0" w:lastRowFirstColumn="0" w:lastRowLastColumn="0"/>
-            <w:tcW w:w="2093" w:type="dxa"/>
-            <w:vAlign w:val="center"/>
-          </w:tcPr>
-          <w:p>
-            <w:pPr>
-              <w:rPr>
-                <w:rFonts w:ascii="Aptos Narrow" w:hAnsi="Aptos Narrow"/>
-                <w:sz w:val="20"/>
-                <w:szCs w:val="20"/>
-              </w:rPr>
-            </w:pPr>
-            <w:proofErr w:type="spellStart"/>
-            <w:r>
-              <w:rPr>
-                <w:rFonts w:ascii="Aptos Narrow" w:hAnsi="Aptos Narrow"/>
-                <w:sz w:val="20"/>
-                <w:szCs w:val="20"/>
-              </w:rPr>
-              <w:t>Qualité</w:t>
-            </w:r>
-            <w:proofErr w:type="spellEnd"/>
-          </w:p>
-        </w:tc>
-        <w:tc>
-          <w:tcPr>
-            <w:tcW w:w="8847" w:type="dxa"/>
-            <w:vAlign w:val="center"/>
-          </w:tcPr>
-          <w:p>
-            <w:pPr>
-              <w:cnfStyle w:val="000000100000" w:firstRow="0" w:lastRow="0" w:firstColumn="0" w:lastColumn="0" w:oddVBand="0" w:evenVBand="0" w:oddHBand="1" w:evenHBand="0" w:firstRowFirstColumn="0" w:firstRowLastColumn="0" w:lastRowFirstColumn="0" w:lastRowLastColumn="0"/>
-              <w:rPr>
-                <w:rFonts w:ascii="Aptos Narrow" w:hAnsi="Aptos Narrow"/>
-                <w:sz w:val="20"/>
-                <w:szCs w:val="20"/>
-              </w:rPr>
-            </w:pPr>
-            <w:r>
-              <w:rPr>
-                <w:rFonts w:ascii="Aptos Narrow" w:hAnsi="Aptos Narrow"/>
-                <w:sz w:val="20"/>
-                <w:szCs w:val="20"/>
-              </w:rPr>
-              <w:t xml:space="preserve">Documentation des </w:t>
-            </w:r>
-            <w:proofErr w:type="spellStart"/>
-            <w:r>
-              <w:rPr>
-                <w:rFonts w:ascii="Aptos Narrow" w:hAnsi="Aptos Narrow"/>
-                <w:sz w:val="20"/>
-                <w:szCs w:val="20"/>
-              </w:rPr>
-              <w:t>limites</w:t>
-            </w:r>
-            <w:proofErr w:type="spellEnd"/>
-            <w:r>
-              <w:rPr>
-                <w:rFonts w:ascii="Aptos Narrow" w:hAnsi="Aptos Narrow"/>
-                <w:sz w:val="20"/>
-                <w:szCs w:val="20"/>
-              </w:rPr>
-              <w:t xml:space="preserve"> des données et des </w:t>
-            </w:r>
-            <w:proofErr w:type="spellStart"/>
-            <w:r>
-              <w:rPr>
-                <w:rFonts w:ascii="Aptos Narrow" w:hAnsi="Aptos Narrow"/>
-                <w:sz w:val="20"/>
-                <w:szCs w:val="20"/>
-              </w:rPr>
-              <w:t>hypothèses</w:t>
-            </w:r>
-            <w:proofErr w:type="spellEnd"/>
-            <w:r>
-              <w:rPr>
-                <w:rFonts w:ascii="Aptos Narrow" w:hAnsi="Aptos Narrow"/>
-                <w:sz w:val="20"/>
-                <w:szCs w:val="20"/>
-              </w:rPr>
-              <w:t xml:space="preserve"> </w:t>
-            </w:r>
-            <w:proofErr w:type="spellStart"/>
-            <w:r>
-              <w:rPr>
-                <w:rFonts w:ascii="Aptos Narrow" w:hAnsi="Aptos Narrow"/>
-                <w:sz w:val="20"/>
-                <w:szCs w:val="20"/>
-              </w:rPr>
-              <w:t>retenues</w:t>
-            </w:r>
-            <w:proofErr w:type="spellEnd"/>
-            <w:r>
-              <w:rPr>
-                <w:rFonts w:ascii="Aptos Narrow" w:hAnsi="Aptos Narrow"/>
-                <w:sz w:val="20"/>
-                <w:szCs w:val="20"/>
-              </w:rPr>
-              <w:t>.</w:t>
+                <w:sz w:val="20"/>
+                <w:szCs w:val="20"/>
+              </w:rPr>
+              <w:t xml:space="preserve"> des formats</w:t>
             </w:r>
           </w:p>
         </w:tc>
@@ -8366,14 +3832,13 @@
         <w:tc>
           <w:tcPr>
             <w:cnfStyle w:val="001000000000" w:firstRow="0" w:lastRow="0" w:firstColumn="1" w:lastColumn="0" w:oddVBand="0" w:evenVBand="0" w:oddHBand="0" w:evenHBand="0" w:firstRowFirstColumn="0" w:firstRowLastColumn="0" w:lastRowFirstColumn="0" w:lastRowLastColumn="0"/>
-            <w:tcW w:w="2093" w:type="dxa"/>
-            <w:shd w:val="clear" w:color="auto" w:fill="808080" w:themeFill="background1" w:themeFillShade="80"/>
+            <w:tcW w:w="5470" w:type="dxa"/>
+            <w:gridSpan w:val="2"/>
             <w:vAlign w:val="center"/>
           </w:tcPr>
           <w:p>
             <w:pPr>
               <w:rPr>
-                <w:rFonts w:ascii="Aptos Narrow" w:hAnsi="Aptos Narrow"/>
                 <w:sz w:val="20"/>
                 <w:szCs w:val="20"/>
               </w:rPr>
@@ -8382,15 +3847,14 @@
         </w:tc>
         <w:tc>
           <w:tcPr>
-            <w:tcW w:w="8847" w:type="dxa"/>
-            <w:shd w:val="clear" w:color="auto" w:fill="808080" w:themeFill="background1" w:themeFillShade="80"/>
+            <w:tcW w:w="5470" w:type="dxa"/>
+            <w:gridSpan w:val="2"/>
             <w:vAlign w:val="center"/>
           </w:tcPr>
           <w:p>
             <w:pPr>
               <w:cnfStyle w:val="000000000000" w:firstRow="0" w:lastRow="0" w:firstColumn="0" w:lastColumn="0" w:oddVBand="0" w:evenVBand="0" w:oddHBand="0" w:evenHBand="0" w:firstRowFirstColumn="0" w:firstRowLastColumn="0" w:lastRowFirstColumn="0" w:lastRowLastColumn="0"/>
               <w:rPr>
-                <w:rFonts w:ascii="Aptos Narrow" w:hAnsi="Aptos Narrow"/>
                 <w:sz w:val="20"/>
                 <w:szCs w:val="20"/>
               </w:rPr>
@@ -8401,30 +3865,500 @@
       <w:tr>
         <w:trPr>
           <w:cnfStyle w:val="000000100000" w:firstRow="0" w:lastRow="0" w:firstColumn="0" w:lastColumn="0" w:oddVBand="0" w:evenVBand="0" w:oddHBand="1" w:evenHBand="0" w:firstRowFirstColumn="0" w:firstRowLastColumn="0" w:lastRowFirstColumn="0" w:lastRowLastColumn="0"/>
+          <w:trHeight w:val="397"/>
+        </w:trPr>
+        <w:tc>
+          <w:tcPr>
+            <w:cnfStyle w:val="001000000000" w:firstRow="0" w:lastRow="0" w:firstColumn="1" w:lastColumn="0" w:oddVBand="0" w:evenVBand="0" w:oddHBand="0" w:evenHBand="0" w:firstRowFirstColumn="0" w:firstRowLastColumn="0" w:lastRowFirstColumn="0" w:lastRowLastColumn="0"/>
+            <w:tcW w:w="5470" w:type="dxa"/>
+            <w:gridSpan w:val="2"/>
+            <w:vAlign w:val="center"/>
+          </w:tcPr>
+          <w:p>
+            <w:pPr>
+              <w:rPr>
+                <w:sz w:val="20"/>
+                <w:szCs w:val="20"/>
+              </w:rPr>
+            </w:pPr>
+            <w:proofErr w:type="spellStart"/>
+            <w:r>
+              <w:rPr>
+                <w:sz w:val="20"/>
+                <w:szCs w:val="20"/>
+              </w:rPr>
+              <w:t>Fonctionnelles</w:t>
+            </w:r>
+            <w:proofErr w:type="spellEnd"/>
+          </w:p>
+        </w:tc>
+        <w:tc>
+          <w:tcPr>
+            <w:tcW w:w="5470" w:type="dxa"/>
+            <w:gridSpan w:val="2"/>
+            <w:vAlign w:val="center"/>
+          </w:tcPr>
+          <w:p>
+            <w:pPr>
+              <w:cnfStyle w:val="000000100000" w:firstRow="0" w:lastRow="0" w:firstColumn="0" w:lastColumn="0" w:oddVBand="0" w:evenVBand="0" w:oddHBand="1" w:evenHBand="0" w:firstRowFirstColumn="0" w:firstRowLastColumn="0" w:lastRowFirstColumn="0" w:lastRowLastColumn="0"/>
+              <w:rPr>
+                <w:sz w:val="20"/>
+                <w:szCs w:val="20"/>
+              </w:rPr>
+            </w:pPr>
+            <w:r>
+              <w:rPr>
+                <w:sz w:val="20"/>
+                <w:szCs w:val="20"/>
+              </w:rPr>
+              <w:t xml:space="preserve">Une </w:t>
+            </w:r>
+            <w:proofErr w:type="spellStart"/>
+            <w:r>
+              <w:rPr>
+                <w:sz w:val="20"/>
+                <w:szCs w:val="20"/>
+              </w:rPr>
+              <w:t>requête</w:t>
+            </w:r>
+            <w:proofErr w:type="spellEnd"/>
+            <w:r>
+              <w:rPr>
+                <w:sz w:val="20"/>
+                <w:szCs w:val="20"/>
+              </w:rPr>
+              <w:t xml:space="preserve"> SQL par </w:t>
+            </w:r>
+            <w:proofErr w:type="spellStart"/>
+            <w:r>
+              <w:rPr>
+                <w:sz w:val="20"/>
+                <w:szCs w:val="20"/>
+              </w:rPr>
+              <w:t>besoin</w:t>
+            </w:r>
+            <w:proofErr w:type="spellEnd"/>
+            <w:r>
+              <w:rPr>
+                <w:sz w:val="20"/>
+                <w:szCs w:val="20"/>
+              </w:rPr>
+              <w:t xml:space="preserve"> métier</w:t>
+            </w:r>
+          </w:p>
+        </w:tc>
+      </w:tr>
+      <w:tr>
+        <w:trPr>
+          <w:trHeight w:val="397"/>
+        </w:trPr>
+        <w:tc>
+          <w:tcPr>
+            <w:cnfStyle w:val="001000000000" w:firstRow="0" w:lastRow="0" w:firstColumn="1" w:lastColumn="0" w:oddVBand="0" w:evenVBand="0" w:oddHBand="0" w:evenHBand="0" w:firstRowFirstColumn="0" w:firstRowLastColumn="0" w:lastRowFirstColumn="0" w:lastRowLastColumn="0"/>
+            <w:tcW w:w="5470" w:type="dxa"/>
+            <w:gridSpan w:val="2"/>
+            <w:vAlign w:val="center"/>
+          </w:tcPr>
+          <w:p>
+            <w:pPr>
+              <w:rPr>
+                <w:sz w:val="20"/>
+                <w:szCs w:val="20"/>
+              </w:rPr>
+            </w:pPr>
+            <w:proofErr w:type="spellStart"/>
+            <w:r>
+              <w:rPr>
+                <w:sz w:val="20"/>
+                <w:szCs w:val="20"/>
+              </w:rPr>
+              <w:t>Fonctionnelles</w:t>
+            </w:r>
+            <w:proofErr w:type="spellEnd"/>
+          </w:p>
+        </w:tc>
+        <w:tc>
+          <w:tcPr>
+            <w:tcW w:w="5470" w:type="dxa"/>
+            <w:gridSpan w:val="2"/>
+            <w:vAlign w:val="center"/>
+          </w:tcPr>
+          <w:p>
+            <w:pPr>
+              <w:cnfStyle w:val="000000000000" w:firstRow="0" w:lastRow="0" w:firstColumn="0" w:lastColumn="0" w:oddVBand="0" w:evenVBand="0" w:oddHBand="0" w:evenHBand="0" w:firstRowFirstColumn="0" w:firstRowLastColumn="0" w:lastRowFirstColumn="0" w:lastRowLastColumn="0"/>
+              <w:rPr>
+                <w:sz w:val="20"/>
+                <w:szCs w:val="20"/>
+              </w:rPr>
+            </w:pPr>
+            <w:r>
+              <w:rPr>
+                <w:sz w:val="20"/>
+                <w:szCs w:val="20"/>
+              </w:rPr>
+              <w:t xml:space="preserve">Production des </w:t>
+            </w:r>
+            <w:proofErr w:type="spellStart"/>
+            <w:r>
+              <w:rPr>
+                <w:sz w:val="20"/>
+                <w:szCs w:val="20"/>
+              </w:rPr>
+              <w:t>résultats</w:t>
+            </w:r>
+            <w:proofErr w:type="spellEnd"/>
+            <w:r>
+              <w:rPr>
+                <w:sz w:val="20"/>
+                <w:szCs w:val="20"/>
+              </w:rPr>
+              <w:t xml:space="preserve"> </w:t>
+            </w:r>
+            <w:proofErr w:type="spellStart"/>
+            <w:r>
+              <w:rPr>
+                <w:sz w:val="20"/>
+                <w:szCs w:val="20"/>
+              </w:rPr>
+              <w:t>associés</w:t>
+            </w:r>
+            <w:proofErr w:type="spellEnd"/>
+          </w:p>
+        </w:tc>
+      </w:tr>
+      <w:tr>
+        <w:trPr>
+          <w:cnfStyle w:val="000000100000" w:firstRow="0" w:lastRow="0" w:firstColumn="0" w:lastColumn="0" w:oddVBand="0" w:evenVBand="0" w:oddHBand="1" w:evenHBand="0" w:firstRowFirstColumn="0" w:firstRowLastColumn="0" w:lastRowFirstColumn="0" w:lastRowLastColumn="0"/>
+          <w:trHeight w:val="397"/>
+        </w:trPr>
+        <w:tc>
+          <w:tcPr>
+            <w:cnfStyle w:val="001000000000" w:firstRow="0" w:lastRow="0" w:firstColumn="1" w:lastColumn="0" w:oddVBand="0" w:evenVBand="0" w:oddHBand="0" w:evenHBand="0" w:firstRowFirstColumn="0" w:firstRowLastColumn="0" w:lastRowFirstColumn="0" w:lastRowLastColumn="0"/>
+            <w:tcW w:w="5470" w:type="dxa"/>
+            <w:gridSpan w:val="2"/>
+            <w:vAlign w:val="center"/>
+          </w:tcPr>
+          <w:p>
+            <w:pPr>
+              <w:rPr>
+                <w:sz w:val="20"/>
+                <w:szCs w:val="20"/>
+              </w:rPr>
+            </w:pPr>
+            <w:proofErr w:type="spellStart"/>
+            <w:r>
+              <w:rPr>
+                <w:sz w:val="20"/>
+                <w:szCs w:val="20"/>
+              </w:rPr>
+              <w:t>Fonctionnelles</w:t>
+            </w:r>
+            <w:proofErr w:type="spellEnd"/>
+          </w:p>
+        </w:tc>
+        <w:tc>
+          <w:tcPr>
+            <w:tcW w:w="5470" w:type="dxa"/>
+            <w:gridSpan w:val="2"/>
+            <w:vAlign w:val="center"/>
+          </w:tcPr>
+          <w:p>
+            <w:pPr>
+              <w:cnfStyle w:val="000000100000" w:firstRow="0" w:lastRow="0" w:firstColumn="0" w:lastColumn="0" w:oddVBand="0" w:evenVBand="0" w:oddHBand="1" w:evenHBand="0" w:firstRowFirstColumn="0" w:firstRowLastColumn="0" w:lastRowFirstColumn="0" w:lastRowLastColumn="0"/>
+              <w:rPr>
+                <w:sz w:val="20"/>
+                <w:szCs w:val="20"/>
+              </w:rPr>
+            </w:pPr>
+            <w:proofErr w:type="spellStart"/>
+            <w:r>
+              <w:rPr>
+                <w:sz w:val="20"/>
+                <w:szCs w:val="20"/>
+              </w:rPr>
+              <w:t>Interprétation</w:t>
+            </w:r>
+            <w:proofErr w:type="spellEnd"/>
+            <w:r>
+              <w:rPr>
+                <w:sz w:val="20"/>
+                <w:szCs w:val="20"/>
+              </w:rPr>
+              <w:t xml:space="preserve"> métier des </w:t>
+            </w:r>
+            <w:proofErr w:type="spellStart"/>
+            <w:r>
+              <w:rPr>
+                <w:sz w:val="20"/>
+                <w:szCs w:val="20"/>
+              </w:rPr>
+              <w:t>résultats</w:t>
+            </w:r>
+            <w:proofErr w:type="spellEnd"/>
+          </w:p>
+        </w:tc>
+      </w:tr>
+      <w:tr>
+        <w:trPr>
+          <w:trHeight w:val="283"/>
+        </w:trPr>
+        <w:tc>
+          <w:tcPr>
+            <w:cnfStyle w:val="001000000000" w:firstRow="0" w:lastRow="0" w:firstColumn="1" w:lastColumn="0" w:oddVBand="0" w:evenVBand="0" w:oddHBand="0" w:evenHBand="0" w:firstRowFirstColumn="0" w:firstRowLastColumn="0" w:lastRowFirstColumn="0" w:lastRowLastColumn="0"/>
+            <w:tcW w:w="5470" w:type="dxa"/>
+            <w:gridSpan w:val="2"/>
+            <w:vAlign w:val="center"/>
+          </w:tcPr>
+          <w:p>
+            <w:pPr>
+              <w:rPr>
+                <w:sz w:val="20"/>
+                <w:szCs w:val="20"/>
+              </w:rPr>
+            </w:pPr>
+          </w:p>
+        </w:tc>
+        <w:tc>
+          <w:tcPr>
+            <w:tcW w:w="5470" w:type="dxa"/>
+            <w:gridSpan w:val="2"/>
+            <w:vAlign w:val="center"/>
+          </w:tcPr>
+          <w:p>
+            <w:pPr>
+              <w:cnfStyle w:val="000000000000" w:firstRow="0" w:lastRow="0" w:firstColumn="0" w:lastColumn="0" w:oddVBand="0" w:evenVBand="0" w:oddHBand="0" w:evenHBand="0" w:firstRowFirstColumn="0" w:firstRowLastColumn="0" w:lastRowFirstColumn="0" w:lastRowLastColumn="0"/>
+              <w:rPr>
+                <w:sz w:val="20"/>
+                <w:szCs w:val="20"/>
+              </w:rPr>
+            </w:pPr>
+          </w:p>
+        </w:tc>
+      </w:tr>
+      <w:tr>
+        <w:trPr>
+          <w:cnfStyle w:val="000000100000" w:firstRow="0" w:lastRow="0" w:firstColumn="0" w:lastColumn="0" w:oddVBand="0" w:evenVBand="0" w:oddHBand="1" w:evenHBand="0" w:firstRowFirstColumn="0" w:firstRowLastColumn="0" w:lastRowFirstColumn="0" w:lastRowLastColumn="0"/>
+          <w:trHeight w:val="397"/>
+        </w:trPr>
+        <w:tc>
+          <w:tcPr>
+            <w:cnfStyle w:val="001000000000" w:firstRow="0" w:lastRow="0" w:firstColumn="1" w:lastColumn="0" w:oddVBand="0" w:evenVBand="0" w:oddHBand="0" w:evenHBand="0" w:firstRowFirstColumn="0" w:firstRowLastColumn="0" w:lastRowFirstColumn="0" w:lastRowLastColumn="0"/>
+            <w:tcW w:w="5470" w:type="dxa"/>
+            <w:gridSpan w:val="2"/>
+            <w:vAlign w:val="center"/>
+          </w:tcPr>
+          <w:p>
+            <w:pPr>
+              <w:rPr>
+                <w:sz w:val="20"/>
+                <w:szCs w:val="20"/>
+              </w:rPr>
+            </w:pPr>
+            <w:proofErr w:type="spellStart"/>
+            <w:r>
+              <w:rPr>
+                <w:sz w:val="20"/>
+                <w:szCs w:val="20"/>
+              </w:rPr>
+              <w:t>Qualité</w:t>
+            </w:r>
+            <w:proofErr w:type="spellEnd"/>
+          </w:p>
+        </w:tc>
+        <w:tc>
+          <w:tcPr>
+            <w:tcW w:w="5470" w:type="dxa"/>
+            <w:gridSpan w:val="2"/>
+            <w:vAlign w:val="center"/>
+          </w:tcPr>
+          <w:p>
+            <w:pPr>
+              <w:cnfStyle w:val="000000100000" w:firstRow="0" w:lastRow="0" w:firstColumn="0" w:lastColumn="0" w:oddVBand="0" w:evenVBand="0" w:oddHBand="1" w:evenHBand="0" w:firstRowFirstColumn="0" w:firstRowLastColumn="0" w:lastRowFirstColumn="0" w:lastRowLastColumn="0"/>
+              <w:rPr>
+                <w:sz w:val="20"/>
+                <w:szCs w:val="20"/>
+              </w:rPr>
+            </w:pPr>
+            <w:r>
+              <w:rPr>
+                <w:sz w:val="20"/>
+                <w:szCs w:val="20"/>
+              </w:rPr>
+              <w:t>Validation des jointures entre tables</w:t>
+            </w:r>
+          </w:p>
+        </w:tc>
+      </w:tr>
+      <w:tr>
+        <w:trPr>
+          <w:trHeight w:val="397"/>
+        </w:trPr>
+        <w:tc>
+          <w:tcPr>
+            <w:cnfStyle w:val="001000000000" w:firstRow="0" w:lastRow="0" w:firstColumn="1" w:lastColumn="0" w:oddVBand="0" w:evenVBand="0" w:oddHBand="0" w:evenHBand="0" w:firstRowFirstColumn="0" w:firstRowLastColumn="0" w:lastRowFirstColumn="0" w:lastRowLastColumn="0"/>
+            <w:tcW w:w="5470" w:type="dxa"/>
+            <w:gridSpan w:val="2"/>
+            <w:vAlign w:val="center"/>
+          </w:tcPr>
+          <w:p>
+            <w:proofErr w:type="spellStart"/>
+            <w:r>
+              <w:lastRenderedPageBreak/>
+              <w:t>Qualité</w:t>
+            </w:r>
+            <w:proofErr w:type="spellEnd"/>
+          </w:p>
+        </w:tc>
+        <w:tc>
+          <w:tcPr>
+            <w:tcW w:w="5470" w:type="dxa"/>
+            <w:gridSpan w:val="2"/>
+            <w:vAlign w:val="center"/>
+          </w:tcPr>
+          <w:p>
+            <w:pPr>
+              <w:cnfStyle w:val="000000000000" w:firstRow="0" w:lastRow="0" w:firstColumn="0" w:lastColumn="0" w:oddVBand="0" w:evenVBand="0" w:oddHBand="0" w:evenHBand="0" w:firstRowFirstColumn="0" w:firstRowLastColumn="0" w:lastRowFirstColumn="0" w:lastRowLastColumn="0"/>
+            </w:pPr>
+            <w:proofErr w:type="spellStart"/>
+            <w:r>
+              <w:t>Cohérence</w:t>
+            </w:r>
+            <w:proofErr w:type="spellEnd"/>
+            <w:r>
+              <w:t xml:space="preserve"> des volumes de données</w:t>
+            </w:r>
+          </w:p>
+        </w:tc>
+      </w:tr>
+      <w:tr>
+        <w:trPr>
+          <w:cnfStyle w:val="000000100000" w:firstRow="0" w:lastRow="0" w:firstColumn="0" w:lastColumn="0" w:oddVBand="0" w:evenVBand="0" w:oddHBand="1" w:evenHBand="0" w:firstRowFirstColumn="0" w:firstRowLastColumn="0" w:lastRowFirstColumn="0" w:lastRowLastColumn="0"/>
+          <w:trHeight w:val="397"/>
+        </w:trPr>
+        <w:tc>
+          <w:tcPr>
+            <w:cnfStyle w:val="001000000000" w:firstRow="0" w:lastRow="0" w:firstColumn="1" w:lastColumn="0" w:oddVBand="0" w:evenVBand="0" w:oddHBand="0" w:evenHBand="0" w:firstRowFirstColumn="0" w:firstRowLastColumn="0" w:lastRowFirstColumn="0" w:lastRowLastColumn="0"/>
+            <w:tcW w:w="5470" w:type="dxa"/>
+            <w:gridSpan w:val="2"/>
+            <w:vAlign w:val="center"/>
+          </w:tcPr>
+          <w:p/>
+        </w:tc>
+        <w:tc>
+          <w:tcPr>
+            <w:tcW w:w="5470" w:type="dxa"/>
+            <w:gridSpan w:val="2"/>
+            <w:vAlign w:val="center"/>
+          </w:tcPr>
+          <w:p>
+            <w:pPr>
+              <w:cnfStyle w:val="000000100000" w:firstRow="0" w:lastRow="0" w:firstColumn="0" w:lastColumn="0" w:oddVBand="0" w:evenVBand="0" w:oddHBand="1" w:evenHBand="0" w:firstRowFirstColumn="0" w:firstRowLastColumn="0" w:lastRowFirstColumn="0" w:lastRowLastColumn="0"/>
+            </w:pPr>
+          </w:p>
+        </w:tc>
+      </w:tr>
+      <w:tr>
+        <w:trPr>
+          <w:trHeight w:val="397"/>
+        </w:trPr>
+        <w:tc>
+          <w:tcPr>
+            <w:cnfStyle w:val="001000000000" w:firstRow="0" w:lastRow="0" w:firstColumn="1" w:lastColumn="0" w:oddVBand="0" w:evenVBand="0" w:oddHBand="0" w:evenHBand="0" w:firstRowFirstColumn="0" w:firstRowLastColumn="0" w:lastRowFirstColumn="0" w:lastRowLastColumn="0"/>
+            <w:tcW w:w="5470" w:type="dxa"/>
+            <w:gridSpan w:val="2"/>
+            <w:vAlign w:val="center"/>
+          </w:tcPr>
+          <w:p>
+            <w:proofErr w:type="spellStart"/>
+            <w:r>
+              <w:t>Organisationnelles</w:t>
+            </w:r>
+            <w:proofErr w:type="spellEnd"/>
+          </w:p>
+        </w:tc>
+        <w:tc>
+          <w:tcPr>
+            <w:tcW w:w="5470" w:type="dxa"/>
+            <w:gridSpan w:val="2"/>
+            <w:vAlign w:val="center"/>
+          </w:tcPr>
+          <w:p>
+            <w:pPr>
+              <w:cnfStyle w:val="000000000000" w:firstRow="0" w:lastRow="0" w:firstColumn="0" w:lastColumn="0" w:oddVBand="0" w:evenVBand="0" w:oddHBand="0" w:evenHBand="0" w:firstRowFirstColumn="0" w:firstRowLastColumn="0" w:lastRowFirstColumn="0" w:lastRowLastColumn="0"/>
+            </w:pPr>
+            <w:proofErr w:type="spellStart"/>
+            <w:r>
+              <w:t>Projet</w:t>
+            </w:r>
+            <w:proofErr w:type="spellEnd"/>
+            <w:r>
+              <w:t xml:space="preserve"> reproductible (scripts SQL)</w:t>
+            </w:r>
+          </w:p>
+        </w:tc>
+      </w:tr>
+      <w:tr>
+        <w:trPr>
+          <w:cnfStyle w:val="000000100000" w:firstRow="0" w:lastRow="0" w:firstColumn="0" w:lastColumn="0" w:oddVBand="0" w:evenVBand="0" w:oddHBand="1" w:evenHBand="0" w:firstRowFirstColumn="0" w:firstRowLastColumn="0" w:lastRowFirstColumn="0" w:lastRowLastColumn="0"/>
+          <w:trHeight w:val="397"/>
+        </w:trPr>
+        <w:tc>
+          <w:tcPr>
+            <w:cnfStyle w:val="001000000000" w:firstRow="0" w:lastRow="0" w:firstColumn="1" w:lastColumn="0" w:oddVBand="0" w:evenVBand="0" w:oddHBand="0" w:evenHBand="0" w:firstRowFirstColumn="0" w:firstRowLastColumn="0" w:lastRowFirstColumn="0" w:lastRowLastColumn="0"/>
+            <w:tcW w:w="5470" w:type="dxa"/>
+            <w:gridSpan w:val="2"/>
+            <w:vAlign w:val="center"/>
+          </w:tcPr>
+          <w:p>
+            <w:proofErr w:type="spellStart"/>
+            <w:r>
+              <w:t>Organisationnelles</w:t>
+            </w:r>
+            <w:proofErr w:type="spellEnd"/>
+          </w:p>
+        </w:tc>
+        <w:tc>
+          <w:tcPr>
+            <w:tcW w:w="5470" w:type="dxa"/>
+            <w:gridSpan w:val="2"/>
+            <w:vAlign w:val="center"/>
+          </w:tcPr>
+          <w:p>
+            <w:pPr>
+              <w:cnfStyle w:val="000000100000" w:firstRow="0" w:lastRow="0" w:firstColumn="0" w:lastColumn="0" w:oddVBand="0" w:evenVBand="0" w:oddHBand="1" w:evenHBand="0" w:firstRowFirstColumn="0" w:firstRowLastColumn="0" w:lastRowFirstColumn="0" w:lastRowLastColumn="0"/>
+            </w:pPr>
+            <w:r>
+              <w:t xml:space="preserve">Documentation </w:t>
+            </w:r>
+            <w:proofErr w:type="spellStart"/>
+            <w:r>
+              <w:t>claire</w:t>
+            </w:r>
+            <w:proofErr w:type="spellEnd"/>
+          </w:p>
+        </w:tc>
+      </w:tr>
+      <w:tr>
+        <w:trPr>
+          <w:gridAfter w:val="1"/>
+          <w:wAfter w:w="38" w:type="dxa"/>
           <w:trHeight w:val="567"/>
         </w:trPr>
         <w:tc>
           <w:tcPr>
             <w:cnfStyle w:val="001000000000" w:firstRow="0" w:lastRow="0" w:firstColumn="1" w:lastColumn="0" w:oddVBand="0" w:evenVBand="0" w:oddHBand="0" w:evenHBand="0" w:firstRowFirstColumn="0" w:firstRowLastColumn="0" w:lastRowFirstColumn="0" w:lastRowLastColumn="0"/>
             <w:tcW w:w="2093" w:type="dxa"/>
-            <w:vAlign w:val="center"/>
           </w:tcPr>
           <w:p>
             <w:pPr>
               <w:rPr>
-                <w:rFonts w:ascii="Aptos Narrow" w:hAnsi="Aptos Narrow"/>
-                <w:sz w:val="20"/>
-                <w:szCs w:val="20"/>
+                <w:sz w:val="24"/>
+                <w:szCs w:val="24"/>
               </w:rPr>
             </w:pPr>
             <w:proofErr w:type="spellStart"/>
             <w:r>
-              <w:rPr>
-                <w:rFonts w:ascii="Aptos Narrow" w:hAnsi="Aptos Narrow"/>
-                <w:sz w:val="20"/>
-                <w:szCs w:val="20"/>
-              </w:rPr>
-              <w:t>Temporelles</w:t>
+              <w:t>Catégorie</w:t>
             </w:r>
             <w:proofErr w:type="spellEnd"/>
           </w:p>
@@ -8432,73 +4366,33 @@
         <w:tc>
           <w:tcPr>
             <w:tcW w:w="8847" w:type="dxa"/>
-            <w:vAlign w:val="center"/>
+            <w:gridSpan w:val="2"/>
           </w:tcPr>
           <w:p>
             <w:pPr>
-              <w:cnfStyle w:val="000000100000" w:firstRow="0" w:lastRow="0" w:firstColumn="0" w:lastColumn="0" w:oddVBand="0" w:evenVBand="0" w:oddHBand="1" w:evenHBand="0" w:firstRowFirstColumn="0" w:firstRowLastColumn="0" w:lastRowFirstColumn="0" w:lastRowLastColumn="0"/>
-              <w:rPr>
-                <w:rFonts w:ascii="Aptos Narrow" w:hAnsi="Aptos Narrow"/>
-                <w:sz w:val="20"/>
-                <w:szCs w:val="20"/>
+              <w:cnfStyle w:val="000000000000" w:firstRow="0" w:lastRow="0" w:firstColumn="0" w:lastColumn="0" w:oddVBand="0" w:evenVBand="0" w:oddHBand="0" w:evenHBand="0" w:firstRowFirstColumn="0" w:firstRowLastColumn="0" w:lastRowFirstColumn="0" w:lastRowLastColumn="0"/>
+              <w:rPr>
+                <w:sz w:val="24"/>
+                <w:szCs w:val="24"/>
               </w:rPr>
             </w:pPr>
             <w:r>
-              <w:rPr>
-                <w:rFonts w:ascii="Aptos Narrow" w:hAnsi="Aptos Narrow"/>
-                <w:sz w:val="20"/>
-                <w:szCs w:val="20"/>
-              </w:rPr>
-              <w:t xml:space="preserve">Respect des </w:t>
-            </w:r>
-            <w:proofErr w:type="spellStart"/>
-            <w:r>
-              <w:rPr>
-                <w:rFonts w:ascii="Aptos Narrow" w:hAnsi="Aptos Narrow"/>
-                <w:sz w:val="20"/>
-                <w:szCs w:val="20"/>
-              </w:rPr>
-              <w:t>délais</w:t>
-            </w:r>
-            <w:proofErr w:type="spellEnd"/>
-            <w:r>
-              <w:rPr>
-                <w:rFonts w:ascii="Aptos Narrow" w:hAnsi="Aptos Narrow"/>
-                <w:sz w:val="20"/>
-                <w:szCs w:val="20"/>
-              </w:rPr>
-              <w:t xml:space="preserve"> du </w:t>
-            </w:r>
-            <w:proofErr w:type="spellStart"/>
-            <w:r>
-              <w:rPr>
-                <w:rFonts w:ascii="Aptos Narrow" w:hAnsi="Aptos Narrow"/>
-                <w:sz w:val="20"/>
-                <w:szCs w:val="20"/>
-              </w:rPr>
-              <w:t>projet</w:t>
-            </w:r>
-            <w:proofErr w:type="spellEnd"/>
-            <w:r>
-              <w:rPr>
-                <w:rFonts w:ascii="Aptos Narrow" w:hAnsi="Aptos Narrow"/>
-                <w:sz w:val="20"/>
-                <w:szCs w:val="20"/>
-              </w:rPr>
-              <w:t>.</w:t>
+              <w:t>Exigences</w:t>
             </w:r>
           </w:p>
         </w:tc>
       </w:tr>
       <w:tr>
         <w:trPr>
+          <w:gridAfter w:val="1"/>
+          <w:cnfStyle w:val="000000100000" w:firstRow="0" w:lastRow="0" w:firstColumn="0" w:lastColumn="0" w:oddVBand="0" w:evenVBand="0" w:oddHBand="1" w:evenHBand="0" w:firstRowFirstColumn="0" w:firstRowLastColumn="0" w:lastRowFirstColumn="0" w:lastRowLastColumn="0"/>
+          <w:wAfter w:w="38" w:type="dxa"/>
           <w:trHeight w:val="567"/>
         </w:trPr>
         <w:tc>
           <w:tcPr>
             <w:cnfStyle w:val="001000000000" w:firstRow="0" w:lastRow="0" w:firstColumn="1" w:lastColumn="0" w:oddVBand="0" w:evenVBand="0" w:oddHBand="0" w:evenHBand="0" w:firstRowFirstColumn="0" w:firstRowLastColumn="0" w:lastRowFirstColumn="0" w:lastRowLastColumn="0"/>
             <w:tcW w:w="2093" w:type="dxa"/>
-            <w:vAlign w:val="center"/>
           </w:tcPr>
           <w:p>
             <w:pPr>
@@ -8508,153 +4402,41 @@
                 <w:szCs w:val="20"/>
               </w:rPr>
             </w:pPr>
-            <w:proofErr w:type="spellStart"/>
-            <w:r>
-              <w:rPr>
-                <w:rFonts w:ascii="Aptos Narrow" w:hAnsi="Aptos Narrow"/>
-                <w:sz w:val="20"/>
-                <w:szCs w:val="20"/>
-              </w:rPr>
-              <w:t>Temporelles</w:t>
-            </w:r>
-            <w:proofErr w:type="spellEnd"/>
+            <w:r>
+              <w:t>Techniques</w:t>
+            </w:r>
           </w:p>
         </w:tc>
         <w:tc>
           <w:tcPr>
             <w:tcW w:w="8847" w:type="dxa"/>
-            <w:vAlign w:val="center"/>
+            <w:gridSpan w:val="2"/>
           </w:tcPr>
           <w:p>
             <w:pPr>
-              <w:cnfStyle w:val="000000000000" w:firstRow="0" w:lastRow="0" w:firstColumn="0" w:lastColumn="0" w:oddVBand="0" w:evenVBand="0" w:oddHBand="0" w:evenHBand="0" w:firstRowFirstColumn="0" w:firstRowLastColumn="0" w:lastRowFirstColumn="0" w:lastRowLastColumn="0"/>
+              <w:cnfStyle w:val="000000100000" w:firstRow="0" w:lastRow="0" w:firstColumn="0" w:lastColumn="0" w:oddVBand="0" w:evenVBand="0" w:oddHBand="1" w:evenHBand="0" w:firstRowFirstColumn="0" w:firstRowLastColumn="0" w:lastRowFirstColumn="0" w:lastRowLastColumn="0"/>
               <w:rPr>
                 <w:rFonts w:ascii="Aptos Narrow" w:hAnsi="Aptos Narrow"/>
                 <w:sz w:val="20"/>
                 <w:szCs w:val="20"/>
               </w:rPr>
             </w:pPr>
-            <w:proofErr w:type="spellStart"/>
-            <w:r>
-              <w:rPr>
-                <w:rFonts w:ascii="Aptos Narrow" w:hAnsi="Aptos Narrow"/>
-                <w:sz w:val="20"/>
-                <w:szCs w:val="20"/>
-              </w:rPr>
-              <w:t>Préparation</w:t>
-            </w:r>
-            <w:proofErr w:type="spellEnd"/>
-            <w:r>
-              <w:rPr>
-                <w:rFonts w:ascii="Aptos Narrow" w:hAnsi="Aptos Narrow"/>
-                <w:sz w:val="20"/>
-                <w:szCs w:val="20"/>
-              </w:rPr>
-              <w:t xml:space="preserve"> </w:t>
-            </w:r>
-            <w:proofErr w:type="spellStart"/>
-            <w:r>
-              <w:rPr>
-                <w:rFonts w:ascii="Aptos Narrow" w:hAnsi="Aptos Narrow"/>
-                <w:sz w:val="20"/>
-                <w:szCs w:val="20"/>
-              </w:rPr>
-              <w:t>d’une</w:t>
-            </w:r>
-            <w:proofErr w:type="spellEnd"/>
-            <w:r>
-              <w:rPr>
-                <w:rFonts w:ascii="Aptos Narrow" w:hAnsi="Aptos Narrow"/>
-                <w:sz w:val="20"/>
-                <w:szCs w:val="20"/>
-              </w:rPr>
-              <w:t xml:space="preserve"> restitution </w:t>
-            </w:r>
-            <w:proofErr w:type="spellStart"/>
-            <w:r>
-              <w:rPr>
-                <w:rFonts w:ascii="Aptos Narrow" w:hAnsi="Aptos Narrow"/>
-                <w:sz w:val="20"/>
-                <w:szCs w:val="20"/>
-              </w:rPr>
-              <w:t>orale</w:t>
-            </w:r>
-            <w:proofErr w:type="spellEnd"/>
-            <w:r>
-              <w:rPr>
-                <w:rFonts w:ascii="Aptos Narrow" w:hAnsi="Aptos Narrow"/>
-                <w:sz w:val="20"/>
-                <w:szCs w:val="20"/>
-              </w:rPr>
-              <w:t xml:space="preserve"> </w:t>
-            </w:r>
-            <w:proofErr w:type="spellStart"/>
-            <w:r>
-              <w:rPr>
-                <w:rFonts w:ascii="Aptos Narrow" w:hAnsi="Aptos Narrow"/>
-                <w:sz w:val="20"/>
-                <w:szCs w:val="20"/>
-              </w:rPr>
-              <w:t>claire</w:t>
-            </w:r>
-            <w:proofErr w:type="spellEnd"/>
-            <w:r>
-              <w:rPr>
-                <w:rFonts w:ascii="Aptos Narrow" w:hAnsi="Aptos Narrow"/>
-                <w:sz w:val="20"/>
-                <w:szCs w:val="20"/>
-              </w:rPr>
-              <w:t xml:space="preserve">, </w:t>
-            </w:r>
-            <w:proofErr w:type="spellStart"/>
-            <w:r>
-              <w:rPr>
-                <w:rFonts w:ascii="Aptos Narrow" w:hAnsi="Aptos Narrow"/>
-                <w:sz w:val="20"/>
-                <w:szCs w:val="20"/>
-              </w:rPr>
-              <w:t>structurée</w:t>
-            </w:r>
-            <w:proofErr w:type="spellEnd"/>
-            <w:r>
-              <w:rPr>
-                <w:rFonts w:ascii="Aptos Narrow" w:hAnsi="Aptos Narrow"/>
-                <w:sz w:val="20"/>
-                <w:szCs w:val="20"/>
-              </w:rPr>
-              <w:t xml:space="preserve"> et </w:t>
-            </w:r>
-            <w:proofErr w:type="spellStart"/>
-            <w:r>
-              <w:rPr>
-                <w:rFonts w:ascii="Aptos Narrow" w:hAnsi="Aptos Narrow"/>
-                <w:sz w:val="20"/>
-                <w:szCs w:val="20"/>
-              </w:rPr>
-              <w:t>synthétique</w:t>
-            </w:r>
-            <w:proofErr w:type="spellEnd"/>
-            <w:r>
-              <w:rPr>
-                <w:rFonts w:ascii="Aptos Narrow" w:hAnsi="Aptos Narrow"/>
-                <w:sz w:val="20"/>
-                <w:szCs w:val="20"/>
-              </w:rPr>
-              <w:t>.</w:t>
+            <w:r>
+              <w:t>PostgreSQL via Docker</w:t>
             </w:r>
           </w:p>
         </w:tc>
       </w:tr>
       <w:tr>
         <w:trPr>
-          <w:cnfStyle w:val="000000100000" w:firstRow="0" w:lastRow="0" w:firstColumn="0" w:lastColumn="0" w:oddVBand="0" w:evenVBand="0" w:oddHBand="1" w:evenHBand="0" w:firstRowFirstColumn="0" w:firstRowLastColumn="0" w:lastRowFirstColumn="0" w:lastRowLastColumn="0"/>
+          <w:gridAfter w:val="1"/>
+          <w:wAfter w:w="38" w:type="dxa"/>
           <w:trHeight w:val="567"/>
         </w:trPr>
         <w:tc>
           <w:tcPr>
             <w:cnfStyle w:val="001000000000" w:firstRow="0" w:lastRow="0" w:firstColumn="1" w:lastColumn="0" w:oddVBand="0" w:evenVBand="0" w:oddHBand="0" w:evenHBand="0" w:firstRowFirstColumn="0" w:firstRowLastColumn="0" w:lastRowFirstColumn="0" w:lastRowLastColumn="0"/>
             <w:tcW w:w="2093" w:type="dxa"/>
-            <w:vAlign w:val="center"/>
           </w:tcPr>
           <w:p>
             <w:pPr>
@@ -8664,26 +4446,19 @@
                 <w:szCs w:val="20"/>
               </w:rPr>
             </w:pPr>
-            <w:proofErr w:type="spellStart"/>
-            <w:r>
-              <w:rPr>
-                <w:rFonts w:ascii="Aptos Narrow" w:hAnsi="Aptos Narrow"/>
-                <w:sz w:val="20"/>
-                <w:szCs w:val="20"/>
-              </w:rPr>
-              <w:t>Temporelles</w:t>
-            </w:r>
-            <w:proofErr w:type="spellEnd"/>
+            <w:r>
+              <w:t>Techniques</w:t>
+            </w:r>
           </w:p>
         </w:tc>
         <w:tc>
           <w:tcPr>
             <w:tcW w:w="8847" w:type="dxa"/>
-            <w:vAlign w:val="center"/>
+            <w:gridSpan w:val="2"/>
           </w:tcPr>
           <w:p>
             <w:pPr>
-              <w:cnfStyle w:val="000000100000" w:firstRow="0" w:lastRow="0" w:firstColumn="0" w:lastColumn="0" w:oddVBand="0" w:evenVBand="0" w:oddHBand="1" w:evenHBand="0" w:firstRowFirstColumn="0" w:firstRowLastColumn="0" w:lastRowFirstColumn="0" w:lastRowLastColumn="0"/>
+              <w:cnfStyle w:val="000000000000" w:firstRow="0" w:lastRow="0" w:firstColumn="0" w:lastColumn="0" w:oddVBand="0" w:evenVBand="0" w:oddHBand="0" w:evenHBand="0" w:firstRowFirstColumn="0" w:firstRowLastColumn="0" w:lastRowFirstColumn="0" w:lastRowLastColumn="0"/>
               <w:rPr>
                 <w:rFonts w:ascii="Aptos Narrow" w:hAnsi="Aptos Narrow"/>
                 <w:sz w:val="20"/>
@@ -8692,76 +4467,17 @@
             </w:pPr>
             <w:proofErr w:type="spellStart"/>
             <w:r>
-              <w:rPr>
-                <w:rFonts w:ascii="Aptos Narrow" w:hAnsi="Aptos Narrow"/>
-                <w:sz w:val="20"/>
-                <w:szCs w:val="20"/>
-              </w:rPr>
-              <w:t>Capacité</w:t>
+              <w:t>Création</w:t>
             </w:r>
             <w:proofErr w:type="spellEnd"/>
             <w:r>
-              <w:rPr>
-                <w:rFonts w:ascii="Aptos Narrow" w:hAnsi="Aptos Narrow"/>
-                <w:sz w:val="20"/>
-                <w:szCs w:val="20"/>
-              </w:rPr>
-              <w:t xml:space="preserve"> à </w:t>
+              <w:t xml:space="preserve"> des tables avec PK, FK et </w:t>
             </w:r>
             <w:proofErr w:type="spellStart"/>
             <w:r>
-              <w:rPr>
-                <w:rFonts w:ascii="Aptos Narrow" w:hAnsi="Aptos Narrow"/>
-                <w:sz w:val="20"/>
-                <w:szCs w:val="20"/>
-              </w:rPr>
-              <w:t>présenter</w:t>
+              <w:t>contraintes</w:t>
             </w:r>
             <w:proofErr w:type="spellEnd"/>
-            <w:r>
-              <w:rPr>
-                <w:rFonts w:ascii="Aptos Narrow" w:hAnsi="Aptos Narrow"/>
-                <w:sz w:val="20"/>
-                <w:szCs w:val="20"/>
-              </w:rPr>
-              <w:t xml:space="preserve"> les </w:t>
-            </w:r>
-            <w:proofErr w:type="spellStart"/>
-            <w:r>
-              <w:rPr>
-                <w:rFonts w:ascii="Aptos Narrow" w:hAnsi="Aptos Narrow"/>
-                <w:sz w:val="20"/>
-                <w:szCs w:val="20"/>
-              </w:rPr>
-              <w:t>résultats</w:t>
-            </w:r>
-            <w:proofErr w:type="spellEnd"/>
-            <w:r>
-              <w:rPr>
-                <w:rFonts w:ascii="Aptos Narrow" w:hAnsi="Aptos Narrow"/>
-                <w:sz w:val="20"/>
-                <w:szCs w:val="20"/>
-              </w:rPr>
-              <w:t xml:space="preserve"> de manière </w:t>
-            </w:r>
-            <w:proofErr w:type="spellStart"/>
-            <w:r>
-              <w:rPr>
-                <w:rFonts w:ascii="Aptos Narrow" w:hAnsi="Aptos Narrow"/>
-                <w:sz w:val="20"/>
-                <w:szCs w:val="20"/>
-              </w:rPr>
-              <w:t>compréhensible</w:t>
-            </w:r>
-            <w:proofErr w:type="spellEnd"/>
-            <w:r>
-              <w:rPr>
-                <w:rFonts w:ascii="Aptos Narrow" w:hAnsi="Aptos Narrow"/>
-                <w:sz w:val="20"/>
-                <w:szCs w:val="20"/>
-              </w:rPr>
-              <w:t xml:space="preserve"> pour un public non technique.</w:t>
-            </w:r>
           </w:p>
         </w:tc>
       </w:tr>
@@ -9730,6 +5446,8 @@
         <w:spacing w:before="180" w:after="180" w:line="240" w:lineRule="auto"/>
         <w:rPr>
           <w:rFonts w:ascii="Aptos Narrow" w:eastAsia="Cambria" w:hAnsi="Aptos Narrow" w:cs="Times New Roman"/>
+          <w:b/>
+          <w:bCs/>
         </w:rPr>
       </w:pPr>
       <w:r>
@@ -9740,12 +5458,82 @@
         </w:rPr>
         <w:t>Point de vigilance :</w:t>
       </w:r>
+    </w:p>
+    <w:p>
+      <w:pPr>
+        <w:spacing w:before="180" w:after="180" w:line="240" w:lineRule="auto"/>
+        <w:rPr>
+          <w:rFonts w:ascii="Aptos Narrow" w:eastAsia="Cambria" w:hAnsi="Aptos Narrow" w:cs="Times New Roman"/>
+        </w:rPr>
+      </w:pPr>
+      <w:r>
+        <w:rPr>
+          <w:rFonts w:ascii="Aptos Narrow" w:eastAsia="Cambria" w:hAnsi="Aptos Narrow" w:cs="Times New Roman"/>
+        </w:rPr>
+        <w:t xml:space="preserve">Données </w:t>
+      </w:r>
+      <w:proofErr w:type="spellStart"/>
+      <w:r>
+        <w:rPr>
+          <w:rFonts w:ascii="Aptos Narrow" w:eastAsia="Cambria" w:hAnsi="Aptos Narrow" w:cs="Times New Roman"/>
+        </w:rPr>
+        <w:t>salaire</w:t>
+      </w:r>
+      <w:proofErr w:type="spellEnd"/>
+      <w:r>
+        <w:rPr>
+          <w:rFonts w:ascii="Aptos Narrow" w:eastAsia="Cambria" w:hAnsi="Aptos Narrow" w:cs="Times New Roman"/>
+        </w:rPr>
+        <w:t xml:space="preserve"> à </w:t>
+      </w:r>
+      <w:proofErr w:type="spellStart"/>
+      <w:r>
+        <w:rPr>
+          <w:rFonts w:ascii="Aptos Narrow" w:eastAsia="Cambria" w:hAnsi="Aptos Narrow" w:cs="Times New Roman"/>
+        </w:rPr>
+        <w:t>valider</w:t>
+      </w:r>
+      <w:proofErr w:type="spellEnd"/>
       <w:r>
         <w:rPr>
           <w:rFonts w:ascii="Aptos Narrow" w:eastAsia="Cambria" w:hAnsi="Aptos Narrow" w:cs="Times New Roman"/>
         </w:rPr>
         <w:t xml:space="preserve"> </w:t>
       </w:r>
+      <w:proofErr w:type="spellStart"/>
+      <w:r>
+        <w:rPr>
+          <w:rFonts w:ascii="Aptos Narrow" w:eastAsia="Cambria" w:hAnsi="Aptos Narrow" w:cs="Times New Roman"/>
+        </w:rPr>
+        <w:t>avant</w:t>
+      </w:r>
+      <w:proofErr w:type="spellEnd"/>
+      <w:r>
+        <w:rPr>
+          <w:rFonts w:ascii="Aptos Narrow" w:eastAsia="Cambria" w:hAnsi="Aptos Narrow" w:cs="Times New Roman"/>
+        </w:rPr>
+        <w:t xml:space="preserve"> </w:t>
+      </w:r>
+      <w:proofErr w:type="spellStart"/>
+      <w:r>
+        <w:rPr>
+          <w:rFonts w:ascii="Aptos Narrow" w:eastAsia="Cambria" w:hAnsi="Aptos Narrow" w:cs="Times New Roman"/>
+        </w:rPr>
+        <w:t>utilisation</w:t>
+      </w:r>
+      <w:proofErr w:type="spellEnd"/>
+      <w:r>
+        <w:rPr>
+          <w:rFonts w:ascii="Aptos Narrow" w:eastAsia="Cambria" w:hAnsi="Aptos Narrow" w:cs="Times New Roman"/>
+        </w:rPr>
+        <w:t>.</w:t>
+      </w:r>
+      <w:r>
+        <w:rPr>
+          <w:rFonts w:ascii="Aptos Narrow" w:eastAsia="Cambria" w:hAnsi="Aptos Narrow" w:cs="Times New Roman"/>
+        </w:rPr>
+        <w:t xml:space="preserve"> </w:t>
+      </w:r>
     </w:p>
     <w:p>
       <w:pPr>
@@ -9754,264 +5542,6 @@
           <w:rFonts w:ascii="Aptos Narrow" w:eastAsia="Cambria" w:hAnsi="Aptos Narrow" w:cs="Times New Roman"/>
         </w:rPr>
       </w:pPr>
-      <w:r>
-        <w:rPr>
-          <w:rFonts w:ascii="Aptos Narrow" w:eastAsia="Cambria" w:hAnsi="Aptos Narrow" w:cs="Times New Roman"/>
-        </w:rPr>
-        <w:t xml:space="preserve">Les données de </w:t>
-      </w:r>
-      <w:proofErr w:type="spellStart"/>
-      <w:r>
-        <w:rPr>
-          <w:rFonts w:ascii="Aptos Narrow" w:eastAsia="Cambria" w:hAnsi="Aptos Narrow" w:cs="Times New Roman"/>
-        </w:rPr>
-        <w:t>salaire</w:t>
-      </w:r>
-      <w:proofErr w:type="spellEnd"/>
-      <w:r>
-        <w:rPr>
-          <w:rFonts w:ascii="Aptos Narrow" w:eastAsia="Cambria" w:hAnsi="Aptos Narrow" w:cs="Times New Roman"/>
-        </w:rPr>
-        <w:t xml:space="preserve"> </w:t>
-      </w:r>
-      <w:proofErr w:type="spellStart"/>
-      <w:r>
-        <w:rPr>
-          <w:rFonts w:ascii="Aptos Narrow" w:eastAsia="Cambria" w:hAnsi="Aptos Narrow" w:cs="Times New Roman"/>
-        </w:rPr>
-        <w:t>nécessitent</w:t>
-      </w:r>
-      <w:proofErr w:type="spellEnd"/>
-      <w:r>
-        <w:rPr>
-          <w:rFonts w:ascii="Aptos Narrow" w:eastAsia="Cambria" w:hAnsi="Aptos Narrow" w:cs="Times New Roman"/>
-        </w:rPr>
-        <w:t xml:space="preserve"> un rapprochement avec la table </w:t>
-      </w:r>
-      <w:proofErr w:type="spellStart"/>
-      <w:r>
-        <w:rPr>
-          <w:rFonts w:ascii="Aptos Narrow" w:eastAsia="Cambria" w:hAnsi="Aptos Narrow" w:cs="Times New Roman"/>
-        </w:rPr>
-        <w:t>joueur</w:t>
-      </w:r>
-      <w:proofErr w:type="spellEnd"/>
-      <w:r>
-        <w:rPr>
-          <w:rFonts w:ascii="Aptos Narrow" w:eastAsia="Cambria" w:hAnsi="Aptos Narrow" w:cs="Times New Roman"/>
-        </w:rPr>
-        <w:t xml:space="preserve">. En </w:t>
-      </w:r>
-      <w:proofErr w:type="spellStart"/>
-      <w:r>
-        <w:rPr>
-          <w:rFonts w:ascii="Aptos Narrow" w:eastAsia="Cambria" w:hAnsi="Aptos Narrow" w:cs="Times New Roman"/>
-        </w:rPr>
-        <w:t>cas</w:t>
-      </w:r>
-      <w:proofErr w:type="spellEnd"/>
-      <w:r>
-        <w:rPr>
-          <w:rFonts w:ascii="Aptos Narrow" w:eastAsia="Cambria" w:hAnsi="Aptos Narrow" w:cs="Times New Roman"/>
-        </w:rPr>
-        <w:t xml:space="preserve"> de </w:t>
-      </w:r>
-      <w:proofErr w:type="spellStart"/>
-      <w:r>
-        <w:rPr>
-          <w:rFonts w:ascii="Aptos Narrow" w:eastAsia="Cambria" w:hAnsi="Aptos Narrow" w:cs="Times New Roman"/>
-        </w:rPr>
-        <w:t>correspondance</w:t>
-      </w:r>
-      <w:proofErr w:type="spellEnd"/>
-      <w:r>
-        <w:rPr>
-          <w:rFonts w:ascii="Aptos Narrow" w:eastAsia="Cambria" w:hAnsi="Aptos Narrow" w:cs="Times New Roman"/>
-        </w:rPr>
-        <w:t xml:space="preserve"> </w:t>
-      </w:r>
-      <w:proofErr w:type="spellStart"/>
-      <w:r>
-        <w:rPr>
-          <w:rFonts w:ascii="Aptos Narrow" w:eastAsia="Cambria" w:hAnsi="Aptos Narrow" w:cs="Times New Roman"/>
-        </w:rPr>
-        <w:t>incertaine</w:t>
-      </w:r>
-      <w:proofErr w:type="spellEnd"/>
-      <w:r>
-        <w:rPr>
-          <w:rFonts w:ascii="Aptos Narrow" w:eastAsia="Cambria" w:hAnsi="Aptos Narrow" w:cs="Times New Roman"/>
-        </w:rPr>
-        <w:t xml:space="preserve"> </w:t>
-      </w:r>
-      <w:proofErr w:type="spellStart"/>
-      <w:r>
-        <w:rPr>
-          <w:rFonts w:ascii="Aptos Narrow" w:eastAsia="Cambria" w:hAnsi="Aptos Narrow" w:cs="Times New Roman"/>
-        </w:rPr>
-        <w:t>ou</w:t>
-      </w:r>
-      <w:proofErr w:type="spellEnd"/>
-      <w:r>
-        <w:rPr>
-          <w:rFonts w:ascii="Aptos Narrow" w:eastAsia="Cambria" w:hAnsi="Aptos Narrow" w:cs="Times New Roman"/>
-        </w:rPr>
-        <w:t xml:space="preserve"> </w:t>
-      </w:r>
-      <w:proofErr w:type="spellStart"/>
-      <w:r>
-        <w:rPr>
-          <w:rFonts w:ascii="Aptos Narrow" w:eastAsia="Cambria" w:hAnsi="Aptos Narrow" w:cs="Times New Roman"/>
-        </w:rPr>
-        <w:t>ambiguë</w:t>
-      </w:r>
-      <w:proofErr w:type="spellEnd"/>
-      <w:r>
-        <w:rPr>
-          <w:rFonts w:ascii="Aptos Narrow" w:eastAsia="Cambria" w:hAnsi="Aptos Narrow" w:cs="Times New Roman"/>
-        </w:rPr>
-        <w:t xml:space="preserve"> (</w:t>
-      </w:r>
-      <w:proofErr w:type="spellStart"/>
-      <w:r>
-        <w:rPr>
-          <w:rFonts w:ascii="Aptos Narrow" w:eastAsia="Cambria" w:hAnsi="Aptos Narrow" w:cs="Times New Roman"/>
-        </w:rPr>
-        <w:t>homonymes</w:t>
-      </w:r>
-      <w:proofErr w:type="spellEnd"/>
-      <w:r>
-        <w:rPr>
-          <w:rFonts w:ascii="Aptos Narrow" w:eastAsia="Cambria" w:hAnsi="Aptos Narrow" w:cs="Times New Roman"/>
-        </w:rPr>
-        <w:t xml:space="preserve">, </w:t>
-      </w:r>
-      <w:proofErr w:type="spellStart"/>
-      <w:r>
-        <w:rPr>
-          <w:rFonts w:ascii="Aptos Narrow" w:eastAsia="Cambria" w:hAnsi="Aptos Narrow" w:cs="Times New Roman"/>
-        </w:rPr>
-        <w:t>différences</w:t>
-      </w:r>
-      <w:proofErr w:type="spellEnd"/>
-      <w:r>
-        <w:rPr>
-          <w:rFonts w:ascii="Aptos Narrow" w:eastAsia="Cambria" w:hAnsi="Aptos Narrow" w:cs="Times New Roman"/>
-        </w:rPr>
-        <w:t xml:space="preserve"> </w:t>
-      </w:r>
-      <w:proofErr w:type="spellStart"/>
-      <w:r>
-        <w:rPr>
-          <w:rFonts w:ascii="Aptos Narrow" w:eastAsia="Cambria" w:hAnsi="Aptos Narrow" w:cs="Times New Roman"/>
-        </w:rPr>
-        <w:t>d’écriture</w:t>
-      </w:r>
-      <w:proofErr w:type="spellEnd"/>
-      <w:r>
-        <w:rPr>
-          <w:rFonts w:ascii="Aptos Narrow" w:eastAsia="Cambria" w:hAnsi="Aptos Narrow" w:cs="Times New Roman"/>
-        </w:rPr>
-        <w:t xml:space="preserve">), </w:t>
-      </w:r>
-      <w:proofErr w:type="spellStart"/>
-      <w:r>
-        <w:rPr>
-          <w:rFonts w:ascii="Aptos Narrow" w:eastAsia="Cambria" w:hAnsi="Aptos Narrow" w:cs="Times New Roman"/>
-        </w:rPr>
-        <w:t>ces</w:t>
-      </w:r>
-      <w:proofErr w:type="spellEnd"/>
-      <w:r>
-        <w:rPr>
-          <w:rFonts w:ascii="Aptos Narrow" w:eastAsia="Cambria" w:hAnsi="Aptos Narrow" w:cs="Times New Roman"/>
-        </w:rPr>
-        <w:t xml:space="preserve"> données ne </w:t>
-      </w:r>
-      <w:proofErr w:type="spellStart"/>
-      <w:r>
-        <w:rPr>
-          <w:rFonts w:ascii="Aptos Narrow" w:eastAsia="Cambria" w:hAnsi="Aptos Narrow" w:cs="Times New Roman"/>
-        </w:rPr>
-        <w:t>doivent</w:t>
-      </w:r>
-      <w:proofErr w:type="spellEnd"/>
-      <w:r>
-        <w:rPr>
-          <w:rFonts w:ascii="Aptos Narrow" w:eastAsia="Cambria" w:hAnsi="Aptos Narrow" w:cs="Times New Roman"/>
-        </w:rPr>
-        <w:t xml:space="preserve"> pas </w:t>
-      </w:r>
-      <w:proofErr w:type="spellStart"/>
-      <w:r>
-        <w:rPr>
-          <w:rFonts w:ascii="Aptos Narrow" w:eastAsia="Cambria" w:hAnsi="Aptos Narrow" w:cs="Times New Roman"/>
-        </w:rPr>
-        <w:t>être</w:t>
-      </w:r>
-      <w:proofErr w:type="spellEnd"/>
-      <w:r>
-        <w:rPr>
-          <w:rFonts w:ascii="Aptos Narrow" w:eastAsia="Cambria" w:hAnsi="Aptos Narrow" w:cs="Times New Roman"/>
-        </w:rPr>
-        <w:t xml:space="preserve"> </w:t>
-      </w:r>
-      <w:proofErr w:type="spellStart"/>
-      <w:r>
-        <w:rPr>
-          <w:rFonts w:ascii="Aptos Narrow" w:eastAsia="Cambria" w:hAnsi="Aptos Narrow" w:cs="Times New Roman"/>
-        </w:rPr>
-        <w:t>utilisées</w:t>
-      </w:r>
-      <w:proofErr w:type="spellEnd"/>
-      <w:r>
-        <w:rPr>
-          <w:rFonts w:ascii="Aptos Narrow" w:eastAsia="Cambria" w:hAnsi="Aptos Narrow" w:cs="Times New Roman"/>
-        </w:rPr>
-        <w:t xml:space="preserve"> pour </w:t>
-      </w:r>
-      <w:proofErr w:type="spellStart"/>
-      <w:r>
-        <w:rPr>
-          <w:rFonts w:ascii="Aptos Narrow" w:eastAsia="Cambria" w:hAnsi="Aptos Narrow" w:cs="Times New Roman"/>
-        </w:rPr>
-        <w:t>une</w:t>
-      </w:r>
-      <w:proofErr w:type="spellEnd"/>
-      <w:r>
-        <w:rPr>
-          <w:rFonts w:ascii="Aptos Narrow" w:eastAsia="Cambria" w:hAnsi="Aptos Narrow" w:cs="Times New Roman"/>
-        </w:rPr>
-        <w:t xml:space="preserve"> </w:t>
-      </w:r>
-      <w:proofErr w:type="spellStart"/>
-      <w:r>
-        <w:rPr>
-          <w:rFonts w:ascii="Aptos Narrow" w:eastAsia="Cambria" w:hAnsi="Aptos Narrow" w:cs="Times New Roman"/>
-        </w:rPr>
-        <w:t>recommandation</w:t>
-      </w:r>
-      <w:proofErr w:type="spellEnd"/>
-      <w:r>
-        <w:rPr>
-          <w:rFonts w:ascii="Aptos Narrow" w:eastAsia="Cambria" w:hAnsi="Aptos Narrow" w:cs="Times New Roman"/>
-        </w:rPr>
-        <w:t xml:space="preserve"> finale sans validation </w:t>
-      </w:r>
-      <w:proofErr w:type="spellStart"/>
-      <w:r>
-        <w:rPr>
-          <w:rFonts w:ascii="Aptos Narrow" w:eastAsia="Cambria" w:hAnsi="Aptos Narrow" w:cs="Times New Roman"/>
-        </w:rPr>
-        <w:t>complémentaire</w:t>
-      </w:r>
-      <w:proofErr w:type="spellEnd"/>
-      <w:r>
-        <w:rPr>
-          <w:rFonts w:ascii="Aptos Narrow" w:eastAsia="Cambria" w:hAnsi="Aptos Narrow" w:cs="Times New Roman"/>
-        </w:rPr>
-        <w:t>.</w:t>
-      </w:r>
     </w:p>
     <w:p>
       <w:pPr>
@@ -10021,7 +5551,6 @@
       <w:bookmarkStart w:id="1" w:name="conclusion"/>
       <w:bookmarkEnd w:id="0"/>
       <w:r>
-        <w:lastRenderedPageBreak/>
         <w:t>7. Conclusion</w:t>
       </w:r>
     </w:p>
@@ -10841,6 +6370,119 @@
     </w:lvl>
   </w:abstractNum>
   <w:abstractNum w:abstractNumId="10" w15:restartNumberingAfterBreak="0">
+    <w:nsid w:val="02BC2622"/>
+    <w:multiLevelType w:val="hybridMultilevel"/>
+    <w:tmpl w:val="57C21D6A"/>
+    <w:lvl w:ilvl="0" w:tplc="040C0001">
+      <w:start w:val="1"/>
+      <w:numFmt w:val="bullet"/>
+      <w:lvlText w:val=""/>
+      <w:lvlJc w:val="left"/>
+      <w:pPr>
+        <w:ind w:left="720" w:hanging="360"/>
+      </w:pPr>
+      <w:rPr>
+        <w:rFonts w:ascii="Symbol" w:hAnsi="Symbol" w:hint="default"/>
+      </w:rPr>
+    </w:lvl>
+    <w:lvl w:ilvl="1" w:tplc="040C0003" w:tentative="1">
+      <w:start w:val="1"/>
+      <w:numFmt w:val="bullet"/>
+      <w:lvlText w:val="o"/>
+      <w:lvlJc w:val="left"/>
+      <w:pPr>
+        <w:ind w:left="1440" w:hanging="360"/>
+      </w:pPr>
+      <w:rPr>
+        <w:rFonts w:ascii="Courier New" w:hAnsi="Courier New" w:cs="Courier New" w:hint="default"/>
+      </w:rPr>
+    </w:lvl>
+    <w:lvl w:ilvl="2" w:tplc="040C0005" w:tentative="1">
+      <w:start w:val="1"/>
+      <w:numFmt w:val="bullet"/>
+      <w:lvlText w:val=""/>
+      <w:lvlJc w:val="left"/>
+      <w:pPr>
+        <w:ind w:left="2160" w:hanging="360"/>
+      </w:pPr>
+      <w:rPr>
+        <w:rFonts w:ascii="Wingdings" w:hAnsi="Wingdings" w:hint="default"/>
+      </w:rPr>
+    </w:lvl>
+    <w:lvl w:ilvl="3" w:tplc="040C0001" w:tentative="1">
+      <w:start w:val="1"/>
+      <w:numFmt w:val="bullet"/>
+      <w:lvlText w:val=""/>
+      <w:lvlJc w:val="left"/>
+      <w:pPr>
+        <w:ind w:left="2880" w:hanging="360"/>
+      </w:pPr>
+      <w:rPr>
+        <w:rFonts w:ascii="Symbol" w:hAnsi="Symbol" w:hint="default"/>
+      </w:rPr>
+    </w:lvl>
+    <w:lvl w:ilvl="4" w:tplc="040C0003" w:tentative="1">
+      <w:start w:val="1"/>
+      <w:numFmt w:val="bullet"/>
+      <w:lvlText w:val="o"/>
+      <w:lvlJc w:val="left"/>
+      <w:pPr>
+        <w:ind w:left="3600" w:hanging="360"/>
+      </w:pPr>
+      <w:rPr>
+        <w:rFonts w:ascii="Courier New" w:hAnsi="Courier New" w:cs="Courier New" w:hint="default"/>
+      </w:rPr>
+    </w:lvl>
+    <w:lvl w:ilvl="5" w:tplc="040C0005" w:tentative="1">
+      <w:start w:val="1"/>
+      <w:numFmt w:val="bullet"/>
+      <w:lvlText w:val=""/>
+      <w:lvlJc w:val="left"/>
+      <w:pPr>
+        <w:ind w:left="4320" w:hanging="360"/>
+      </w:pPr>
+      <w:rPr>
+        <w:rFonts w:ascii="Wingdings" w:hAnsi="Wingdings" w:hint="default"/>
+      </w:rPr>
+    </w:lvl>
+    <w:lvl w:ilvl="6" w:tplc="040C0001" w:tentative="1">
+      <w:start w:val="1"/>
+      <w:numFmt w:val="bullet"/>
+      <w:lvlText w:val=""/>
+      <w:lvlJc w:val="left"/>
+      <w:pPr>
+        <w:ind w:left="5040" w:hanging="360"/>
+      </w:pPr>
+      <w:rPr>
+        <w:rFonts w:ascii="Symbol" w:hAnsi="Symbol" w:hint="default"/>
+      </w:rPr>
+    </w:lvl>
+    <w:lvl w:ilvl="7" w:tplc="040C0003" w:tentative="1">
+      <w:start w:val="1"/>
+      <w:numFmt w:val="bullet"/>
+      <w:lvlText w:val="o"/>
+      <w:lvlJc w:val="left"/>
+      <w:pPr>
+        <w:ind w:left="5760" w:hanging="360"/>
+      </w:pPr>
+      <w:rPr>
+        <w:rFonts w:ascii="Courier New" w:hAnsi="Courier New" w:cs="Courier New" w:hint="default"/>
+      </w:rPr>
+    </w:lvl>
+    <w:lvl w:ilvl="8" w:tplc="040C0005" w:tentative="1">
+      <w:start w:val="1"/>
+      <w:numFmt w:val="bullet"/>
+      <w:lvlText w:val=""/>
+      <w:lvlJc w:val="left"/>
+      <w:pPr>
+        <w:ind w:left="6480" w:hanging="360"/>
+      </w:pPr>
+      <w:rPr>
+        <w:rFonts w:ascii="Wingdings" w:hAnsi="Wingdings" w:hint="default"/>
+      </w:rPr>
+    </w:lvl>
+  </w:abstractNum>
+  <w:abstractNum w:abstractNumId="11" w15:restartNumberingAfterBreak="0">
     <w:nsid w:val="122C52B1"/>
     <w:multiLevelType w:val="hybridMultilevel"/>
     <w:tmpl w:val="2A1CE910"/>
@@ -10953,7 +6595,120 @@
       </w:rPr>
     </w:lvl>
   </w:abstractNum>
-  <w:abstractNum w:abstractNumId="11" w15:restartNumberingAfterBreak="0">
+  <w:abstractNum w:abstractNumId="12" w15:restartNumberingAfterBreak="0">
+    <w:nsid w:val="1EE74818"/>
+    <w:multiLevelType w:val="hybridMultilevel"/>
+    <w:tmpl w:val="D9F2A372"/>
+    <w:lvl w:ilvl="0" w:tplc="040C0001">
+      <w:start w:val="1"/>
+      <w:numFmt w:val="bullet"/>
+      <w:lvlText w:val=""/>
+      <w:lvlJc w:val="left"/>
+      <w:pPr>
+        <w:ind w:left="720" w:hanging="360"/>
+      </w:pPr>
+      <w:rPr>
+        <w:rFonts w:ascii="Symbol" w:hAnsi="Symbol" w:hint="default"/>
+      </w:rPr>
+    </w:lvl>
+    <w:lvl w:ilvl="1" w:tplc="040C0003" w:tentative="1">
+      <w:start w:val="1"/>
+      <w:numFmt w:val="bullet"/>
+      <w:lvlText w:val="o"/>
+      <w:lvlJc w:val="left"/>
+      <w:pPr>
+        <w:ind w:left="1440" w:hanging="360"/>
+      </w:pPr>
+      <w:rPr>
+        <w:rFonts w:ascii="Courier New" w:hAnsi="Courier New" w:cs="Courier New" w:hint="default"/>
+      </w:rPr>
+    </w:lvl>
+    <w:lvl w:ilvl="2" w:tplc="040C0005" w:tentative="1">
+      <w:start w:val="1"/>
+      <w:numFmt w:val="bullet"/>
+      <w:lvlText w:val=""/>
+      <w:lvlJc w:val="left"/>
+      <w:pPr>
+        <w:ind w:left="2160" w:hanging="360"/>
+      </w:pPr>
+      <w:rPr>
+        <w:rFonts w:ascii="Wingdings" w:hAnsi="Wingdings" w:hint="default"/>
+      </w:rPr>
+    </w:lvl>
+    <w:lvl w:ilvl="3" w:tplc="040C0001" w:tentative="1">
+      <w:start w:val="1"/>
+      <w:numFmt w:val="bullet"/>
+      <w:lvlText w:val=""/>
+      <w:lvlJc w:val="left"/>
+      <w:pPr>
+        <w:ind w:left="2880" w:hanging="360"/>
+      </w:pPr>
+      <w:rPr>
+        <w:rFonts w:ascii="Symbol" w:hAnsi="Symbol" w:hint="default"/>
+      </w:rPr>
+    </w:lvl>
+    <w:lvl w:ilvl="4" w:tplc="040C0003" w:tentative="1">
+      <w:start w:val="1"/>
+      <w:numFmt w:val="bullet"/>
+      <w:lvlText w:val="o"/>
+      <w:lvlJc w:val="left"/>
+      <w:pPr>
+        <w:ind w:left="3600" w:hanging="360"/>
+      </w:pPr>
+      <w:rPr>
+        <w:rFonts w:ascii="Courier New" w:hAnsi="Courier New" w:cs="Courier New" w:hint="default"/>
+      </w:rPr>
+    </w:lvl>
+    <w:lvl w:ilvl="5" w:tplc="040C0005" w:tentative="1">
+      <w:start w:val="1"/>
+      <w:numFmt w:val="bullet"/>
+      <w:lvlText w:val=""/>
+      <w:lvlJc w:val="left"/>
+      <w:pPr>
+        <w:ind w:left="4320" w:hanging="360"/>
+      </w:pPr>
+      <w:rPr>
+        <w:rFonts w:ascii="Wingdings" w:hAnsi="Wingdings" w:hint="default"/>
+      </w:rPr>
+    </w:lvl>
+    <w:lvl w:ilvl="6" w:tplc="040C0001" w:tentative="1">
+      <w:start w:val="1"/>
+      <w:numFmt w:val="bullet"/>
+      <w:lvlText w:val=""/>
+      <w:lvlJc w:val="left"/>
+      <w:pPr>
+        <w:ind w:left="5040" w:hanging="360"/>
+      </w:pPr>
+      <w:rPr>
+        <w:rFonts w:ascii="Symbol" w:hAnsi="Symbol" w:hint="default"/>
+      </w:rPr>
+    </w:lvl>
+    <w:lvl w:ilvl="7" w:tplc="040C0003" w:tentative="1">
+      <w:start w:val="1"/>
+      <w:numFmt w:val="bullet"/>
+      <w:lvlText w:val="o"/>
+      <w:lvlJc w:val="left"/>
+      <w:pPr>
+        <w:ind w:left="5760" w:hanging="360"/>
+      </w:pPr>
+      <w:rPr>
+        <w:rFonts w:ascii="Courier New" w:hAnsi="Courier New" w:cs="Courier New" w:hint="default"/>
+      </w:rPr>
+    </w:lvl>
+    <w:lvl w:ilvl="8" w:tplc="040C0005" w:tentative="1">
+      <w:start w:val="1"/>
+      <w:numFmt w:val="bullet"/>
+      <w:lvlText w:val=""/>
+      <w:lvlJc w:val="left"/>
+      <w:pPr>
+        <w:ind w:left="6480" w:hanging="360"/>
+      </w:pPr>
+      <w:rPr>
+        <w:rFonts w:ascii="Wingdings" w:hAnsi="Wingdings" w:hint="default"/>
+      </w:rPr>
+    </w:lvl>
+  </w:abstractNum>
+  <w:abstractNum w:abstractNumId="13" w15:restartNumberingAfterBreak="0">
     <w:nsid w:val="4A6B3D71"/>
     <w:multiLevelType w:val="hybridMultilevel"/>
     <w:tmpl w:val="B4301182"/>
@@ -11066,7 +6821,7 @@
       </w:rPr>
     </w:lvl>
   </w:abstractNum>
-  <w:abstractNum w:abstractNumId="12" w15:restartNumberingAfterBreak="0">
+  <w:abstractNum w:abstractNumId="14" w15:restartNumberingAfterBreak="0">
     <w:nsid w:val="4C260F61"/>
     <w:multiLevelType w:val="hybridMultilevel"/>
     <w:tmpl w:val="666CBD6C"/>
@@ -11179,7 +6934,7 @@
       </w:rPr>
     </w:lvl>
   </w:abstractNum>
-  <w:abstractNum w:abstractNumId="13" w15:restartNumberingAfterBreak="0">
+  <w:abstractNum w:abstractNumId="15" w15:restartNumberingAfterBreak="0">
     <w:nsid w:val="4EF4350C"/>
     <w:multiLevelType w:val="hybridMultilevel"/>
     <w:tmpl w:val="B6DA6B3E"/>
@@ -11292,7 +7047,7 @@
       </w:rPr>
     </w:lvl>
   </w:abstractNum>
-  <w:abstractNum w:abstractNumId="14" w15:restartNumberingAfterBreak="0">
+  <w:abstractNum w:abstractNumId="16" w15:restartNumberingAfterBreak="0">
     <w:nsid w:val="60350F57"/>
     <w:multiLevelType w:val="hybridMultilevel"/>
     <w:tmpl w:val="3FD67A8E"/>
@@ -11405,7 +7160,7 @@
       </w:rPr>
     </w:lvl>
   </w:abstractNum>
-  <w:abstractNum w:abstractNumId="15" w15:restartNumberingAfterBreak="0">
+  <w:abstractNum w:abstractNumId="17" w15:restartNumberingAfterBreak="0">
     <w:nsid w:val="651B7837"/>
     <w:multiLevelType w:val="hybridMultilevel"/>
     <w:tmpl w:val="677EDE52"/>
@@ -11518,7 +7273,120 @@
       </w:rPr>
     </w:lvl>
   </w:abstractNum>
-  <w:abstractNum w:abstractNumId="16" w15:restartNumberingAfterBreak="0">
+  <w:abstractNum w:abstractNumId="18" w15:restartNumberingAfterBreak="0">
+    <w:nsid w:val="66AF1091"/>
+    <w:multiLevelType w:val="hybridMultilevel"/>
+    <w:tmpl w:val="66F06AB6"/>
+    <w:lvl w:ilvl="0" w:tplc="040C0001">
+      <w:start w:val="1"/>
+      <w:numFmt w:val="bullet"/>
+      <w:lvlText w:val=""/>
+      <w:lvlJc w:val="left"/>
+      <w:pPr>
+        <w:ind w:left="720" w:hanging="360"/>
+      </w:pPr>
+      <w:rPr>
+        <w:rFonts w:ascii="Symbol" w:hAnsi="Symbol" w:hint="default"/>
+      </w:rPr>
+    </w:lvl>
+    <w:lvl w:ilvl="1" w:tplc="040C0003" w:tentative="1">
+      <w:start w:val="1"/>
+      <w:numFmt w:val="bullet"/>
+      <w:lvlText w:val="o"/>
+      <w:lvlJc w:val="left"/>
+      <w:pPr>
+        <w:ind w:left="1440" w:hanging="360"/>
+      </w:pPr>
+      <w:rPr>
+        <w:rFonts w:ascii="Courier New" w:hAnsi="Courier New" w:cs="Courier New" w:hint="default"/>
+      </w:rPr>
+    </w:lvl>
+    <w:lvl w:ilvl="2" w:tplc="040C0005" w:tentative="1">
+      <w:start w:val="1"/>
+      <w:numFmt w:val="bullet"/>
+      <w:lvlText w:val=""/>
+      <w:lvlJc w:val="left"/>
+      <w:pPr>
+        <w:ind w:left="2160" w:hanging="360"/>
+      </w:pPr>
+      <w:rPr>
+        <w:rFonts w:ascii="Wingdings" w:hAnsi="Wingdings" w:hint="default"/>
+      </w:rPr>
+    </w:lvl>
+    <w:lvl w:ilvl="3" w:tplc="040C0001" w:tentative="1">
+      <w:start w:val="1"/>
+      <w:numFmt w:val="bullet"/>
+      <w:lvlText w:val=""/>
+      <w:lvlJc w:val="left"/>
+      <w:pPr>
+        <w:ind w:left="2880" w:hanging="360"/>
+      </w:pPr>
+      <w:rPr>
+        <w:rFonts w:ascii="Symbol" w:hAnsi="Symbol" w:hint="default"/>
+      </w:rPr>
+    </w:lvl>
+    <w:lvl w:ilvl="4" w:tplc="040C0003" w:tentative="1">
+      <w:start w:val="1"/>
+      <w:numFmt w:val="bullet"/>
+      <w:lvlText w:val="o"/>
+      <w:lvlJc w:val="left"/>
+      <w:pPr>
+        <w:ind w:left="3600" w:hanging="360"/>
+      </w:pPr>
+      <w:rPr>
+        <w:rFonts w:ascii="Courier New" w:hAnsi="Courier New" w:cs="Courier New" w:hint="default"/>
+      </w:rPr>
+    </w:lvl>
+    <w:lvl w:ilvl="5" w:tplc="040C0005" w:tentative="1">
+      <w:start w:val="1"/>
+      <w:numFmt w:val="bullet"/>
+      <w:lvlText w:val=""/>
+      <w:lvlJc w:val="left"/>
+      <w:pPr>
+        <w:ind w:left="4320" w:hanging="360"/>
+      </w:pPr>
+      <w:rPr>
+        <w:rFonts w:ascii="Wingdings" w:hAnsi="Wingdings" w:hint="default"/>
+      </w:rPr>
+    </w:lvl>
+    <w:lvl w:ilvl="6" w:tplc="040C0001" w:tentative="1">
+      <w:start w:val="1"/>
+      <w:numFmt w:val="bullet"/>
+      <w:lvlText w:val=""/>
+      <w:lvlJc w:val="left"/>
+      <w:pPr>
+        <w:ind w:left="5040" w:hanging="360"/>
+      </w:pPr>
+      <w:rPr>
+        <w:rFonts w:ascii="Symbol" w:hAnsi="Symbol" w:hint="default"/>
+      </w:rPr>
+    </w:lvl>
+    <w:lvl w:ilvl="7" w:tplc="040C0003" w:tentative="1">
+      <w:start w:val="1"/>
+      <w:numFmt w:val="bullet"/>
+      <w:lvlText w:val="o"/>
+      <w:lvlJc w:val="left"/>
+      <w:pPr>
+        <w:ind w:left="5760" w:hanging="360"/>
+      </w:pPr>
+      <w:rPr>
+        <w:rFonts w:ascii="Courier New" w:hAnsi="Courier New" w:cs="Courier New" w:hint="default"/>
+      </w:rPr>
+    </w:lvl>
+    <w:lvl w:ilvl="8" w:tplc="040C0005" w:tentative="1">
+      <w:start w:val="1"/>
+      <w:numFmt w:val="bullet"/>
+      <w:lvlText w:val=""/>
+      <w:lvlJc w:val="left"/>
+      <w:pPr>
+        <w:ind w:left="6480" w:hanging="360"/>
+      </w:pPr>
+      <w:rPr>
+        <w:rFonts w:ascii="Wingdings" w:hAnsi="Wingdings" w:hint="default"/>
+      </w:rPr>
+    </w:lvl>
+  </w:abstractNum>
+  <w:abstractNum w:abstractNumId="19" w15:restartNumberingAfterBreak="0">
     <w:nsid w:val="68154761"/>
     <w:multiLevelType w:val="hybridMultilevel"/>
     <w:tmpl w:val="2AD455CC"/>
@@ -11631,7 +7499,7 @@
       </w:rPr>
     </w:lvl>
   </w:abstractNum>
-  <w:abstractNum w:abstractNumId="17" w15:restartNumberingAfterBreak="0">
+  <w:abstractNum w:abstractNumId="20" w15:restartNumberingAfterBreak="0">
     <w:nsid w:val="6AA46305"/>
     <w:multiLevelType w:val="hybridMultilevel"/>
     <w:tmpl w:val="1E9E03B8"/>
@@ -11744,7 +7612,7 @@
       </w:rPr>
     </w:lvl>
   </w:abstractNum>
-  <w:abstractNum w:abstractNumId="18" w15:restartNumberingAfterBreak="0">
+  <w:abstractNum w:abstractNumId="21" w15:restartNumberingAfterBreak="0">
     <w:nsid w:val="7CFB741D"/>
     <w:multiLevelType w:val="hybridMultilevel"/>
     <w:tmpl w:val="9C2607E2"/>
@@ -11888,31 +7756,40 @@
     <w:abstractNumId w:val="9"/>
   </w:num>
   <w:num w:numId="11" w16cid:durableId="92407183">
+    <w:abstractNumId w:val="21"/>
+  </w:num>
+  <w:num w:numId="12" w16cid:durableId="133910568">
+    <w:abstractNumId w:val="15"/>
+  </w:num>
+  <w:num w:numId="13" w16cid:durableId="964702540">
+    <w:abstractNumId w:val="20"/>
+  </w:num>
+  <w:num w:numId="14" w16cid:durableId="1945845158">
+    <w:abstractNumId w:val="13"/>
+  </w:num>
+  <w:num w:numId="15" w16cid:durableId="1133132532">
+    <w:abstractNumId w:val="17"/>
+  </w:num>
+  <w:num w:numId="16" w16cid:durableId="2019385889">
+    <w:abstractNumId w:val="19"/>
+  </w:num>
+  <w:num w:numId="17" w16cid:durableId="1749032657">
+    <w:abstractNumId w:val="16"/>
+  </w:num>
+  <w:num w:numId="18" w16cid:durableId="8796792">
+    <w:abstractNumId w:val="14"/>
+  </w:num>
+  <w:num w:numId="19" w16cid:durableId="907034511">
+    <w:abstractNumId w:val="11"/>
+  </w:num>
+  <w:num w:numId="20" w16cid:durableId="1290671221">
+    <w:abstractNumId w:val="10"/>
+  </w:num>
+  <w:num w:numId="21" w16cid:durableId="272246358">
     <w:abstractNumId w:val="18"/>
   </w:num>
-  <w:num w:numId="12" w16cid:durableId="133910568">
-    <w:abstractNumId w:val="13"/>
-  </w:num>
-  <w:num w:numId="13" w16cid:durableId="964702540">
-    <w:abstractNumId w:val="17"/>
-  </w:num>
-  <w:num w:numId="14" w16cid:durableId="1945845158">
-    <w:abstractNumId w:val="11"/>
-  </w:num>
-  <w:num w:numId="15" w16cid:durableId="1133132532">
-    <w:abstractNumId w:val="15"/>
-  </w:num>
-  <w:num w:numId="16" w16cid:durableId="2019385889">
-    <w:abstractNumId w:val="16"/>
-  </w:num>
-  <w:num w:numId="17" w16cid:durableId="1749032657">
-    <w:abstractNumId w:val="14"/>
-  </w:num>
-  <w:num w:numId="18" w16cid:durableId="8796792">
+  <w:num w:numId="22" w16cid:durableId="1848016701">
     <w:abstractNumId w:val="12"/>
-  </w:num>
-  <w:num w:numId="19" w16cid:durableId="907034511">
-    <w:abstractNumId w:val="10"/>
   </w:num>
 </w:numbering>
 </file>
